--- a/游戏模式研究/Aura/3.增强输入系统.docx
+++ b/游戏模式研究/Aura/3.增强输入系统.docx
@@ -212,12 +212,8 @@
         <w:spacing w:line="143" w:lineRule="atLeast"/>
         <w:jc w:val="left"/>
         <w:rPr>
-          <w:rFonts w:ascii="Consolas" w:hAnsi="Consolas" w:eastAsia="Consolas" w:cs="Consolas"/>
-          <w:b w:val="0"/>
-          <w:bCs w:val="0"/>
-          <w:color w:val="3B3B3B"/>
-          <w:sz w:val="10"/>
-          <w:szCs w:val="10"/>
+          <w:rFonts w:hint="eastAsia"/>
+          <w:lang w:val="en-US" w:eastAsia="zh-CN"/>
         </w:rPr>
       </w:pPr>
       <w:r>
@@ -226,296 +222,6 @@
           <w:lang w:val="en-US" w:eastAsia="zh-CN"/>
         </w:rPr>
         <w:t>在构造函数中，</w:t>
-      </w:r>
-      <w:r>
-        <w:rPr>
-          <w:rFonts w:hint="default" w:ascii="Consolas" w:hAnsi="Consolas" w:eastAsia="Consolas" w:cs="Consolas"/>
-          <w:b w:val="0"/>
-          <w:bCs w:val="0"/>
-          <w:color w:val="001080"/>
-          <w:kern w:val="0"/>
-          <w:sz w:val="10"/>
-          <w:szCs w:val="10"/>
-          <w:shd w:val="clear" w:fill="FFFFFF"/>
-          <w:lang w:val="en-US" w:eastAsia="zh-CN" w:bidi="ar"/>
-        </w:rPr>
-        <w:t>bReplicates</w:t>
-      </w:r>
-      <w:r>
-        <w:rPr>
-          <w:rFonts w:hint="default" w:ascii="Consolas" w:hAnsi="Consolas" w:eastAsia="Consolas" w:cs="Consolas"/>
-          <w:b w:val="0"/>
-          <w:bCs w:val="0"/>
-          <w:color w:val="3B3B3B"/>
-          <w:kern w:val="0"/>
-          <w:sz w:val="10"/>
-          <w:szCs w:val="10"/>
-          <w:shd w:val="clear" w:fill="FFFFFF"/>
-          <w:lang w:val="en-US" w:eastAsia="zh-CN" w:bidi="ar"/>
-        </w:rPr>
-        <w:t xml:space="preserve"> </w:t>
-      </w:r>
-      <w:r>
-        <w:rPr>
-          <w:rFonts w:hint="default" w:ascii="Consolas" w:hAnsi="Consolas" w:eastAsia="Consolas" w:cs="Consolas"/>
-          <w:b w:val="0"/>
-          <w:bCs w:val="0"/>
-          <w:color w:val="000000"/>
-          <w:kern w:val="0"/>
-          <w:sz w:val="10"/>
-          <w:szCs w:val="10"/>
-          <w:shd w:val="clear" w:fill="FFFFFF"/>
-          <w:lang w:val="en-US" w:eastAsia="zh-CN" w:bidi="ar"/>
-        </w:rPr>
-        <w:t>=</w:t>
-      </w:r>
-      <w:r>
-        <w:rPr>
-          <w:rFonts w:hint="default" w:ascii="Consolas" w:hAnsi="Consolas" w:eastAsia="Consolas" w:cs="Consolas"/>
-          <w:b w:val="0"/>
-          <w:bCs w:val="0"/>
-          <w:color w:val="3B3B3B"/>
-          <w:kern w:val="0"/>
-          <w:sz w:val="10"/>
-          <w:szCs w:val="10"/>
-          <w:shd w:val="clear" w:fill="FFFFFF"/>
-          <w:lang w:val="en-US" w:eastAsia="zh-CN" w:bidi="ar"/>
-        </w:rPr>
-        <w:t xml:space="preserve"> </w:t>
-      </w:r>
-      <w:r>
-        <w:rPr>
-          <w:rFonts w:hint="default" w:ascii="Consolas" w:hAnsi="Consolas" w:eastAsia="Consolas" w:cs="Consolas"/>
-          <w:b w:val="0"/>
-          <w:bCs w:val="0"/>
-          <w:color w:val="0000FF"/>
-          <w:kern w:val="0"/>
-          <w:sz w:val="10"/>
-          <w:szCs w:val="10"/>
-          <w:shd w:val="clear" w:fill="FFFFFF"/>
-          <w:lang w:val="en-US" w:eastAsia="zh-CN" w:bidi="ar"/>
-        </w:rPr>
-        <w:t>true</w:t>
-      </w:r>
-      <w:r>
-        <w:rPr>
-          <w:rFonts w:hint="default" w:ascii="Consolas" w:hAnsi="Consolas" w:eastAsia="Consolas" w:cs="Consolas"/>
-          <w:b w:val="0"/>
-          <w:bCs w:val="0"/>
-          <w:color w:val="3B3B3B"/>
-          <w:kern w:val="0"/>
-          <w:sz w:val="10"/>
-          <w:szCs w:val="10"/>
-          <w:shd w:val="clear" w:fill="FFFFFF"/>
-          <w:lang w:val="en-US" w:eastAsia="zh-CN" w:bidi="ar"/>
-        </w:rPr>
-        <w:t>;</w:t>
-      </w:r>
-    </w:p>
-    <w:p>
-      <w:pPr>
-        <w:rPr>
-          <w:rFonts w:hint="eastAsia"/>
-          <w:lang w:val="en-US" w:eastAsia="zh-CN"/>
-        </w:rPr>
-      </w:pPr>
-      <w:r>
-        <w:rPr>
-          <w:rFonts w:hint="eastAsia"/>
-          <w:lang w:val="en-US" w:eastAsia="zh-CN"/>
-        </w:rPr>
-        <w:t>然后在BeginPlay中，完成输入映射上下文的实现</w:t>
-      </w:r>
-    </w:p>
-    <w:p>
-      <w:pPr>
-        <w:rPr>
-          <w:rFonts w:hint="eastAsia"/>
-          <w:lang w:val="en-US" w:eastAsia="zh-CN"/>
-        </w:rPr>
-      </w:pPr>
-      <w:r>
-        <w:rPr>
-          <w:rFonts w:hint="eastAsia"/>
-          <w:lang w:val="en-US" w:eastAsia="zh-CN"/>
-        </w:rPr>
-        <w:t>实现时，需要先创建变量来存储 输入映射上下文</w:t>
-      </w:r>
-    </w:p>
-    <w:p>
-      <w:pPr>
-        <w:rPr>
-          <w:rFonts w:hint="eastAsia"/>
-          <w:lang w:val="en-US" w:eastAsia="zh-CN"/>
-        </w:rPr>
-      </w:pPr>
-      <w:r>
-        <w:rPr>
-          <w:rFonts w:hint="eastAsia"/>
-          <w:lang w:val="en-US" w:eastAsia="zh-CN"/>
-        </w:rPr>
-        <w:t>在类中</w:t>
-      </w:r>
-    </w:p>
-    <w:p>
-      <w:pPr>
-        <w:pStyle w:val="3"/>
-        <w:keepNext w:val="0"/>
-        <w:keepLines w:val="0"/>
-        <w:widowControl/>
-        <w:suppressLineNumbers w:val="0"/>
-        <w:rPr>
-          <w:rFonts w:hint="default" w:ascii="monospace" w:hAnsi="monospace" w:cs="monospace"/>
-          <w:color w:val="BDBDBD"/>
-          <w:sz w:val="19"/>
-          <w:szCs w:val="19"/>
-          <w:shd w:val="clear" w:fill="262626"/>
-          <w:lang w:val="en-US" w:eastAsia="zh-CN"/>
-        </w:rPr>
-      </w:pPr>
-      <w:r>
-        <w:rPr>
-          <w:rFonts w:hint="default" w:ascii="monospace" w:hAnsi="monospace" w:eastAsia="monospace" w:cs="monospace"/>
-          <w:color w:val="6C95EB"/>
-          <w:sz w:val="19"/>
-          <w:szCs w:val="19"/>
-          <w:shd w:val="clear" w:fill="262626"/>
-        </w:rPr>
-        <w:t xml:space="preserve">class </w:t>
-      </w:r>
-      <w:r>
-        <w:rPr>
-          <w:rFonts w:hint="default" w:ascii="monospace" w:hAnsi="monospace" w:eastAsia="monospace" w:cs="monospace"/>
-          <w:color w:val="C191FF"/>
-          <w:sz w:val="19"/>
-          <w:szCs w:val="19"/>
-          <w:shd w:val="clear" w:fill="262626"/>
-        </w:rPr>
-        <w:t>UInputMappingContext</w:t>
-      </w:r>
-      <w:r>
-        <w:rPr>
-          <w:rFonts w:hint="default" w:ascii="monospace" w:hAnsi="monospace" w:eastAsia="monospace" w:cs="monospace"/>
-          <w:color w:val="BDBDBD"/>
-          <w:sz w:val="19"/>
-          <w:szCs w:val="19"/>
-          <w:shd w:val="clear" w:fill="262626"/>
-        </w:rPr>
-        <w:t>;</w:t>
-      </w:r>
-      <w:r>
-        <w:rPr>
-          <w:rFonts w:hint="eastAsia" w:ascii="monospace" w:hAnsi="monospace" w:cs="monospace"/>
-          <w:color w:val="BDBDBD"/>
-          <w:sz w:val="19"/>
-          <w:szCs w:val="19"/>
-          <w:shd w:val="clear" w:fill="262626"/>
-          <w:lang w:val="en-US" w:eastAsia="zh-CN"/>
-        </w:rPr>
-        <w:t xml:space="preserve"> </w:t>
-      </w:r>
-      <w:r>
-        <w:rPr>
-          <w:rFonts w:hint="eastAsia" w:ascii="monospace" w:hAnsi="monospace" w:cs="monospace"/>
-          <w:color w:val="75BD42" w:themeColor="accent4"/>
-          <w:sz w:val="19"/>
-          <w:szCs w:val="19"/>
-          <w:shd w:val="clear" w:fill="262626"/>
-          <w:lang w:val="en-US" w:eastAsia="zh-CN"/>
-          <w14:textFill>
-            <w14:solidFill>
-              <w14:schemeClr w14:val="accent4"/>
-            </w14:solidFill>
-          </w14:textFill>
-        </w:rPr>
-        <w:t>// 需要在Build.cs中加上“EnhancedInputs”</w:t>
-      </w:r>
-    </w:p>
-    <w:p>
-      <w:pPr>
-        <w:pStyle w:val="3"/>
-        <w:keepNext w:val="0"/>
-        <w:keepLines w:val="0"/>
-        <w:widowControl/>
-        <w:suppressLineNumbers w:val="0"/>
-        <w:rPr>
-          <w:rFonts w:ascii="Consolas" w:hAnsi="Consolas" w:eastAsia="Consolas" w:cs="Consolas"/>
-          <w:b w:val="0"/>
-          <w:bCs w:val="0"/>
-          <w:color w:val="3B3B3B"/>
-          <w:sz w:val="10"/>
-          <w:szCs w:val="10"/>
-        </w:rPr>
-      </w:pPr>
-      <w:r>
-        <w:rPr>
-          <w:rFonts w:hint="default" w:ascii="Consolas" w:hAnsi="Consolas" w:eastAsia="Consolas" w:cs="Consolas"/>
-          <w:b w:val="0"/>
-          <w:bCs w:val="0"/>
-          <w:color w:val="001080"/>
-          <w:kern w:val="0"/>
-          <w:sz w:val="10"/>
-          <w:szCs w:val="10"/>
-          <w:shd w:val="clear" w:fill="FFFFFF"/>
-          <w:lang w:val="en-US" w:eastAsia="zh-CN" w:bidi="ar"/>
-        </w:rPr>
-        <w:t>UPROPERTY</w:t>
-      </w:r>
-      <w:r>
-        <w:rPr>
-          <w:rFonts w:hint="default" w:ascii="Consolas" w:hAnsi="Consolas" w:eastAsia="Consolas" w:cs="Consolas"/>
-          <w:b w:val="0"/>
-          <w:bCs w:val="0"/>
-          <w:color w:val="3B3B3B"/>
-          <w:kern w:val="0"/>
-          <w:sz w:val="10"/>
-          <w:szCs w:val="10"/>
-          <w:shd w:val="clear" w:fill="FFFFFF"/>
-          <w:lang w:val="en-US" w:eastAsia="zh-CN" w:bidi="ar"/>
-        </w:rPr>
-        <w:t>(EditAnywhere,Category</w:t>
-      </w:r>
-      <w:r>
-        <w:rPr>
-          <w:rFonts w:hint="default" w:ascii="Consolas" w:hAnsi="Consolas" w:eastAsia="Consolas" w:cs="Consolas"/>
-          <w:b w:val="0"/>
-          <w:bCs w:val="0"/>
-          <w:color w:val="000000"/>
-          <w:kern w:val="0"/>
-          <w:sz w:val="10"/>
-          <w:szCs w:val="10"/>
-          <w:shd w:val="clear" w:fill="FFFFFF"/>
-          <w:lang w:val="en-US" w:eastAsia="zh-CN" w:bidi="ar"/>
-        </w:rPr>
-        <w:t>=</w:t>
-      </w:r>
-      <w:r>
-        <w:rPr>
-          <w:rFonts w:hint="default" w:ascii="Consolas" w:hAnsi="Consolas" w:eastAsia="Consolas" w:cs="Consolas"/>
-          <w:b w:val="0"/>
-          <w:bCs w:val="0"/>
-          <w:color w:val="A31515"/>
-          <w:kern w:val="0"/>
-          <w:sz w:val="10"/>
-          <w:szCs w:val="10"/>
-          <w:shd w:val="clear" w:fill="FFFFFF"/>
-          <w:lang w:val="en-US" w:eastAsia="zh-CN" w:bidi="ar"/>
-        </w:rPr>
-        <w:t>"Input"</w:t>
-      </w:r>
-      <w:r>
-        <w:rPr>
-          <w:rFonts w:hint="default" w:ascii="Consolas" w:hAnsi="Consolas" w:eastAsia="Consolas" w:cs="Consolas"/>
-          <w:b w:val="0"/>
-          <w:bCs w:val="0"/>
-          <w:color w:val="3B3B3B"/>
-          <w:kern w:val="0"/>
-          <w:sz w:val="10"/>
-          <w:szCs w:val="10"/>
-          <w:shd w:val="clear" w:fill="FFFFFF"/>
-          <w:lang w:val="en-US" w:eastAsia="zh-CN" w:bidi="ar"/>
-        </w:rPr>
-        <w:t>)</w:t>
       </w:r>
     </w:p>
     <w:p>
@@ -528,7 +234,7 @@
         <w:spacing w:line="143" w:lineRule="atLeast"/>
         <w:jc w:val="left"/>
         <w:rPr>
-          <w:rFonts w:hint="default" w:ascii="Consolas" w:hAnsi="Consolas" w:eastAsia="Consolas" w:cs="Consolas"/>
+          <w:rFonts w:ascii="Consolas" w:hAnsi="Consolas" w:eastAsia="Consolas" w:cs="Consolas"/>
           <w:b w:val="0"/>
           <w:bCs w:val="0"/>
           <w:color w:val="3B3B3B"/>
@@ -536,19 +242,35 @@
           <w:szCs w:val="10"/>
         </w:rPr>
       </w:pPr>
-      <w:r>
-        <w:rPr>
-          <w:rFonts w:hint="default" w:ascii="Consolas" w:hAnsi="Consolas" w:eastAsia="Consolas" w:cs="Consolas"/>
-          <w:b w:val="0"/>
-          <w:bCs w:val="0"/>
-          <w:color w:val="3B3B3B"/>
-          <w:kern w:val="0"/>
-          <w:sz w:val="10"/>
-          <w:szCs w:val="10"/>
-          <w:shd w:val="clear" w:fill="FFFFFF"/>
-          <w:lang w:val="en-US" w:eastAsia="zh-CN" w:bidi="ar"/>
-        </w:rPr>
-        <w:t>TObjectPtr</w:t>
+      <w:bookmarkStart w:id="0" w:name="_GoBack"/>
+      <w:bookmarkEnd w:id="0"/>
+      <w:r>
+        <w:rPr>
+          <w:rFonts w:hint="default" w:ascii="Consolas" w:hAnsi="Consolas" w:eastAsia="Consolas" w:cs="Consolas"/>
+          <w:b w:val="0"/>
+          <w:bCs w:val="0"/>
+          <w:color w:val="001080"/>
+          <w:kern w:val="0"/>
+          <w:sz w:val="18"/>
+          <w:szCs w:val="18"/>
+          <w:shd w:val="clear" w:fill="FFFFFF"/>
+          <w:lang w:val="en-US" w:eastAsia="zh-CN" w:bidi="ar"/>
+        </w:rPr>
+        <w:t>bReplicates</w:t>
+      </w:r>
+      <w:r>
+        <w:rPr>
+          <w:rFonts w:hint="default" w:ascii="Consolas" w:hAnsi="Consolas" w:eastAsia="Consolas" w:cs="Consolas"/>
+          <w:b w:val="0"/>
+          <w:bCs w:val="0"/>
+          <w:color w:val="3B3B3B"/>
+          <w:kern w:val="0"/>
+          <w:sz w:val="18"/>
+          <w:szCs w:val="18"/>
+          <w:shd w:val="clear" w:fill="FFFFFF"/>
+          <w:lang w:val="en-US" w:eastAsia="zh-CN" w:bidi="ar"/>
+        </w:rPr>
+        <w:t xml:space="preserve"> </w:t>
       </w:r>
       <w:r>
         <w:rPr>
@@ -557,69 +279,99 @@
           <w:bCs w:val="0"/>
           <w:color w:val="000000"/>
           <w:kern w:val="0"/>
-          <w:sz w:val="10"/>
-          <w:szCs w:val="10"/>
-          <w:shd w:val="clear" w:fill="FFFFFF"/>
-          <w:lang w:val="en-US" w:eastAsia="zh-CN" w:bidi="ar"/>
-        </w:rPr>
-        <w:t>&lt;</w:t>
-      </w:r>
-      <w:r>
-        <w:rPr>
-          <w:rFonts w:hint="default" w:ascii="Consolas" w:hAnsi="Consolas" w:eastAsia="Consolas" w:cs="Consolas"/>
-          <w:b w:val="0"/>
-          <w:bCs w:val="0"/>
-          <w:color w:val="3B3B3B"/>
-          <w:kern w:val="0"/>
-          <w:sz w:val="10"/>
-          <w:szCs w:val="10"/>
-          <w:shd w:val="clear" w:fill="FFFFFF"/>
-          <w:lang w:val="en-US" w:eastAsia="zh-CN" w:bidi="ar"/>
-        </w:rPr>
-        <w:t>UInputMappingContext</w:t>
-      </w:r>
-      <w:r>
-        <w:rPr>
-          <w:rFonts w:hint="default" w:ascii="Consolas" w:hAnsi="Consolas" w:eastAsia="Consolas" w:cs="Consolas"/>
-          <w:b w:val="0"/>
-          <w:bCs w:val="0"/>
-          <w:color w:val="000000"/>
-          <w:kern w:val="0"/>
-          <w:sz w:val="10"/>
-          <w:szCs w:val="10"/>
-          <w:shd w:val="clear" w:fill="FFFFFF"/>
-          <w:lang w:val="en-US" w:eastAsia="zh-CN" w:bidi="ar"/>
-        </w:rPr>
-        <w:t>&gt;</w:t>
-      </w:r>
-      <w:r>
-        <w:rPr>
-          <w:rFonts w:hint="default" w:ascii="Consolas" w:hAnsi="Consolas" w:eastAsia="Consolas" w:cs="Consolas"/>
-          <w:b w:val="0"/>
-          <w:bCs w:val="0"/>
-          <w:color w:val="3B3B3B"/>
-          <w:kern w:val="0"/>
-          <w:sz w:val="10"/>
-          <w:szCs w:val="10"/>
-          <w:shd w:val="clear" w:fill="FFFFFF"/>
-          <w:lang w:val="en-US" w:eastAsia="zh-CN" w:bidi="ar"/>
-        </w:rPr>
-        <w:t xml:space="preserve"> AuraContext;</w:t>
-      </w:r>
-    </w:p>
-    <w:p>
-      <w:pPr>
-        <w:rPr>
-          <w:rFonts w:hint="eastAsia"/>
-          <w:lang w:val="en-US" w:eastAsia="zh-CN"/>
-        </w:rPr>
-      </w:pPr>
-      <w:r>
-        <w:rPr>
-          <w:rFonts w:hint="eastAsia"/>
-          <w:lang w:val="en-US" w:eastAsia="zh-CN"/>
-        </w:rPr>
-        <w:t>然后进入.Build.cs中，添加“EnhancedInput”</w:t>
+          <w:sz w:val="18"/>
+          <w:szCs w:val="18"/>
+          <w:shd w:val="clear" w:fill="FFFFFF"/>
+          <w:lang w:val="en-US" w:eastAsia="zh-CN" w:bidi="ar"/>
+        </w:rPr>
+        <w:t>=</w:t>
+      </w:r>
+      <w:r>
+        <w:rPr>
+          <w:rFonts w:hint="default" w:ascii="Consolas" w:hAnsi="Consolas" w:eastAsia="Consolas" w:cs="Consolas"/>
+          <w:b w:val="0"/>
+          <w:bCs w:val="0"/>
+          <w:color w:val="3B3B3B"/>
+          <w:kern w:val="0"/>
+          <w:sz w:val="18"/>
+          <w:szCs w:val="18"/>
+          <w:shd w:val="clear" w:fill="FFFFFF"/>
+          <w:lang w:val="en-US" w:eastAsia="zh-CN" w:bidi="ar"/>
+        </w:rPr>
+        <w:t xml:space="preserve"> </w:t>
+      </w:r>
+      <w:r>
+        <w:rPr>
+          <w:rFonts w:hint="default" w:ascii="Consolas" w:hAnsi="Consolas" w:eastAsia="Consolas" w:cs="Consolas"/>
+          <w:b w:val="0"/>
+          <w:bCs w:val="0"/>
+          <w:color w:val="0000FF"/>
+          <w:kern w:val="0"/>
+          <w:sz w:val="18"/>
+          <w:szCs w:val="18"/>
+          <w:shd w:val="clear" w:fill="FFFFFF"/>
+          <w:lang w:val="en-US" w:eastAsia="zh-CN" w:bidi="ar"/>
+        </w:rPr>
+        <w:t>true</w:t>
+      </w:r>
+      <w:r>
+        <w:rPr>
+          <w:rFonts w:hint="default" w:ascii="Consolas" w:hAnsi="Consolas" w:eastAsia="Consolas" w:cs="Consolas"/>
+          <w:b w:val="0"/>
+          <w:bCs w:val="0"/>
+          <w:color w:val="3B3B3B"/>
+          <w:kern w:val="0"/>
+          <w:sz w:val="18"/>
+          <w:szCs w:val="18"/>
+          <w:shd w:val="clear" w:fill="FFFFFF"/>
+          <w:lang w:val="en-US" w:eastAsia="zh-CN" w:bidi="ar"/>
+        </w:rPr>
+        <w:t>;</w:t>
+      </w:r>
+    </w:p>
+    <w:p>
+      <w:pPr>
+        <w:rPr>
+          <w:rFonts w:hint="eastAsia"/>
+          <w:lang w:val="en-US" w:eastAsia="zh-CN"/>
+        </w:rPr>
+      </w:pPr>
+      <w:r>
+        <w:rPr>
+          <w:rFonts w:hint="eastAsia"/>
+          <w:lang w:val="en-US" w:eastAsia="zh-CN"/>
+        </w:rPr>
+        <w:t>然后在BeginPlay中，完成输入映射上下文的实现</w:t>
+      </w:r>
+    </w:p>
+    <w:p>
+      <w:pPr>
+        <w:rPr>
+          <w:rFonts w:hint="eastAsia"/>
+          <w:lang w:val="en-US" w:eastAsia="zh-CN"/>
+        </w:rPr>
+      </w:pPr>
+      <w:r>
+        <w:rPr>
+          <w:rFonts w:hint="eastAsia"/>
+          <w:lang w:val="en-US" w:eastAsia="zh-CN"/>
+        </w:rPr>
+        <w:t>实现时，需要先创建变量来存储 输入映射上下文</w:t>
+      </w:r>
+    </w:p>
+    <w:p>
+      <w:pPr>
+        <w:rPr>
+          <w:rFonts w:hint="eastAsia"/>
+          <w:lang w:val="en-US" w:eastAsia="zh-CN"/>
+        </w:rPr>
+      </w:pPr>
+      <w:r>
+        <w:rPr>
+          <w:rFonts w:hint="eastAsia"/>
+          <w:lang w:val="en-US" w:eastAsia="zh-CN"/>
+        </w:rPr>
+        <w:t>在类中</w:t>
       </w:r>
     </w:p>
     <w:p>
@@ -630,20 +382,33 @@
         <w:widowControl/>
         <w:suppressLineNumbers w:val="0"/>
         <w:rPr>
-          <w:rFonts w:ascii="monospace" w:hAnsi="monospace" w:eastAsia="monospace" w:cs="monospace"/>
-          <w:sz w:val="19"/>
-          <w:szCs w:val="19"/>
-        </w:rPr>
-      </w:pPr>
-      <w:r>
-        <w:rPr>
-          <w:rFonts w:hint="default" w:ascii="monospace" w:hAnsi="monospace" w:eastAsia="monospace" w:cs="monospace"/>
-          <w:color w:val="D0D0D0"/>
+          <w:rFonts w:hint="default" w:ascii="monospace" w:hAnsi="monospace" w:cs="monospace"/>
+          <w:color w:val="BDBDBD"/>
           <w:sz w:val="19"/>
           <w:szCs w:val="19"/>
           <w:shd w:val="clear" w:fill="262626"/>
-        </w:rPr>
-        <w:t>PublicDependencyModuleNames</w:t>
+          <w:lang w:val="en-US" w:eastAsia="zh-CN"/>
+        </w:rPr>
+      </w:pPr>
+      <w:r>
+        <w:rPr>
+          <w:rFonts w:hint="default" w:ascii="monospace" w:hAnsi="monospace" w:eastAsia="monospace" w:cs="monospace"/>
+          <w:color w:val="6C95EB"/>
+          <w:sz w:val="19"/>
+          <w:szCs w:val="19"/>
+          <w:shd w:val="clear" w:fill="262626"/>
+        </w:rPr>
+        <w:t xml:space="preserve">class </w:t>
+      </w:r>
+      <w:r>
+        <w:rPr>
+          <w:rFonts w:hint="default" w:ascii="monospace" w:hAnsi="monospace" w:eastAsia="monospace" w:cs="monospace"/>
+          <w:color w:val="C191FF"/>
+          <w:sz w:val="19"/>
+          <w:szCs w:val="19"/>
+          <w:shd w:val="clear" w:fill="262626"/>
+        </w:rPr>
+        <w:t>UInputMappingContext</w:t>
       </w:r>
       <w:r>
         <w:rPr>
@@ -653,162 +418,34 @@
           <w:szCs w:val="19"/>
           <w:shd w:val="clear" w:fill="262626"/>
         </w:rPr>
-        <w:t>.</w:t>
-      </w:r>
-      <w:r>
-        <w:rPr>
-          <w:rFonts w:hint="default" w:ascii="monospace" w:hAnsi="monospace" w:eastAsia="monospace" w:cs="monospace"/>
-          <w:color w:val="D0D0D0"/>
-          <w:sz w:val="19"/>
-          <w:szCs w:val="19"/>
-          <w:shd w:val="clear" w:fill="262626"/>
-        </w:rPr>
-        <w:t>AddRange</w:t>
-      </w:r>
-      <w:r>
-        <w:rPr>
-          <w:rFonts w:hint="default" w:ascii="monospace" w:hAnsi="monospace" w:eastAsia="monospace" w:cs="monospace"/>
+        <w:t>;</w:t>
+      </w:r>
+      <w:r>
+        <w:rPr>
+          <w:rFonts w:hint="eastAsia" w:ascii="monospace" w:hAnsi="monospace" w:cs="monospace"/>
           <w:color w:val="BDBDBD"/>
           <w:sz w:val="19"/>
           <w:szCs w:val="19"/>
           <w:shd w:val="clear" w:fill="262626"/>
-        </w:rPr>
-        <w:t>(</w:t>
-      </w:r>
-      <w:r>
-        <w:rPr>
-          <w:rFonts w:hint="default" w:ascii="monospace" w:hAnsi="monospace" w:eastAsia="monospace" w:cs="monospace"/>
-          <w:color w:val="6C95EB"/>
+          <w:lang w:val="en-US" w:eastAsia="zh-CN"/>
+        </w:rPr>
+        <w:t xml:space="preserve"> </w:t>
+      </w:r>
+      <w:r>
+        <w:rPr>
+          <w:rFonts w:hint="eastAsia" w:ascii="monospace" w:hAnsi="monospace" w:cs="monospace"/>
+          <w:color w:val="75BD42" w:themeColor="accent4"/>
           <w:sz w:val="19"/>
           <w:szCs w:val="19"/>
           <w:shd w:val="clear" w:fill="262626"/>
-        </w:rPr>
-        <w:t>new string</w:t>
-      </w:r>
-      <w:r>
-        <w:rPr>
-          <w:rFonts w:hint="default" w:ascii="monospace" w:hAnsi="monospace" w:eastAsia="monospace" w:cs="monospace"/>
-          <w:color w:val="BDBDBD"/>
-          <w:sz w:val="19"/>
-          <w:szCs w:val="19"/>
-          <w:shd w:val="clear" w:fill="262626"/>
-        </w:rPr>
-        <w:t xml:space="preserve">[] { </w:t>
-      </w:r>
-      <w:r>
-        <w:rPr>
-          <w:rFonts w:hint="default" w:ascii="monospace" w:hAnsi="monospace" w:eastAsia="monospace" w:cs="monospace"/>
-          <w:color w:val="C9A26D"/>
-          <w:sz w:val="19"/>
-          <w:szCs w:val="19"/>
-          <w:shd w:val="clear" w:fill="262626"/>
-        </w:rPr>
-        <w:t>"Core"</w:t>
-      </w:r>
-      <w:r>
-        <w:rPr>
-          <w:rFonts w:hint="default" w:ascii="monospace" w:hAnsi="monospace" w:eastAsia="monospace" w:cs="monospace"/>
-          <w:color w:val="BDBDBD"/>
-          <w:sz w:val="19"/>
-          <w:szCs w:val="19"/>
-          <w:shd w:val="clear" w:fill="262626"/>
-        </w:rPr>
-        <w:t xml:space="preserve">, </w:t>
-      </w:r>
-      <w:r>
-        <w:rPr>
-          <w:rFonts w:hint="default" w:ascii="monospace" w:hAnsi="monospace" w:eastAsia="monospace" w:cs="monospace"/>
-          <w:color w:val="C9A26D"/>
-          <w:sz w:val="19"/>
-          <w:szCs w:val="19"/>
-          <w:shd w:val="clear" w:fill="262626"/>
-        </w:rPr>
-        <w:t>"CoreUObject"</w:t>
-      </w:r>
-      <w:r>
-        <w:rPr>
-          <w:rFonts w:hint="default" w:ascii="monospace" w:hAnsi="monospace" w:eastAsia="monospace" w:cs="monospace"/>
-          <w:color w:val="BDBDBD"/>
-          <w:sz w:val="19"/>
-          <w:szCs w:val="19"/>
-          <w:shd w:val="clear" w:fill="262626"/>
-        </w:rPr>
-        <w:t xml:space="preserve">, </w:t>
-      </w:r>
-      <w:r>
-        <w:rPr>
-          <w:rFonts w:hint="default" w:ascii="monospace" w:hAnsi="monospace" w:eastAsia="monospace" w:cs="monospace"/>
-          <w:color w:val="C9A26D"/>
-          <w:sz w:val="19"/>
-          <w:szCs w:val="19"/>
-          <w:shd w:val="clear" w:fill="262626"/>
-        </w:rPr>
-        <w:t>"Engine"</w:t>
-      </w:r>
-      <w:r>
-        <w:rPr>
-          <w:rFonts w:hint="default" w:ascii="monospace" w:hAnsi="monospace" w:eastAsia="monospace" w:cs="monospace"/>
-          <w:color w:val="BDBDBD"/>
-          <w:sz w:val="19"/>
-          <w:szCs w:val="19"/>
-          <w:shd w:val="clear" w:fill="262626"/>
-        </w:rPr>
-        <w:t xml:space="preserve">, </w:t>
-      </w:r>
-      <w:r>
-        <w:rPr>
-          <w:rFonts w:hint="default" w:ascii="monospace" w:hAnsi="monospace" w:eastAsia="monospace" w:cs="monospace"/>
-          <w:color w:val="C9A26D"/>
-          <w:sz w:val="19"/>
-          <w:szCs w:val="19"/>
-          <w:shd w:val="clear" w:fill="262626"/>
-        </w:rPr>
-        <w:t>"InputCore"</w:t>
-      </w:r>
-      <w:r>
-        <w:rPr>
-          <w:rFonts w:hint="default" w:ascii="monospace" w:hAnsi="monospace" w:eastAsia="monospace" w:cs="monospace"/>
-          <w:color w:val="BDBDBD"/>
-          <w:sz w:val="19"/>
-          <w:szCs w:val="19"/>
-          <w:shd w:val="clear" w:fill="262626"/>
-        </w:rPr>
-        <w:t>,</w:t>
-      </w:r>
-      <w:r>
-        <w:rPr>
-          <w:rFonts w:hint="default" w:ascii="monospace" w:hAnsi="monospace" w:eastAsia="monospace" w:cs="monospace"/>
-          <w:color w:val="C9A26D"/>
-          <w:sz w:val="19"/>
-          <w:szCs w:val="19"/>
-          <w:shd w:val="clear" w:fill="262626"/>
-        </w:rPr>
-        <w:t xml:space="preserve">"EnhancedInput" </w:t>
-      </w:r>
-      <w:r>
-        <w:rPr>
-          <w:rFonts w:hint="default" w:ascii="monospace" w:hAnsi="monospace" w:eastAsia="monospace" w:cs="monospace"/>
-          <w:color w:val="BDBDBD"/>
-          <w:sz w:val="19"/>
-          <w:szCs w:val="19"/>
-          <w:shd w:val="clear" w:fill="262626"/>
-        </w:rPr>
-        <w:t>})</w:t>
-      </w:r>
-    </w:p>
-    <w:p>
-      <w:pPr>
-        <w:rPr>
-          <w:rFonts w:hint="eastAsia"/>
-          <w:lang w:val="en-US" w:eastAsia="zh-CN"/>
-        </w:rPr>
-      </w:pPr>
-      <w:r>
-        <w:rPr>
-          <w:rFonts w:hint="eastAsia"/>
-          <w:lang w:val="en-US" w:eastAsia="zh-CN"/>
-        </w:rPr>
-        <w:t>然后在BeginPlay中</w:t>
+          <w:lang w:val="en-US" w:eastAsia="zh-CN"/>
+          <w14:textFill>
+            <w14:solidFill>
+              <w14:schemeClr w14:val="accent4"/>
+            </w14:solidFill>
+          </w14:textFill>
+        </w:rPr>
+        <w:t>// 需要在Build.cs中加上“EnhancedInputs”</w:t>
       </w:r>
     </w:p>
     <w:p>
@@ -819,30 +456,83 @@
         <w:widowControl/>
         <w:suppressLineNumbers w:val="0"/>
         <w:rPr>
-          <w:rFonts w:ascii="monospace" w:hAnsi="monospace" w:eastAsia="monospace" w:cs="monospace"/>
-          <w:sz w:val="19"/>
-          <w:szCs w:val="19"/>
-        </w:rPr>
-      </w:pPr>
-      <w:r>
-        <w:rPr>
-          <w:rFonts w:hint="default" w:ascii="monospace" w:hAnsi="monospace" w:eastAsia="monospace" w:cs="monospace"/>
-          <w:color w:val="6C95EB"/>
-          <w:sz w:val="19"/>
-          <w:szCs w:val="19"/>
-          <w:shd w:val="clear" w:fill="262626"/>
-        </w:rPr>
-        <w:t xml:space="preserve">#include </w:t>
-      </w:r>
-      <w:r>
-        <w:rPr>
-          <w:rFonts w:hint="default" w:ascii="monospace" w:hAnsi="monospace" w:eastAsia="monospace" w:cs="monospace"/>
-          <w:color w:val="C9A26D"/>
-          <w:sz w:val="19"/>
-          <w:szCs w:val="19"/>
-          <w:shd w:val="clear" w:fill="262626"/>
-        </w:rPr>
-        <w:t>"EnhancedInputSubsystems.h"</w:t>
+          <w:rFonts w:ascii="Consolas" w:hAnsi="Consolas" w:eastAsia="Consolas" w:cs="Consolas"/>
+          <w:b w:val="0"/>
+          <w:bCs w:val="0"/>
+          <w:color w:val="3B3B3B"/>
+          <w:sz w:val="18"/>
+          <w:szCs w:val="18"/>
+        </w:rPr>
+      </w:pPr>
+      <w:r>
+        <w:rPr>
+          <w:rFonts w:hint="default" w:ascii="Consolas" w:hAnsi="Consolas" w:eastAsia="Consolas" w:cs="Consolas"/>
+          <w:b w:val="0"/>
+          <w:bCs w:val="0"/>
+          <w:color w:val="001080"/>
+          <w:kern w:val="0"/>
+          <w:sz w:val="18"/>
+          <w:szCs w:val="18"/>
+          <w:shd w:val="clear" w:fill="FFFFFF"/>
+          <w:lang w:val="en-US" w:eastAsia="zh-CN" w:bidi="ar"/>
+        </w:rPr>
+        <w:t>UPROPERTY</w:t>
+      </w:r>
+      <w:r>
+        <w:rPr>
+          <w:rFonts w:hint="default" w:ascii="Consolas" w:hAnsi="Consolas" w:eastAsia="Consolas" w:cs="Consolas"/>
+          <w:b w:val="0"/>
+          <w:bCs w:val="0"/>
+          <w:color w:val="3B3B3B"/>
+          <w:kern w:val="0"/>
+          <w:sz w:val="18"/>
+          <w:szCs w:val="18"/>
+          <w:shd w:val="clear" w:fill="FFFFFF"/>
+          <w:lang w:val="en-US" w:eastAsia="zh-CN" w:bidi="ar"/>
+        </w:rPr>
+        <w:t>(EditAnywhere,Category</w:t>
+      </w:r>
+      <w:r>
+        <w:rPr>
+          <w:rFonts w:hint="default" w:ascii="Consolas" w:hAnsi="Consolas" w:eastAsia="Consolas" w:cs="Consolas"/>
+          <w:b w:val="0"/>
+          <w:bCs w:val="0"/>
+          <w:color w:val="000000"/>
+          <w:kern w:val="0"/>
+          <w:sz w:val="18"/>
+          <w:szCs w:val="18"/>
+          <w:shd w:val="clear" w:fill="FFFFFF"/>
+          <w:lang w:val="en-US" w:eastAsia="zh-CN" w:bidi="ar"/>
+        </w:rPr>
+        <w:t>=</w:t>
+      </w:r>
+      <w:r>
+        <w:rPr>
+          <w:rFonts w:hint="default" w:ascii="Consolas" w:hAnsi="Consolas" w:eastAsia="Consolas" w:cs="Consolas"/>
+          <w:b w:val="0"/>
+          <w:bCs w:val="0"/>
+          <w:color w:val="A31515"/>
+          <w:kern w:val="0"/>
+          <w:sz w:val="18"/>
+          <w:szCs w:val="18"/>
+          <w:shd w:val="clear" w:fill="FFFFFF"/>
+          <w:lang w:val="en-US" w:eastAsia="zh-CN" w:bidi="ar"/>
+        </w:rPr>
+        <w:t>"Input"</w:t>
+      </w:r>
+      <w:r>
+        <w:rPr>
+          <w:rFonts w:hint="default" w:ascii="Consolas" w:hAnsi="Consolas" w:eastAsia="Consolas" w:cs="Consolas"/>
+          <w:b w:val="0"/>
+          <w:bCs w:val="0"/>
+          <w:color w:val="3B3B3B"/>
+          <w:kern w:val="0"/>
+          <w:sz w:val="18"/>
+          <w:szCs w:val="18"/>
+          <w:shd w:val="clear" w:fill="FFFFFF"/>
+          <w:lang w:val="en-US" w:eastAsia="zh-CN" w:bidi="ar"/>
+        </w:rPr>
+        <w:t>)</w:t>
       </w:r>
     </w:p>
     <w:p>
@@ -855,69 +545,321 @@
         <w:spacing w:line="143" w:lineRule="atLeast"/>
         <w:jc w:val="left"/>
         <w:rPr>
-          <w:rFonts w:ascii="Consolas" w:hAnsi="Consolas" w:eastAsia="Consolas" w:cs="Consolas"/>
-          <w:b w:val="0"/>
-          <w:bCs w:val="0"/>
-          <w:color w:val="3B3B3B"/>
-          <w:sz w:val="10"/>
-          <w:szCs w:val="10"/>
-        </w:rPr>
-      </w:pPr>
-      <w:r>
-        <w:rPr>
-          <w:rFonts w:hint="default" w:ascii="Consolas" w:hAnsi="Consolas" w:eastAsia="Consolas" w:cs="Consolas"/>
-          <w:b w:val="0"/>
-          <w:bCs w:val="0"/>
-          <w:color w:val="0000FF"/>
-          <w:kern w:val="0"/>
-          <w:sz w:val="10"/>
-          <w:szCs w:val="10"/>
-          <w:shd w:val="clear" w:fill="FFFFFF"/>
-          <w:lang w:val="en-US" w:eastAsia="zh-CN" w:bidi="ar"/>
-        </w:rPr>
-        <w:t>void</w:t>
-      </w:r>
-      <w:r>
-        <w:rPr>
-          <w:rFonts w:hint="default" w:ascii="Consolas" w:hAnsi="Consolas" w:eastAsia="Consolas" w:cs="Consolas"/>
-          <w:b w:val="0"/>
-          <w:bCs w:val="0"/>
-          <w:color w:val="3B3B3B"/>
-          <w:kern w:val="0"/>
-          <w:sz w:val="10"/>
-          <w:szCs w:val="10"/>
-          <w:shd w:val="clear" w:fill="FFFFFF"/>
-          <w:lang w:val="en-US" w:eastAsia="zh-CN" w:bidi="ar"/>
-        </w:rPr>
-        <w:t xml:space="preserve"> </w:t>
-      </w:r>
-      <w:r>
-        <w:rPr>
-          <w:rFonts w:hint="default" w:ascii="Consolas" w:hAnsi="Consolas" w:eastAsia="Consolas" w:cs="Consolas"/>
-          <w:b w:val="0"/>
-          <w:bCs w:val="0"/>
-          <w:color w:val="795E26"/>
-          <w:kern w:val="0"/>
-          <w:sz w:val="10"/>
-          <w:szCs w:val="10"/>
-          <w:shd w:val="clear" w:fill="FFFFFF"/>
-          <w:lang w:val="en-US" w:eastAsia="zh-CN" w:bidi="ar"/>
-        </w:rPr>
-        <w:t>AAuraPlayerController::BeginPlay</w:t>
-      </w:r>
-      <w:r>
-        <w:rPr>
-          <w:rFonts w:hint="default" w:ascii="Consolas" w:hAnsi="Consolas" w:eastAsia="Consolas" w:cs="Consolas"/>
-          <w:b w:val="0"/>
-          <w:bCs w:val="0"/>
-          <w:color w:val="3B3B3B"/>
-          <w:kern w:val="0"/>
-          <w:sz w:val="10"/>
-          <w:szCs w:val="10"/>
-          <w:shd w:val="clear" w:fill="FFFFFF"/>
-          <w:lang w:val="en-US" w:eastAsia="zh-CN" w:bidi="ar"/>
-        </w:rPr>
-        <w:t>()</w:t>
+          <w:rFonts w:hint="default" w:ascii="Consolas" w:hAnsi="Consolas" w:eastAsia="Consolas" w:cs="Consolas"/>
+          <w:b w:val="0"/>
+          <w:bCs w:val="0"/>
+          <w:color w:val="3B3B3B"/>
+          <w:sz w:val="18"/>
+          <w:szCs w:val="18"/>
+        </w:rPr>
+      </w:pPr>
+      <w:r>
+        <w:rPr>
+          <w:rFonts w:hint="default" w:ascii="Consolas" w:hAnsi="Consolas" w:eastAsia="Consolas" w:cs="Consolas"/>
+          <w:b w:val="0"/>
+          <w:bCs w:val="0"/>
+          <w:color w:val="3B3B3B"/>
+          <w:kern w:val="0"/>
+          <w:sz w:val="18"/>
+          <w:szCs w:val="18"/>
+          <w:shd w:val="clear" w:fill="FFFFFF"/>
+          <w:lang w:val="en-US" w:eastAsia="zh-CN" w:bidi="ar"/>
+        </w:rPr>
+        <w:t>TObjectPtr</w:t>
+      </w:r>
+      <w:r>
+        <w:rPr>
+          <w:rFonts w:hint="default" w:ascii="Consolas" w:hAnsi="Consolas" w:eastAsia="Consolas" w:cs="Consolas"/>
+          <w:b w:val="0"/>
+          <w:bCs w:val="0"/>
+          <w:color w:val="000000"/>
+          <w:kern w:val="0"/>
+          <w:sz w:val="18"/>
+          <w:szCs w:val="18"/>
+          <w:shd w:val="clear" w:fill="FFFFFF"/>
+          <w:lang w:val="en-US" w:eastAsia="zh-CN" w:bidi="ar"/>
+        </w:rPr>
+        <w:t>&lt;</w:t>
+      </w:r>
+      <w:r>
+        <w:rPr>
+          <w:rFonts w:hint="default" w:ascii="Consolas" w:hAnsi="Consolas" w:eastAsia="Consolas" w:cs="Consolas"/>
+          <w:b w:val="0"/>
+          <w:bCs w:val="0"/>
+          <w:color w:val="3B3B3B"/>
+          <w:kern w:val="0"/>
+          <w:sz w:val="18"/>
+          <w:szCs w:val="18"/>
+          <w:shd w:val="clear" w:fill="FFFFFF"/>
+          <w:lang w:val="en-US" w:eastAsia="zh-CN" w:bidi="ar"/>
+        </w:rPr>
+        <w:t>UInputMappingContext</w:t>
+      </w:r>
+      <w:r>
+        <w:rPr>
+          <w:rFonts w:hint="default" w:ascii="Consolas" w:hAnsi="Consolas" w:eastAsia="Consolas" w:cs="Consolas"/>
+          <w:b w:val="0"/>
+          <w:bCs w:val="0"/>
+          <w:color w:val="000000"/>
+          <w:kern w:val="0"/>
+          <w:sz w:val="18"/>
+          <w:szCs w:val="18"/>
+          <w:shd w:val="clear" w:fill="FFFFFF"/>
+          <w:lang w:val="en-US" w:eastAsia="zh-CN" w:bidi="ar"/>
+        </w:rPr>
+        <w:t>&gt;</w:t>
+      </w:r>
+      <w:r>
+        <w:rPr>
+          <w:rFonts w:hint="default" w:ascii="Consolas" w:hAnsi="Consolas" w:eastAsia="Consolas" w:cs="Consolas"/>
+          <w:b w:val="0"/>
+          <w:bCs w:val="0"/>
+          <w:color w:val="3B3B3B"/>
+          <w:kern w:val="0"/>
+          <w:sz w:val="18"/>
+          <w:szCs w:val="18"/>
+          <w:shd w:val="clear" w:fill="FFFFFF"/>
+          <w:lang w:val="en-US" w:eastAsia="zh-CN" w:bidi="ar"/>
+        </w:rPr>
+        <w:t xml:space="preserve"> AuraContext;</w:t>
+      </w:r>
+    </w:p>
+    <w:p>
+      <w:pPr>
+        <w:rPr>
+          <w:rFonts w:hint="eastAsia"/>
+          <w:lang w:val="en-US" w:eastAsia="zh-CN"/>
+        </w:rPr>
+      </w:pPr>
+      <w:r>
+        <w:rPr>
+          <w:rFonts w:hint="eastAsia"/>
+          <w:lang w:val="en-US" w:eastAsia="zh-CN"/>
+        </w:rPr>
+        <w:t>然后进入.Build.cs中，添加“EnhancedInput”</w:t>
+      </w:r>
+    </w:p>
+    <w:p>
+      <w:pPr>
+        <w:pStyle w:val="3"/>
+        <w:keepNext w:val="0"/>
+        <w:keepLines w:val="0"/>
+        <w:widowControl/>
+        <w:suppressLineNumbers w:val="0"/>
+        <w:rPr>
+          <w:rFonts w:ascii="monospace" w:hAnsi="monospace" w:eastAsia="monospace" w:cs="monospace"/>
+          <w:sz w:val="19"/>
+          <w:szCs w:val="19"/>
+        </w:rPr>
+      </w:pPr>
+      <w:r>
+        <w:rPr>
+          <w:rFonts w:hint="default" w:ascii="monospace" w:hAnsi="monospace" w:eastAsia="monospace" w:cs="monospace"/>
+          <w:color w:val="D0D0D0"/>
+          <w:sz w:val="19"/>
+          <w:szCs w:val="19"/>
+          <w:shd w:val="clear" w:fill="262626"/>
+        </w:rPr>
+        <w:t>PublicDependencyModuleNames</w:t>
+      </w:r>
+      <w:r>
+        <w:rPr>
+          <w:rFonts w:hint="default" w:ascii="monospace" w:hAnsi="monospace" w:eastAsia="monospace" w:cs="monospace"/>
+          <w:color w:val="BDBDBD"/>
+          <w:sz w:val="19"/>
+          <w:szCs w:val="19"/>
+          <w:shd w:val="clear" w:fill="262626"/>
+        </w:rPr>
+        <w:t>.</w:t>
+      </w:r>
+      <w:r>
+        <w:rPr>
+          <w:rFonts w:hint="default" w:ascii="monospace" w:hAnsi="monospace" w:eastAsia="monospace" w:cs="monospace"/>
+          <w:color w:val="D0D0D0"/>
+          <w:sz w:val="19"/>
+          <w:szCs w:val="19"/>
+          <w:shd w:val="clear" w:fill="262626"/>
+        </w:rPr>
+        <w:t>AddRange</w:t>
+      </w:r>
+      <w:r>
+        <w:rPr>
+          <w:rFonts w:hint="default" w:ascii="monospace" w:hAnsi="monospace" w:eastAsia="monospace" w:cs="monospace"/>
+          <w:color w:val="BDBDBD"/>
+          <w:sz w:val="19"/>
+          <w:szCs w:val="19"/>
+          <w:shd w:val="clear" w:fill="262626"/>
+        </w:rPr>
+        <w:t>(</w:t>
+      </w:r>
+      <w:r>
+        <w:rPr>
+          <w:rFonts w:hint="default" w:ascii="monospace" w:hAnsi="monospace" w:eastAsia="monospace" w:cs="monospace"/>
+          <w:color w:val="6C95EB"/>
+          <w:sz w:val="19"/>
+          <w:szCs w:val="19"/>
+          <w:shd w:val="clear" w:fill="262626"/>
+        </w:rPr>
+        <w:t>new string</w:t>
+      </w:r>
+      <w:r>
+        <w:rPr>
+          <w:rFonts w:hint="default" w:ascii="monospace" w:hAnsi="monospace" w:eastAsia="monospace" w:cs="monospace"/>
+          <w:color w:val="BDBDBD"/>
+          <w:sz w:val="19"/>
+          <w:szCs w:val="19"/>
+          <w:shd w:val="clear" w:fill="262626"/>
+        </w:rPr>
+        <w:t xml:space="preserve">[] { </w:t>
+      </w:r>
+      <w:r>
+        <w:rPr>
+          <w:rFonts w:hint="default" w:ascii="monospace" w:hAnsi="monospace" w:eastAsia="monospace" w:cs="monospace"/>
+          <w:color w:val="C9A26D"/>
+          <w:sz w:val="19"/>
+          <w:szCs w:val="19"/>
+          <w:shd w:val="clear" w:fill="262626"/>
+        </w:rPr>
+        <w:t>"Core"</w:t>
+      </w:r>
+      <w:r>
+        <w:rPr>
+          <w:rFonts w:hint="default" w:ascii="monospace" w:hAnsi="monospace" w:eastAsia="monospace" w:cs="monospace"/>
+          <w:color w:val="BDBDBD"/>
+          <w:sz w:val="19"/>
+          <w:szCs w:val="19"/>
+          <w:shd w:val="clear" w:fill="262626"/>
+        </w:rPr>
+        <w:t xml:space="preserve">, </w:t>
+      </w:r>
+      <w:r>
+        <w:rPr>
+          <w:rFonts w:hint="default" w:ascii="monospace" w:hAnsi="monospace" w:eastAsia="monospace" w:cs="monospace"/>
+          <w:color w:val="C9A26D"/>
+          <w:sz w:val="19"/>
+          <w:szCs w:val="19"/>
+          <w:shd w:val="clear" w:fill="262626"/>
+        </w:rPr>
+        <w:t>"CoreUObject"</w:t>
+      </w:r>
+      <w:r>
+        <w:rPr>
+          <w:rFonts w:hint="default" w:ascii="monospace" w:hAnsi="monospace" w:eastAsia="monospace" w:cs="monospace"/>
+          <w:color w:val="BDBDBD"/>
+          <w:sz w:val="19"/>
+          <w:szCs w:val="19"/>
+          <w:shd w:val="clear" w:fill="262626"/>
+        </w:rPr>
+        <w:t xml:space="preserve">, </w:t>
+      </w:r>
+      <w:r>
+        <w:rPr>
+          <w:rFonts w:hint="default" w:ascii="monospace" w:hAnsi="monospace" w:eastAsia="monospace" w:cs="monospace"/>
+          <w:color w:val="C9A26D"/>
+          <w:sz w:val="19"/>
+          <w:szCs w:val="19"/>
+          <w:shd w:val="clear" w:fill="262626"/>
+        </w:rPr>
+        <w:t>"Engine"</w:t>
+      </w:r>
+      <w:r>
+        <w:rPr>
+          <w:rFonts w:hint="default" w:ascii="monospace" w:hAnsi="monospace" w:eastAsia="monospace" w:cs="monospace"/>
+          <w:color w:val="BDBDBD"/>
+          <w:sz w:val="19"/>
+          <w:szCs w:val="19"/>
+          <w:shd w:val="clear" w:fill="262626"/>
+        </w:rPr>
+        <w:t xml:space="preserve">, </w:t>
+      </w:r>
+      <w:r>
+        <w:rPr>
+          <w:rFonts w:hint="default" w:ascii="monospace" w:hAnsi="monospace" w:eastAsia="monospace" w:cs="monospace"/>
+          <w:color w:val="C9A26D"/>
+          <w:sz w:val="19"/>
+          <w:szCs w:val="19"/>
+          <w:shd w:val="clear" w:fill="262626"/>
+        </w:rPr>
+        <w:t>"InputCore"</w:t>
+      </w:r>
+      <w:r>
+        <w:rPr>
+          <w:rFonts w:hint="default" w:ascii="monospace" w:hAnsi="monospace" w:eastAsia="monospace" w:cs="monospace"/>
+          <w:color w:val="BDBDBD"/>
+          <w:sz w:val="19"/>
+          <w:szCs w:val="19"/>
+          <w:shd w:val="clear" w:fill="262626"/>
+        </w:rPr>
+        <w:t>,</w:t>
+      </w:r>
+      <w:r>
+        <w:rPr>
+          <w:rFonts w:hint="default" w:ascii="monospace" w:hAnsi="monospace" w:eastAsia="monospace" w:cs="monospace"/>
+          <w:color w:val="C9A26D"/>
+          <w:sz w:val="19"/>
+          <w:szCs w:val="19"/>
+          <w:shd w:val="clear" w:fill="262626"/>
+        </w:rPr>
+        <w:t xml:space="preserve">"EnhancedInput" </w:t>
+      </w:r>
+      <w:r>
+        <w:rPr>
+          <w:rFonts w:hint="default" w:ascii="monospace" w:hAnsi="monospace" w:eastAsia="monospace" w:cs="monospace"/>
+          <w:color w:val="BDBDBD"/>
+          <w:sz w:val="19"/>
+          <w:szCs w:val="19"/>
+          <w:shd w:val="clear" w:fill="262626"/>
+        </w:rPr>
+        <w:t>})</w:t>
+      </w:r>
+    </w:p>
+    <w:p>
+      <w:pPr>
+        <w:rPr>
+          <w:rFonts w:hint="eastAsia"/>
+          <w:lang w:val="en-US" w:eastAsia="zh-CN"/>
+        </w:rPr>
+      </w:pPr>
+      <w:r>
+        <w:rPr>
+          <w:rFonts w:hint="eastAsia"/>
+          <w:lang w:val="en-US" w:eastAsia="zh-CN"/>
+        </w:rPr>
+        <w:t>然后在BeginPlay中</w:t>
+      </w:r>
+    </w:p>
+    <w:p>
+      <w:pPr>
+        <w:pStyle w:val="3"/>
+        <w:keepNext w:val="0"/>
+        <w:keepLines w:val="0"/>
+        <w:widowControl/>
+        <w:suppressLineNumbers w:val="0"/>
+        <w:rPr>
+          <w:rFonts w:ascii="monospace" w:hAnsi="monospace" w:eastAsia="monospace" w:cs="monospace"/>
+          <w:sz w:val="19"/>
+          <w:szCs w:val="19"/>
+        </w:rPr>
+      </w:pPr>
+      <w:r>
+        <w:rPr>
+          <w:rFonts w:hint="default" w:ascii="monospace" w:hAnsi="monospace" w:eastAsia="monospace" w:cs="monospace"/>
+          <w:color w:val="6C95EB"/>
+          <w:sz w:val="19"/>
+          <w:szCs w:val="19"/>
+          <w:shd w:val="clear" w:fill="262626"/>
+        </w:rPr>
+        <w:t xml:space="preserve">#include </w:t>
+      </w:r>
+      <w:r>
+        <w:rPr>
+          <w:rFonts w:hint="default" w:ascii="monospace" w:hAnsi="monospace" w:eastAsia="monospace" w:cs="monospace"/>
+          <w:color w:val="C9A26D"/>
+          <w:sz w:val="19"/>
+          <w:szCs w:val="19"/>
+          <w:shd w:val="clear" w:fill="262626"/>
+        </w:rPr>
+        <w:t>"EnhancedInputSubsystems.h"</w:t>
       </w:r>
     </w:p>
     <w:p>
@@ -930,27 +872,69 @@
         <w:spacing w:line="143" w:lineRule="atLeast"/>
         <w:jc w:val="left"/>
         <w:rPr>
-          <w:rFonts w:hint="default" w:ascii="Consolas" w:hAnsi="Consolas" w:eastAsia="Consolas" w:cs="Consolas"/>
-          <w:b w:val="0"/>
-          <w:bCs w:val="0"/>
-          <w:color w:val="3B3B3B"/>
-          <w:sz w:val="10"/>
-          <w:szCs w:val="10"/>
-        </w:rPr>
-      </w:pPr>
-      <w:r>
-        <w:rPr>
-          <w:rFonts w:hint="default" w:ascii="Consolas" w:hAnsi="Consolas" w:eastAsia="Consolas" w:cs="Consolas"/>
-          <w:b w:val="0"/>
-          <w:bCs w:val="0"/>
-          <w:color w:val="3B3B3B"/>
-          <w:kern w:val="0"/>
-          <w:sz w:val="10"/>
-          <w:szCs w:val="10"/>
-          <w:shd w:val="clear" w:fill="FFFFFF"/>
-          <w:lang w:val="en-US" w:eastAsia="zh-CN" w:bidi="ar"/>
-        </w:rPr>
-        <w:t>{</w:t>
+          <w:rFonts w:ascii="Consolas" w:hAnsi="Consolas" w:eastAsia="Consolas" w:cs="Consolas"/>
+          <w:b w:val="0"/>
+          <w:bCs w:val="0"/>
+          <w:color w:val="3B3B3B"/>
+          <w:sz w:val="18"/>
+          <w:szCs w:val="18"/>
+        </w:rPr>
+      </w:pPr>
+      <w:r>
+        <w:rPr>
+          <w:rFonts w:hint="default" w:ascii="Consolas" w:hAnsi="Consolas" w:eastAsia="Consolas" w:cs="Consolas"/>
+          <w:b w:val="0"/>
+          <w:bCs w:val="0"/>
+          <w:color w:val="0000FF"/>
+          <w:kern w:val="0"/>
+          <w:sz w:val="18"/>
+          <w:szCs w:val="18"/>
+          <w:shd w:val="clear" w:fill="FFFFFF"/>
+          <w:lang w:val="en-US" w:eastAsia="zh-CN" w:bidi="ar"/>
+        </w:rPr>
+        <w:t>void</w:t>
+      </w:r>
+      <w:r>
+        <w:rPr>
+          <w:rFonts w:hint="default" w:ascii="Consolas" w:hAnsi="Consolas" w:eastAsia="Consolas" w:cs="Consolas"/>
+          <w:b w:val="0"/>
+          <w:bCs w:val="0"/>
+          <w:color w:val="3B3B3B"/>
+          <w:kern w:val="0"/>
+          <w:sz w:val="18"/>
+          <w:szCs w:val="18"/>
+          <w:shd w:val="clear" w:fill="FFFFFF"/>
+          <w:lang w:val="en-US" w:eastAsia="zh-CN" w:bidi="ar"/>
+        </w:rPr>
+        <w:t xml:space="preserve"> </w:t>
+      </w:r>
+      <w:r>
+        <w:rPr>
+          <w:rFonts w:hint="default" w:ascii="Consolas" w:hAnsi="Consolas" w:eastAsia="Consolas" w:cs="Consolas"/>
+          <w:b w:val="0"/>
+          <w:bCs w:val="0"/>
+          <w:color w:val="795E26"/>
+          <w:kern w:val="0"/>
+          <w:sz w:val="18"/>
+          <w:szCs w:val="18"/>
+          <w:shd w:val="clear" w:fill="FFFFFF"/>
+          <w:lang w:val="en-US" w:eastAsia="zh-CN" w:bidi="ar"/>
+        </w:rPr>
+        <w:t>AAuraPlayerController::BeginPlay</w:t>
+      </w:r>
+      <w:r>
+        <w:rPr>
+          <w:rFonts w:hint="default" w:ascii="Consolas" w:hAnsi="Consolas" w:eastAsia="Consolas" w:cs="Consolas"/>
+          <w:b w:val="0"/>
+          <w:bCs w:val="0"/>
+          <w:color w:val="3B3B3B"/>
+          <w:kern w:val="0"/>
+          <w:sz w:val="18"/>
+          <w:szCs w:val="18"/>
+          <w:shd w:val="clear" w:fill="FFFFFF"/>
+          <w:lang w:val="en-US" w:eastAsia="zh-CN" w:bidi="ar"/>
+        </w:rPr>
+        <w:t>()</w:t>
       </w:r>
     </w:p>
     <w:p>
@@ -967,79 +951,23 @@
           <w:b w:val="0"/>
           <w:bCs w:val="0"/>
           <w:color w:val="3B3B3B"/>
-          <w:sz w:val="10"/>
-          <w:szCs w:val="10"/>
-        </w:rPr>
-      </w:pPr>
-      <w:r>
-        <w:rPr>
-          <w:rFonts w:hint="default" w:ascii="Consolas" w:hAnsi="Consolas" w:eastAsia="Consolas" w:cs="Consolas"/>
-          <w:b w:val="0"/>
-          <w:bCs w:val="0"/>
-          <w:color w:val="3B3B3B"/>
-          <w:kern w:val="0"/>
-          <w:sz w:val="10"/>
-          <w:szCs w:val="10"/>
-          <w:shd w:val="clear" w:fill="FFFFFF"/>
-          <w:lang w:val="en-US" w:eastAsia="zh-CN" w:bidi="ar"/>
-        </w:rPr>
-        <w:t xml:space="preserve">    </w:t>
-      </w:r>
-      <w:r>
-        <w:rPr>
-          <w:rFonts w:hint="default" w:ascii="Consolas" w:hAnsi="Consolas" w:eastAsia="Consolas" w:cs="Consolas"/>
-          <w:b w:val="0"/>
-          <w:bCs w:val="0"/>
-          <w:color w:val="267F99"/>
-          <w:kern w:val="0"/>
-          <w:sz w:val="10"/>
-          <w:szCs w:val="10"/>
-          <w:shd w:val="clear" w:fill="FFFFFF"/>
-          <w:lang w:val="en-US" w:eastAsia="zh-CN" w:bidi="ar"/>
-        </w:rPr>
-        <w:t>Super</w:t>
-      </w:r>
-      <w:r>
-        <w:rPr>
-          <w:rFonts w:hint="default" w:ascii="Consolas" w:hAnsi="Consolas" w:eastAsia="Consolas" w:cs="Consolas"/>
-          <w:b w:val="0"/>
-          <w:bCs w:val="0"/>
-          <w:color w:val="3B3B3B"/>
-          <w:kern w:val="0"/>
-          <w:sz w:val="10"/>
-          <w:szCs w:val="10"/>
-          <w:shd w:val="clear" w:fill="FFFFFF"/>
-          <w:lang w:val="en-US" w:eastAsia="zh-CN" w:bidi="ar"/>
-        </w:rPr>
-        <w:t>::</w:t>
-      </w:r>
-      <w:r>
-        <w:rPr>
-          <w:rFonts w:hint="default" w:ascii="Consolas" w:hAnsi="Consolas" w:eastAsia="Consolas" w:cs="Consolas"/>
-          <w:b w:val="0"/>
-          <w:bCs w:val="0"/>
-          <w:color w:val="795E26"/>
-          <w:kern w:val="0"/>
-          <w:sz w:val="10"/>
-          <w:szCs w:val="10"/>
-          <w:shd w:val="clear" w:fill="FFFFFF"/>
-          <w:lang w:val="en-US" w:eastAsia="zh-CN" w:bidi="ar"/>
-        </w:rPr>
-        <w:t>BeginPlay</w:t>
-      </w:r>
-      <w:r>
-        <w:rPr>
-          <w:rFonts w:hint="default" w:ascii="Consolas" w:hAnsi="Consolas" w:eastAsia="Consolas" w:cs="Consolas"/>
-          <w:b w:val="0"/>
-          <w:bCs w:val="0"/>
-          <w:color w:val="3B3B3B"/>
-          <w:kern w:val="0"/>
-          <w:sz w:val="10"/>
-          <w:szCs w:val="10"/>
-          <w:shd w:val="clear" w:fill="FFFFFF"/>
-          <w:lang w:val="en-US" w:eastAsia="zh-CN" w:bidi="ar"/>
-        </w:rPr>
-        <w:t>();</w:t>
+          <w:sz w:val="18"/>
+          <w:szCs w:val="18"/>
+        </w:rPr>
+      </w:pPr>
+      <w:r>
+        <w:rPr>
+          <w:rFonts w:hint="default" w:ascii="Consolas" w:hAnsi="Consolas" w:eastAsia="Consolas" w:cs="Consolas"/>
+          <w:b w:val="0"/>
+          <w:bCs w:val="0"/>
+          <w:color w:val="3B3B3B"/>
+          <w:kern w:val="0"/>
+          <w:sz w:val="18"/>
+          <w:szCs w:val="18"/>
+          <w:shd w:val="clear" w:fill="FFFFFF"/>
+          <w:lang w:val="en-US" w:eastAsia="zh-CN" w:bidi="ar"/>
+        </w:rPr>
+        <w:t>{</w:t>
       </w:r>
     </w:p>
     <w:p>
@@ -1056,19 +984,19 @@
           <w:b w:val="0"/>
           <w:bCs w:val="0"/>
           <w:color w:val="3B3B3B"/>
-          <w:sz w:val="10"/>
-          <w:szCs w:val="10"/>
-        </w:rPr>
-      </w:pPr>
-      <w:r>
-        <w:rPr>
-          <w:rFonts w:hint="default" w:ascii="Consolas" w:hAnsi="Consolas" w:eastAsia="Consolas" w:cs="Consolas"/>
-          <w:b w:val="0"/>
-          <w:bCs w:val="0"/>
-          <w:color w:val="3B3B3B"/>
-          <w:kern w:val="0"/>
-          <w:sz w:val="10"/>
-          <w:szCs w:val="10"/>
+          <w:sz w:val="18"/>
+          <w:szCs w:val="18"/>
+        </w:rPr>
+      </w:pPr>
+      <w:r>
+        <w:rPr>
+          <w:rFonts w:hint="default" w:ascii="Consolas" w:hAnsi="Consolas" w:eastAsia="Consolas" w:cs="Consolas"/>
+          <w:b w:val="0"/>
+          <w:bCs w:val="0"/>
+          <w:color w:val="3B3B3B"/>
+          <w:kern w:val="0"/>
+          <w:sz w:val="18"/>
+          <w:szCs w:val="18"/>
           <w:shd w:val="clear" w:fill="FFFFFF"/>
           <w:lang w:val="en-US" w:eastAsia="zh-CN" w:bidi="ar"/>
         </w:rPr>
@@ -1079,42 +1007,56 @@
           <w:rFonts w:hint="default" w:ascii="Consolas" w:hAnsi="Consolas" w:eastAsia="Consolas" w:cs="Consolas"/>
           <w:b w:val="0"/>
           <w:bCs w:val="0"/>
+          <w:color w:val="267F99"/>
+          <w:kern w:val="0"/>
+          <w:sz w:val="18"/>
+          <w:szCs w:val="18"/>
+          <w:shd w:val="clear" w:fill="FFFFFF"/>
+          <w:lang w:val="en-US" w:eastAsia="zh-CN" w:bidi="ar"/>
+        </w:rPr>
+        <w:t>Super</w:t>
+      </w:r>
+      <w:r>
+        <w:rPr>
+          <w:rFonts w:hint="default" w:ascii="Consolas" w:hAnsi="Consolas" w:eastAsia="Consolas" w:cs="Consolas"/>
+          <w:b w:val="0"/>
+          <w:bCs w:val="0"/>
+          <w:color w:val="3B3B3B"/>
+          <w:kern w:val="0"/>
+          <w:sz w:val="18"/>
+          <w:szCs w:val="18"/>
+          <w:shd w:val="clear" w:fill="FFFFFF"/>
+          <w:lang w:val="en-US" w:eastAsia="zh-CN" w:bidi="ar"/>
+        </w:rPr>
+        <w:t>::</w:t>
+      </w:r>
+      <w:r>
+        <w:rPr>
+          <w:rFonts w:hint="default" w:ascii="Consolas" w:hAnsi="Consolas" w:eastAsia="Consolas" w:cs="Consolas"/>
+          <w:b w:val="0"/>
+          <w:bCs w:val="0"/>
           <w:color w:val="795E26"/>
           <w:kern w:val="0"/>
-          <w:sz w:val="10"/>
-          <w:szCs w:val="10"/>
-          <w:shd w:val="clear" w:fill="FFFFFF"/>
-          <w:lang w:val="en-US" w:eastAsia="zh-CN" w:bidi="ar"/>
-        </w:rPr>
-        <w:t>check</w:t>
-      </w:r>
-      <w:r>
-        <w:rPr>
-          <w:rFonts w:hint="default" w:ascii="Consolas" w:hAnsi="Consolas" w:eastAsia="Consolas" w:cs="Consolas"/>
-          <w:b w:val="0"/>
-          <w:bCs w:val="0"/>
-          <w:color w:val="3B3B3B"/>
-          <w:kern w:val="0"/>
-          <w:sz w:val="10"/>
-          <w:szCs w:val="10"/>
-          <w:shd w:val="clear" w:fill="FFFFFF"/>
-          <w:lang w:val="en-US" w:eastAsia="zh-CN" w:bidi="ar"/>
-        </w:rPr>
-        <w:t>(AuraContext);</w:t>
-      </w:r>
-      <w:r>
-        <w:rPr>
-          <w:rFonts w:hint="default" w:ascii="Consolas" w:hAnsi="Consolas" w:eastAsia="Consolas" w:cs="Consolas"/>
-          <w:b w:val="0"/>
-          <w:bCs w:val="0"/>
-          <w:color w:val="008000"/>
-          <w:kern w:val="0"/>
-          <w:sz w:val="10"/>
-          <w:szCs w:val="10"/>
-          <w:shd w:val="clear" w:fill="FFFFFF"/>
-          <w:lang w:val="en-US" w:eastAsia="zh-CN" w:bidi="ar"/>
-        </w:rPr>
-        <w:t xml:space="preserve"> // 检查AuraContext是不是空指针</w:t>
+          <w:sz w:val="18"/>
+          <w:szCs w:val="18"/>
+          <w:shd w:val="clear" w:fill="FFFFFF"/>
+          <w:lang w:val="en-US" w:eastAsia="zh-CN" w:bidi="ar"/>
+        </w:rPr>
+        <w:t>BeginPlay</w:t>
+      </w:r>
+      <w:r>
+        <w:rPr>
+          <w:rFonts w:hint="default" w:ascii="Consolas" w:hAnsi="Consolas" w:eastAsia="Consolas" w:cs="Consolas"/>
+          <w:b w:val="0"/>
+          <w:bCs w:val="0"/>
+          <w:color w:val="3B3B3B"/>
+          <w:kern w:val="0"/>
+          <w:sz w:val="18"/>
+          <w:szCs w:val="18"/>
+          <w:shd w:val="clear" w:fill="FFFFFF"/>
+          <w:lang w:val="en-US" w:eastAsia="zh-CN" w:bidi="ar"/>
+        </w:rPr>
+        <w:t>();</w:t>
       </w:r>
     </w:p>
     <w:p>
@@ -1131,107 +1073,23 @@
           <w:b w:val="0"/>
           <w:bCs w:val="0"/>
           <w:color w:val="3B3B3B"/>
-          <w:sz w:val="10"/>
-          <w:szCs w:val="10"/>
-        </w:rPr>
-      </w:pPr>
-      <w:r>
-        <w:rPr>
-          <w:rFonts w:hint="default" w:ascii="Consolas" w:hAnsi="Consolas" w:eastAsia="Consolas" w:cs="Consolas"/>
-          <w:b w:val="0"/>
-          <w:bCs w:val="0"/>
-          <w:color w:val="3B3B3B"/>
-          <w:kern w:val="0"/>
-          <w:sz w:val="10"/>
-          <w:szCs w:val="10"/>
-          <w:shd w:val="clear" w:fill="FFFFFF"/>
-          <w:lang w:val="en-US" w:eastAsia="zh-CN" w:bidi="ar"/>
-        </w:rPr>
-        <w:t>    UEnhancedInputLocalPlayerSubsystem</w:t>
-      </w:r>
-      <w:r>
-        <w:rPr>
-          <w:rFonts w:hint="default" w:ascii="Consolas" w:hAnsi="Consolas" w:eastAsia="Consolas" w:cs="Consolas"/>
-          <w:b w:val="0"/>
-          <w:bCs w:val="0"/>
-          <w:color w:val="000000"/>
-          <w:kern w:val="0"/>
-          <w:sz w:val="10"/>
-          <w:szCs w:val="10"/>
-          <w:shd w:val="clear" w:fill="FFFFFF"/>
-          <w:lang w:val="en-US" w:eastAsia="zh-CN" w:bidi="ar"/>
-        </w:rPr>
-        <w:t>*</w:t>
-      </w:r>
-      <w:r>
-        <w:rPr>
-          <w:rFonts w:hint="default" w:ascii="Consolas" w:hAnsi="Consolas" w:eastAsia="Consolas" w:cs="Consolas"/>
-          <w:b w:val="0"/>
-          <w:bCs w:val="0"/>
-          <w:color w:val="3B3B3B"/>
-          <w:kern w:val="0"/>
-          <w:sz w:val="10"/>
-          <w:szCs w:val="10"/>
-          <w:shd w:val="clear" w:fill="FFFFFF"/>
-          <w:lang w:val="en-US" w:eastAsia="zh-CN" w:bidi="ar"/>
-        </w:rPr>
-        <w:t xml:space="preserve"> Subsystem </w:t>
-      </w:r>
-      <w:r>
-        <w:rPr>
-          <w:rFonts w:hint="default" w:ascii="Consolas" w:hAnsi="Consolas" w:eastAsia="Consolas" w:cs="Consolas"/>
-          <w:b w:val="0"/>
-          <w:bCs w:val="0"/>
-          <w:color w:val="000000"/>
-          <w:kern w:val="0"/>
-          <w:sz w:val="10"/>
-          <w:szCs w:val="10"/>
-          <w:shd w:val="clear" w:fill="FFFFFF"/>
-          <w:lang w:val="en-US" w:eastAsia="zh-CN" w:bidi="ar"/>
-        </w:rPr>
-        <w:t>=</w:t>
-      </w:r>
-      <w:r>
-        <w:rPr>
-          <w:rFonts w:hint="default" w:ascii="Consolas" w:hAnsi="Consolas" w:eastAsia="Consolas" w:cs="Consolas"/>
-          <w:b w:val="0"/>
-          <w:bCs w:val="0"/>
-          <w:color w:val="3B3B3B"/>
-          <w:kern w:val="0"/>
-          <w:sz w:val="10"/>
-          <w:szCs w:val="10"/>
-          <w:shd w:val="clear" w:fill="FFFFFF"/>
-          <w:lang w:val="en-US" w:eastAsia="zh-CN" w:bidi="ar"/>
-        </w:rPr>
-        <w:t xml:space="preserve"> </w:t>
-      </w:r>
-      <w:r>
-        <w:rPr>
-          <w:rFonts w:hint="default" w:ascii="Consolas" w:hAnsi="Consolas" w:eastAsia="Consolas" w:cs="Consolas"/>
-          <w:b w:val="0"/>
-          <w:bCs w:val="0"/>
-          <w:color w:val="267F99"/>
-          <w:kern w:val="0"/>
-          <w:sz w:val="10"/>
-          <w:szCs w:val="10"/>
-          <w:shd w:val="clear" w:fill="FFFFFF"/>
-          <w:lang w:val="en-US" w:eastAsia="zh-CN" w:bidi="ar"/>
-        </w:rPr>
-        <w:t>ULocalPlayer</w:t>
-      </w:r>
-      <w:r>
-        <w:rPr>
-          <w:rFonts w:hint="default" w:ascii="Consolas" w:hAnsi="Consolas" w:eastAsia="Consolas" w:cs="Consolas"/>
-          <w:b w:val="0"/>
-          <w:bCs w:val="0"/>
-          <w:color w:val="3B3B3B"/>
-          <w:kern w:val="0"/>
-          <w:sz w:val="10"/>
-          <w:szCs w:val="10"/>
-          <w:shd w:val="clear" w:fill="FFFFFF"/>
-          <w:lang w:val="en-US" w:eastAsia="zh-CN" w:bidi="ar"/>
-        </w:rPr>
-        <w:t>::</w:t>
+          <w:sz w:val="18"/>
+          <w:szCs w:val="18"/>
+        </w:rPr>
+      </w:pPr>
+      <w:r>
+        <w:rPr>
+          <w:rFonts w:hint="default" w:ascii="Consolas" w:hAnsi="Consolas" w:eastAsia="Consolas" w:cs="Consolas"/>
+          <w:b w:val="0"/>
+          <w:bCs w:val="0"/>
+          <w:color w:val="3B3B3B"/>
+          <w:kern w:val="0"/>
+          <w:sz w:val="18"/>
+          <w:szCs w:val="18"/>
+          <w:shd w:val="clear" w:fill="FFFFFF"/>
+          <w:lang w:val="en-US" w:eastAsia="zh-CN" w:bidi="ar"/>
+        </w:rPr>
+        <w:t xml:space="preserve">    </w:t>
       </w:r>
       <w:r>
         <w:rPr>
@@ -1240,82 +1098,40 @@
           <w:bCs w:val="0"/>
           <w:color w:val="795E26"/>
           <w:kern w:val="0"/>
-          <w:sz w:val="10"/>
-          <w:szCs w:val="10"/>
-          <w:shd w:val="clear" w:fill="FFFFFF"/>
-          <w:lang w:val="en-US" w:eastAsia="zh-CN" w:bidi="ar"/>
-        </w:rPr>
-        <w:t>GetSubsystem</w:t>
-      </w:r>
-      <w:r>
-        <w:rPr>
-          <w:rFonts w:hint="default" w:ascii="Consolas" w:hAnsi="Consolas" w:eastAsia="Consolas" w:cs="Consolas"/>
-          <w:b w:val="0"/>
-          <w:bCs w:val="0"/>
-          <w:color w:val="3B3B3B"/>
-          <w:kern w:val="0"/>
-          <w:sz w:val="10"/>
-          <w:szCs w:val="10"/>
-          <w:shd w:val="clear" w:fill="FFFFFF"/>
-          <w:lang w:val="en-US" w:eastAsia="zh-CN" w:bidi="ar"/>
-        </w:rPr>
-        <w:t>&lt;</w:t>
-      </w:r>
-      <w:r>
-        <w:rPr>
-          <w:rFonts w:hint="default" w:ascii="Consolas" w:hAnsi="Consolas" w:eastAsia="Consolas" w:cs="Consolas"/>
-          <w:b w:val="0"/>
-          <w:bCs w:val="0"/>
-          <w:color w:val="267F99"/>
-          <w:kern w:val="0"/>
-          <w:sz w:val="10"/>
-          <w:szCs w:val="10"/>
-          <w:shd w:val="clear" w:fill="FFFFFF"/>
-          <w:lang w:val="en-US" w:eastAsia="zh-CN" w:bidi="ar"/>
-        </w:rPr>
-        <w:t>UEnhancedInputLocalPlayerSubsystem</w:t>
-      </w:r>
-      <w:r>
-        <w:rPr>
-          <w:rFonts w:hint="default" w:ascii="Consolas" w:hAnsi="Consolas" w:eastAsia="Consolas" w:cs="Consolas"/>
-          <w:b w:val="0"/>
-          <w:bCs w:val="0"/>
-          <w:color w:val="3B3B3B"/>
-          <w:kern w:val="0"/>
-          <w:sz w:val="10"/>
-          <w:szCs w:val="10"/>
-          <w:shd w:val="clear" w:fill="FFFFFF"/>
-          <w:lang w:val="en-US" w:eastAsia="zh-CN" w:bidi="ar"/>
-        </w:rPr>
-        <w:t>&gt;(</w:t>
-      </w:r>
-      <w:r>
-        <w:rPr>
-          <w:rFonts w:hint="default" w:ascii="Consolas" w:hAnsi="Consolas" w:eastAsia="Consolas" w:cs="Consolas"/>
-          <w:b w:val="0"/>
-          <w:bCs w:val="0"/>
-          <w:color w:val="795E26"/>
-          <w:kern w:val="0"/>
-          <w:sz w:val="10"/>
-          <w:szCs w:val="10"/>
-          <w:shd w:val="clear" w:fill="FFFFFF"/>
-          <w:lang w:val="en-US" w:eastAsia="zh-CN" w:bidi="ar"/>
-        </w:rPr>
-        <w:t>GetLocalPlayer</w:t>
-      </w:r>
-      <w:r>
-        <w:rPr>
-          <w:rFonts w:hint="default" w:ascii="Consolas" w:hAnsi="Consolas" w:eastAsia="Consolas" w:cs="Consolas"/>
-          <w:b w:val="0"/>
-          <w:bCs w:val="0"/>
-          <w:color w:val="3B3B3B"/>
-          <w:kern w:val="0"/>
-          <w:sz w:val="10"/>
-          <w:szCs w:val="10"/>
-          <w:shd w:val="clear" w:fill="FFFFFF"/>
-          <w:lang w:val="en-US" w:eastAsia="zh-CN" w:bidi="ar"/>
-        </w:rPr>
-        <w:t>());</w:t>
+          <w:sz w:val="18"/>
+          <w:szCs w:val="18"/>
+          <w:shd w:val="clear" w:fill="FFFFFF"/>
+          <w:lang w:val="en-US" w:eastAsia="zh-CN" w:bidi="ar"/>
+        </w:rPr>
+        <w:t>check</w:t>
+      </w:r>
+      <w:r>
+        <w:rPr>
+          <w:rFonts w:hint="default" w:ascii="Consolas" w:hAnsi="Consolas" w:eastAsia="Consolas" w:cs="Consolas"/>
+          <w:b w:val="0"/>
+          <w:bCs w:val="0"/>
+          <w:color w:val="3B3B3B"/>
+          <w:kern w:val="0"/>
+          <w:sz w:val="18"/>
+          <w:szCs w:val="18"/>
+          <w:shd w:val="clear" w:fill="FFFFFF"/>
+          <w:lang w:val="en-US" w:eastAsia="zh-CN" w:bidi="ar"/>
+        </w:rPr>
+        <w:t>(AuraContext);</w:t>
+      </w:r>
+      <w:r>
+        <w:rPr>
+          <w:rFonts w:hint="default" w:ascii="Consolas" w:hAnsi="Consolas" w:eastAsia="Consolas" w:cs="Consolas"/>
+          <w:b w:val="0"/>
+          <w:bCs w:val="0"/>
+          <w:color w:val="008000"/>
+          <w:kern w:val="0"/>
+          <w:sz w:val="18"/>
+          <w:szCs w:val="18"/>
+          <w:shd w:val="clear" w:fill="FFFFFF"/>
+          <w:lang w:val="en-US" w:eastAsia="zh-CN" w:bidi="ar"/>
+        </w:rPr>
+        <w:t xml:space="preserve"> // 检查AuraContext是不是空指针</w:t>
       </w:r>
     </w:p>
     <w:p>
@@ -1332,23 +1148,107 @@
           <w:b w:val="0"/>
           <w:bCs w:val="0"/>
           <w:color w:val="3B3B3B"/>
-          <w:sz w:val="10"/>
-          <w:szCs w:val="10"/>
-        </w:rPr>
-      </w:pPr>
-      <w:r>
-        <w:rPr>
-          <w:rFonts w:hint="default" w:ascii="Consolas" w:hAnsi="Consolas" w:eastAsia="Consolas" w:cs="Consolas"/>
-          <w:b w:val="0"/>
-          <w:bCs w:val="0"/>
-          <w:color w:val="3B3B3B"/>
-          <w:kern w:val="0"/>
-          <w:sz w:val="10"/>
-          <w:szCs w:val="10"/>
-          <w:shd w:val="clear" w:fill="FFFFFF"/>
-          <w:lang w:val="en-US" w:eastAsia="zh-CN" w:bidi="ar"/>
-        </w:rPr>
-        <w:t xml:space="preserve">    </w:t>
+          <w:sz w:val="18"/>
+          <w:szCs w:val="18"/>
+        </w:rPr>
+      </w:pPr>
+      <w:r>
+        <w:rPr>
+          <w:rFonts w:hint="default" w:ascii="Consolas" w:hAnsi="Consolas" w:eastAsia="Consolas" w:cs="Consolas"/>
+          <w:b w:val="0"/>
+          <w:bCs w:val="0"/>
+          <w:color w:val="3B3B3B"/>
+          <w:kern w:val="0"/>
+          <w:sz w:val="18"/>
+          <w:szCs w:val="18"/>
+          <w:shd w:val="clear" w:fill="FFFFFF"/>
+          <w:lang w:val="en-US" w:eastAsia="zh-CN" w:bidi="ar"/>
+        </w:rPr>
+        <w:t>    UEnhancedInputLocalPlayerSubsystem</w:t>
+      </w:r>
+      <w:r>
+        <w:rPr>
+          <w:rFonts w:hint="default" w:ascii="Consolas" w:hAnsi="Consolas" w:eastAsia="Consolas" w:cs="Consolas"/>
+          <w:b w:val="0"/>
+          <w:bCs w:val="0"/>
+          <w:color w:val="000000"/>
+          <w:kern w:val="0"/>
+          <w:sz w:val="18"/>
+          <w:szCs w:val="18"/>
+          <w:shd w:val="clear" w:fill="FFFFFF"/>
+          <w:lang w:val="en-US" w:eastAsia="zh-CN" w:bidi="ar"/>
+        </w:rPr>
+        <w:t>*</w:t>
+      </w:r>
+      <w:r>
+        <w:rPr>
+          <w:rFonts w:hint="default" w:ascii="Consolas" w:hAnsi="Consolas" w:eastAsia="Consolas" w:cs="Consolas"/>
+          <w:b w:val="0"/>
+          <w:bCs w:val="0"/>
+          <w:color w:val="3B3B3B"/>
+          <w:kern w:val="0"/>
+          <w:sz w:val="18"/>
+          <w:szCs w:val="18"/>
+          <w:shd w:val="clear" w:fill="FFFFFF"/>
+          <w:lang w:val="en-US" w:eastAsia="zh-CN" w:bidi="ar"/>
+        </w:rPr>
+        <w:t xml:space="preserve"> Subsystem </w:t>
+      </w:r>
+      <w:r>
+        <w:rPr>
+          <w:rFonts w:hint="default" w:ascii="Consolas" w:hAnsi="Consolas" w:eastAsia="Consolas" w:cs="Consolas"/>
+          <w:b w:val="0"/>
+          <w:bCs w:val="0"/>
+          <w:color w:val="000000"/>
+          <w:kern w:val="0"/>
+          <w:sz w:val="18"/>
+          <w:szCs w:val="18"/>
+          <w:shd w:val="clear" w:fill="FFFFFF"/>
+          <w:lang w:val="en-US" w:eastAsia="zh-CN" w:bidi="ar"/>
+        </w:rPr>
+        <w:t>=</w:t>
+      </w:r>
+      <w:r>
+        <w:rPr>
+          <w:rFonts w:hint="default" w:ascii="Consolas" w:hAnsi="Consolas" w:eastAsia="Consolas" w:cs="Consolas"/>
+          <w:b w:val="0"/>
+          <w:bCs w:val="0"/>
+          <w:color w:val="3B3B3B"/>
+          <w:kern w:val="0"/>
+          <w:sz w:val="18"/>
+          <w:szCs w:val="18"/>
+          <w:shd w:val="clear" w:fill="FFFFFF"/>
+          <w:lang w:val="en-US" w:eastAsia="zh-CN" w:bidi="ar"/>
+        </w:rPr>
+        <w:t xml:space="preserve"> </w:t>
+      </w:r>
+      <w:r>
+        <w:rPr>
+          <w:rFonts w:hint="default" w:ascii="Consolas" w:hAnsi="Consolas" w:eastAsia="Consolas" w:cs="Consolas"/>
+          <w:b w:val="0"/>
+          <w:bCs w:val="0"/>
+          <w:color w:val="267F99"/>
+          <w:kern w:val="0"/>
+          <w:sz w:val="18"/>
+          <w:szCs w:val="18"/>
+          <w:shd w:val="clear" w:fill="FFFFFF"/>
+          <w:lang w:val="en-US" w:eastAsia="zh-CN" w:bidi="ar"/>
+        </w:rPr>
+        <w:t>ULocalPlayer</w:t>
+      </w:r>
+      <w:r>
+        <w:rPr>
+          <w:rFonts w:hint="default" w:ascii="Consolas" w:hAnsi="Consolas" w:eastAsia="Consolas" w:cs="Consolas"/>
+          <w:b w:val="0"/>
+          <w:bCs w:val="0"/>
+          <w:color w:val="3B3B3B"/>
+          <w:kern w:val="0"/>
+          <w:sz w:val="18"/>
+          <w:szCs w:val="18"/>
+          <w:shd w:val="clear" w:fill="FFFFFF"/>
+          <w:lang w:val="en-US" w:eastAsia="zh-CN" w:bidi="ar"/>
+        </w:rPr>
+        <w:t>::</w:t>
       </w:r>
       <w:r>
         <w:rPr>
@@ -1357,26 +1257,82 @@
           <w:bCs w:val="0"/>
           <w:color w:val="795E26"/>
           <w:kern w:val="0"/>
-          <w:sz w:val="10"/>
-          <w:szCs w:val="10"/>
-          <w:shd w:val="clear" w:fill="FFFFFF"/>
-          <w:lang w:val="en-US" w:eastAsia="zh-CN" w:bidi="ar"/>
-        </w:rPr>
-        <w:t>check</w:t>
-      </w:r>
-      <w:r>
-        <w:rPr>
-          <w:rFonts w:hint="default" w:ascii="Consolas" w:hAnsi="Consolas" w:eastAsia="Consolas" w:cs="Consolas"/>
-          <w:b w:val="0"/>
-          <w:bCs w:val="0"/>
-          <w:color w:val="3B3B3B"/>
-          <w:kern w:val="0"/>
-          <w:sz w:val="10"/>
-          <w:szCs w:val="10"/>
-          <w:shd w:val="clear" w:fill="FFFFFF"/>
-          <w:lang w:val="en-US" w:eastAsia="zh-CN" w:bidi="ar"/>
-        </w:rPr>
-        <w:t>(Subsystem);</w:t>
+          <w:sz w:val="18"/>
+          <w:szCs w:val="18"/>
+          <w:shd w:val="clear" w:fill="FFFFFF"/>
+          <w:lang w:val="en-US" w:eastAsia="zh-CN" w:bidi="ar"/>
+        </w:rPr>
+        <w:t>GetSubsystem</w:t>
+      </w:r>
+      <w:r>
+        <w:rPr>
+          <w:rFonts w:hint="default" w:ascii="Consolas" w:hAnsi="Consolas" w:eastAsia="Consolas" w:cs="Consolas"/>
+          <w:b w:val="0"/>
+          <w:bCs w:val="0"/>
+          <w:color w:val="3B3B3B"/>
+          <w:kern w:val="0"/>
+          <w:sz w:val="18"/>
+          <w:szCs w:val="18"/>
+          <w:shd w:val="clear" w:fill="FFFFFF"/>
+          <w:lang w:val="en-US" w:eastAsia="zh-CN" w:bidi="ar"/>
+        </w:rPr>
+        <w:t>&lt;</w:t>
+      </w:r>
+      <w:r>
+        <w:rPr>
+          <w:rFonts w:hint="default" w:ascii="Consolas" w:hAnsi="Consolas" w:eastAsia="Consolas" w:cs="Consolas"/>
+          <w:b w:val="0"/>
+          <w:bCs w:val="0"/>
+          <w:color w:val="267F99"/>
+          <w:kern w:val="0"/>
+          <w:sz w:val="18"/>
+          <w:szCs w:val="18"/>
+          <w:shd w:val="clear" w:fill="FFFFFF"/>
+          <w:lang w:val="en-US" w:eastAsia="zh-CN" w:bidi="ar"/>
+        </w:rPr>
+        <w:t>UEnhancedInputLocalPlayerSubsystem</w:t>
+      </w:r>
+      <w:r>
+        <w:rPr>
+          <w:rFonts w:hint="default" w:ascii="Consolas" w:hAnsi="Consolas" w:eastAsia="Consolas" w:cs="Consolas"/>
+          <w:b w:val="0"/>
+          <w:bCs w:val="0"/>
+          <w:color w:val="3B3B3B"/>
+          <w:kern w:val="0"/>
+          <w:sz w:val="18"/>
+          <w:szCs w:val="18"/>
+          <w:shd w:val="clear" w:fill="FFFFFF"/>
+          <w:lang w:val="en-US" w:eastAsia="zh-CN" w:bidi="ar"/>
+        </w:rPr>
+        <w:t>&gt;(</w:t>
+      </w:r>
+      <w:r>
+        <w:rPr>
+          <w:rFonts w:hint="default" w:ascii="Consolas" w:hAnsi="Consolas" w:eastAsia="Consolas" w:cs="Consolas"/>
+          <w:b w:val="0"/>
+          <w:bCs w:val="0"/>
+          <w:color w:val="795E26"/>
+          <w:kern w:val="0"/>
+          <w:sz w:val="18"/>
+          <w:szCs w:val="18"/>
+          <w:shd w:val="clear" w:fill="FFFFFF"/>
+          <w:lang w:val="en-US" w:eastAsia="zh-CN" w:bidi="ar"/>
+        </w:rPr>
+        <w:t>GetLocalPlayer</w:t>
+      </w:r>
+      <w:r>
+        <w:rPr>
+          <w:rFonts w:hint="default" w:ascii="Consolas" w:hAnsi="Consolas" w:eastAsia="Consolas" w:cs="Consolas"/>
+          <w:b w:val="0"/>
+          <w:bCs w:val="0"/>
+          <w:color w:val="3B3B3B"/>
+          <w:kern w:val="0"/>
+          <w:sz w:val="18"/>
+          <w:szCs w:val="18"/>
+          <w:shd w:val="clear" w:fill="FFFFFF"/>
+          <w:lang w:val="en-US" w:eastAsia="zh-CN" w:bidi="ar"/>
+        </w:rPr>
+        <w:t>());</w:t>
       </w:r>
     </w:p>
     <w:p>
@@ -1393,19 +1349,19 @@
           <w:b w:val="0"/>
           <w:bCs w:val="0"/>
           <w:color w:val="3B3B3B"/>
-          <w:sz w:val="10"/>
-          <w:szCs w:val="10"/>
-        </w:rPr>
-      </w:pPr>
-      <w:r>
-        <w:rPr>
-          <w:rFonts w:hint="default" w:ascii="Consolas" w:hAnsi="Consolas" w:eastAsia="Consolas" w:cs="Consolas"/>
-          <w:b w:val="0"/>
-          <w:bCs w:val="0"/>
-          <w:color w:val="3B3B3B"/>
-          <w:kern w:val="0"/>
-          <w:sz w:val="10"/>
-          <w:szCs w:val="10"/>
+          <w:sz w:val="18"/>
+          <w:szCs w:val="18"/>
+        </w:rPr>
+      </w:pPr>
+      <w:r>
+        <w:rPr>
+          <w:rFonts w:hint="default" w:ascii="Consolas" w:hAnsi="Consolas" w:eastAsia="Consolas" w:cs="Consolas"/>
+          <w:b w:val="0"/>
+          <w:bCs w:val="0"/>
+          <w:color w:val="3B3B3B"/>
+          <w:kern w:val="0"/>
+          <w:sz w:val="18"/>
+          <w:szCs w:val="18"/>
           <w:shd w:val="clear" w:fill="FFFFFF"/>
           <w:lang w:val="en-US" w:eastAsia="zh-CN" w:bidi="ar"/>
         </w:rPr>
@@ -1416,84 +1372,28 @@
           <w:rFonts w:hint="default" w:ascii="Consolas" w:hAnsi="Consolas" w:eastAsia="Consolas" w:cs="Consolas"/>
           <w:b w:val="0"/>
           <w:bCs w:val="0"/>
-          <w:color w:val="001080"/>
-          <w:kern w:val="0"/>
-          <w:sz w:val="10"/>
-          <w:szCs w:val="10"/>
-          <w:shd w:val="clear" w:fill="FFFFFF"/>
-          <w:lang w:val="en-US" w:eastAsia="zh-CN" w:bidi="ar"/>
-        </w:rPr>
-        <w:t>Subsystem</w:t>
-      </w:r>
-      <w:r>
-        <w:rPr>
-          <w:rFonts w:hint="default" w:ascii="Consolas" w:hAnsi="Consolas" w:eastAsia="Consolas" w:cs="Consolas"/>
-          <w:b w:val="0"/>
-          <w:bCs w:val="0"/>
-          <w:color w:val="3B3B3B"/>
-          <w:kern w:val="0"/>
-          <w:sz w:val="10"/>
-          <w:szCs w:val="10"/>
-          <w:shd w:val="clear" w:fill="FFFFFF"/>
-          <w:lang w:val="en-US" w:eastAsia="zh-CN" w:bidi="ar"/>
-        </w:rPr>
-        <w:t>-&gt;</w:t>
-      </w:r>
-      <w:r>
-        <w:rPr>
-          <w:rFonts w:hint="default" w:ascii="Consolas" w:hAnsi="Consolas" w:eastAsia="Consolas" w:cs="Consolas"/>
-          <w:b w:val="0"/>
-          <w:bCs w:val="0"/>
           <w:color w:val="795E26"/>
           <w:kern w:val="0"/>
-          <w:sz w:val="10"/>
-          <w:szCs w:val="10"/>
-          <w:shd w:val="clear" w:fill="FFFFFF"/>
-          <w:lang w:val="en-US" w:eastAsia="zh-CN" w:bidi="ar"/>
-        </w:rPr>
-        <w:t>AddMappingContext</w:t>
-      </w:r>
-      <w:r>
-        <w:rPr>
-          <w:rFonts w:hint="default" w:ascii="Consolas" w:hAnsi="Consolas" w:eastAsia="Consolas" w:cs="Consolas"/>
-          <w:b w:val="0"/>
-          <w:bCs w:val="0"/>
-          <w:color w:val="3B3B3B"/>
-          <w:kern w:val="0"/>
-          <w:sz w:val="10"/>
-          <w:szCs w:val="10"/>
-          <w:shd w:val="clear" w:fill="FFFFFF"/>
-          <w:lang w:val="en-US" w:eastAsia="zh-CN" w:bidi="ar"/>
-        </w:rPr>
-        <w:t>(AuraContext,</w:t>
-      </w:r>
-      <w:r>
-        <w:rPr>
-          <w:rFonts w:hint="default" w:ascii="Consolas" w:hAnsi="Consolas" w:eastAsia="Consolas" w:cs="Consolas"/>
-          <w:b w:val="0"/>
-          <w:bCs w:val="0"/>
-          <w:color w:val="098658"/>
-          <w:kern w:val="0"/>
-          <w:sz w:val="10"/>
-          <w:szCs w:val="10"/>
-          <w:shd w:val="clear" w:fill="FFFFFF"/>
-          <w:lang w:val="en-US" w:eastAsia="zh-CN" w:bidi="ar"/>
-        </w:rPr>
-        <w:t>0</w:t>
-      </w:r>
-      <w:r>
-        <w:rPr>
-          <w:rFonts w:hint="default" w:ascii="Consolas" w:hAnsi="Consolas" w:eastAsia="Consolas" w:cs="Consolas"/>
-          <w:b w:val="0"/>
-          <w:bCs w:val="0"/>
-          <w:color w:val="3B3B3B"/>
-          <w:kern w:val="0"/>
-          <w:sz w:val="10"/>
-          <w:szCs w:val="10"/>
-          <w:shd w:val="clear" w:fill="FFFFFF"/>
-          <w:lang w:val="en-US" w:eastAsia="zh-CN" w:bidi="ar"/>
-        </w:rPr>
-        <w:t>);</w:t>
+          <w:sz w:val="18"/>
+          <w:szCs w:val="18"/>
+          <w:shd w:val="clear" w:fill="FFFFFF"/>
+          <w:lang w:val="en-US" w:eastAsia="zh-CN" w:bidi="ar"/>
+        </w:rPr>
+        <w:t>check</w:t>
+      </w:r>
+      <w:r>
+        <w:rPr>
+          <w:rFonts w:hint="default" w:ascii="Consolas" w:hAnsi="Consolas" w:eastAsia="Consolas" w:cs="Consolas"/>
+          <w:b w:val="0"/>
+          <w:bCs w:val="0"/>
+          <w:color w:val="3B3B3B"/>
+          <w:kern w:val="0"/>
+          <w:sz w:val="18"/>
+          <w:szCs w:val="18"/>
+          <w:shd w:val="clear" w:fill="FFFFFF"/>
+          <w:lang w:val="en-US" w:eastAsia="zh-CN" w:bidi="ar"/>
+        </w:rPr>
+        <w:t>(Subsystem);</w:t>
       </w:r>
     </w:p>
     <w:p>
@@ -1510,10 +1410,108 @@
           <w:b w:val="0"/>
           <w:bCs w:val="0"/>
           <w:color w:val="3B3B3B"/>
-          <w:sz w:val="10"/>
-          <w:szCs w:val="10"/>
-        </w:rPr>
-      </w:pPr>
+          <w:sz w:val="18"/>
+          <w:szCs w:val="18"/>
+        </w:rPr>
+      </w:pPr>
+      <w:r>
+        <w:rPr>
+          <w:rFonts w:hint="default" w:ascii="Consolas" w:hAnsi="Consolas" w:eastAsia="Consolas" w:cs="Consolas"/>
+          <w:b w:val="0"/>
+          <w:bCs w:val="0"/>
+          <w:color w:val="3B3B3B"/>
+          <w:kern w:val="0"/>
+          <w:sz w:val="18"/>
+          <w:szCs w:val="18"/>
+          <w:shd w:val="clear" w:fill="FFFFFF"/>
+          <w:lang w:val="en-US" w:eastAsia="zh-CN" w:bidi="ar"/>
+        </w:rPr>
+        <w:t xml:space="preserve">    </w:t>
+      </w:r>
+      <w:r>
+        <w:rPr>
+          <w:rFonts w:hint="default" w:ascii="Consolas" w:hAnsi="Consolas" w:eastAsia="Consolas" w:cs="Consolas"/>
+          <w:b w:val="0"/>
+          <w:bCs w:val="0"/>
+          <w:color w:val="001080"/>
+          <w:kern w:val="0"/>
+          <w:sz w:val="18"/>
+          <w:szCs w:val="18"/>
+          <w:shd w:val="clear" w:fill="FFFFFF"/>
+          <w:lang w:val="en-US" w:eastAsia="zh-CN" w:bidi="ar"/>
+        </w:rPr>
+        <w:t>Subsystem</w:t>
+      </w:r>
+      <w:r>
+        <w:rPr>
+          <w:rFonts w:hint="default" w:ascii="Consolas" w:hAnsi="Consolas" w:eastAsia="Consolas" w:cs="Consolas"/>
+          <w:b w:val="0"/>
+          <w:bCs w:val="0"/>
+          <w:color w:val="3B3B3B"/>
+          <w:kern w:val="0"/>
+          <w:sz w:val="18"/>
+          <w:szCs w:val="18"/>
+          <w:shd w:val="clear" w:fill="FFFFFF"/>
+          <w:lang w:val="en-US" w:eastAsia="zh-CN" w:bidi="ar"/>
+        </w:rPr>
+        <w:t>-&gt;</w:t>
+      </w:r>
+      <w:r>
+        <w:rPr>
+          <w:rFonts w:hint="default" w:ascii="Consolas" w:hAnsi="Consolas" w:eastAsia="Consolas" w:cs="Consolas"/>
+          <w:b w:val="0"/>
+          <w:bCs w:val="0"/>
+          <w:color w:val="795E26"/>
+          <w:kern w:val="0"/>
+          <w:sz w:val="18"/>
+          <w:szCs w:val="18"/>
+          <w:shd w:val="clear" w:fill="FFFFFF"/>
+          <w:lang w:val="en-US" w:eastAsia="zh-CN" w:bidi="ar"/>
+        </w:rPr>
+        <w:t>AddMappingContext</w:t>
+      </w:r>
+      <w:r>
+        <w:rPr>
+          <w:rFonts w:hint="default" w:ascii="Consolas" w:hAnsi="Consolas" w:eastAsia="Consolas" w:cs="Consolas"/>
+          <w:b w:val="0"/>
+          <w:bCs w:val="0"/>
+          <w:color w:val="3B3B3B"/>
+          <w:kern w:val="0"/>
+          <w:sz w:val="18"/>
+          <w:szCs w:val="18"/>
+          <w:shd w:val="clear" w:fill="FFFFFF"/>
+          <w:lang w:val="en-US" w:eastAsia="zh-CN" w:bidi="ar"/>
+        </w:rPr>
+        <w:t>(AuraContext,</w:t>
+      </w:r>
+      <w:r>
+        <w:rPr>
+          <w:rFonts w:hint="default" w:ascii="Consolas" w:hAnsi="Consolas" w:eastAsia="Consolas" w:cs="Consolas"/>
+          <w:b w:val="0"/>
+          <w:bCs w:val="0"/>
+          <w:color w:val="098658"/>
+          <w:kern w:val="0"/>
+          <w:sz w:val="18"/>
+          <w:szCs w:val="18"/>
+          <w:shd w:val="clear" w:fill="FFFFFF"/>
+          <w:lang w:val="en-US" w:eastAsia="zh-CN" w:bidi="ar"/>
+        </w:rPr>
+        <w:t>0</w:t>
+      </w:r>
+      <w:r>
+        <w:rPr>
+          <w:rFonts w:hint="default" w:ascii="Consolas" w:hAnsi="Consolas" w:eastAsia="Consolas" w:cs="Consolas"/>
+          <w:b w:val="0"/>
+          <w:bCs w:val="0"/>
+          <w:color w:val="3B3B3B"/>
+          <w:kern w:val="0"/>
+          <w:sz w:val="18"/>
+          <w:szCs w:val="18"/>
+          <w:shd w:val="clear" w:fill="FFFFFF"/>
+          <w:lang w:val="en-US" w:eastAsia="zh-CN" w:bidi="ar"/>
+        </w:rPr>
+        <w:t>);</w:t>
+      </w:r>
     </w:p>
     <w:p>
       <w:pPr>
@@ -1529,80 +1527,10 @@
           <w:b w:val="0"/>
           <w:bCs w:val="0"/>
           <w:color w:val="3B3B3B"/>
-          <w:sz w:val="10"/>
-          <w:szCs w:val="10"/>
-        </w:rPr>
-      </w:pPr>
-      <w:r>
-        <w:rPr>
-          <w:rFonts w:hint="default" w:ascii="Consolas" w:hAnsi="Consolas" w:eastAsia="Consolas" w:cs="Consolas"/>
-          <w:b w:val="0"/>
-          <w:bCs w:val="0"/>
-          <w:color w:val="3B3B3B"/>
-          <w:kern w:val="0"/>
-          <w:sz w:val="10"/>
-          <w:szCs w:val="10"/>
-          <w:shd w:val="clear" w:fill="FFFFFF"/>
-          <w:lang w:val="en-US" w:eastAsia="zh-CN" w:bidi="ar"/>
-        </w:rPr>
-        <w:t xml:space="preserve">    bShowMouseCursor </w:t>
-      </w:r>
-      <w:r>
-        <w:rPr>
-          <w:rFonts w:hint="default" w:ascii="Consolas" w:hAnsi="Consolas" w:eastAsia="Consolas" w:cs="Consolas"/>
-          <w:b w:val="0"/>
-          <w:bCs w:val="0"/>
-          <w:color w:val="000000"/>
-          <w:kern w:val="0"/>
-          <w:sz w:val="10"/>
-          <w:szCs w:val="10"/>
-          <w:shd w:val="clear" w:fill="FFFFFF"/>
-          <w:lang w:val="en-US" w:eastAsia="zh-CN" w:bidi="ar"/>
-        </w:rPr>
-        <w:t>=</w:t>
-      </w:r>
-      <w:r>
-        <w:rPr>
-          <w:rFonts w:hint="default" w:ascii="Consolas" w:hAnsi="Consolas" w:eastAsia="Consolas" w:cs="Consolas"/>
-          <w:b w:val="0"/>
-          <w:bCs w:val="0"/>
-          <w:color w:val="3B3B3B"/>
-          <w:kern w:val="0"/>
-          <w:sz w:val="10"/>
-          <w:szCs w:val="10"/>
-          <w:shd w:val="clear" w:fill="FFFFFF"/>
-          <w:lang w:val="en-US" w:eastAsia="zh-CN" w:bidi="ar"/>
-        </w:rPr>
-        <w:t xml:space="preserve"> </w:t>
-      </w:r>
-      <w:r>
-        <w:rPr>
-          <w:rFonts w:hint="default" w:ascii="Consolas" w:hAnsi="Consolas" w:eastAsia="Consolas" w:cs="Consolas"/>
-          <w:b w:val="0"/>
-          <w:bCs w:val="0"/>
-          <w:color w:val="0000FF"/>
-          <w:kern w:val="0"/>
-          <w:sz w:val="10"/>
-          <w:szCs w:val="10"/>
-          <w:shd w:val="clear" w:fill="FFFFFF"/>
-          <w:lang w:val="en-US" w:eastAsia="zh-CN" w:bidi="ar"/>
-        </w:rPr>
-        <w:t>true</w:t>
-      </w:r>
-      <w:r>
-        <w:rPr>
-          <w:rFonts w:hint="default" w:ascii="Consolas" w:hAnsi="Consolas" w:eastAsia="Consolas" w:cs="Consolas"/>
-          <w:b w:val="0"/>
-          <w:bCs w:val="0"/>
-          <w:color w:val="3B3B3B"/>
-          <w:kern w:val="0"/>
-          <w:sz w:val="10"/>
-          <w:szCs w:val="10"/>
-          <w:shd w:val="clear" w:fill="FFFFFF"/>
-          <w:lang w:val="en-US" w:eastAsia="zh-CN" w:bidi="ar"/>
-        </w:rPr>
-        <w:t>;</w:t>
-      </w:r>
+          <w:sz w:val="18"/>
+          <w:szCs w:val="18"/>
+        </w:rPr>
+      </w:pPr>
     </w:p>
     <w:p>
       <w:pPr>
@@ -1618,23 +1546,23 @@
           <w:b w:val="0"/>
           <w:bCs w:val="0"/>
           <w:color w:val="3B3B3B"/>
-          <w:sz w:val="10"/>
-          <w:szCs w:val="10"/>
-        </w:rPr>
-      </w:pPr>
-      <w:r>
-        <w:rPr>
-          <w:rFonts w:hint="default" w:ascii="Consolas" w:hAnsi="Consolas" w:eastAsia="Consolas" w:cs="Consolas"/>
-          <w:b w:val="0"/>
-          <w:bCs w:val="0"/>
-          <w:color w:val="3B3B3B"/>
-          <w:kern w:val="0"/>
-          <w:sz w:val="10"/>
-          <w:szCs w:val="10"/>
-          <w:shd w:val="clear" w:fill="FFFFFF"/>
-          <w:lang w:val="en-US" w:eastAsia="zh-CN" w:bidi="ar"/>
-        </w:rPr>
-        <w:t xml:space="preserve">    DefaultMouseCursor </w:t>
+          <w:sz w:val="18"/>
+          <w:szCs w:val="18"/>
+        </w:rPr>
+      </w:pPr>
+      <w:r>
+        <w:rPr>
+          <w:rFonts w:hint="default" w:ascii="Consolas" w:hAnsi="Consolas" w:eastAsia="Consolas" w:cs="Consolas"/>
+          <w:b w:val="0"/>
+          <w:bCs w:val="0"/>
+          <w:color w:val="3B3B3B"/>
+          <w:kern w:val="0"/>
+          <w:sz w:val="18"/>
+          <w:szCs w:val="18"/>
+          <w:shd w:val="clear" w:fill="FFFFFF"/>
+          <w:lang w:val="en-US" w:eastAsia="zh-CN" w:bidi="ar"/>
+        </w:rPr>
+        <w:t xml:space="preserve">    bShowMouseCursor </w:t>
       </w:r>
       <w:r>
         <w:rPr>
@@ -1643,8 +1571,8 @@
           <w:bCs w:val="0"/>
           <w:color w:val="000000"/>
           <w:kern w:val="0"/>
-          <w:sz w:val="10"/>
-          <w:szCs w:val="10"/>
+          <w:sz w:val="18"/>
+          <w:szCs w:val="18"/>
           <w:shd w:val="clear" w:fill="FFFFFF"/>
           <w:lang w:val="en-US" w:eastAsia="zh-CN" w:bidi="ar"/>
         </w:rPr>
@@ -1657,8 +1585,8 @@
           <w:bCs w:val="0"/>
           <w:color w:val="3B3B3B"/>
           <w:kern w:val="0"/>
-          <w:sz w:val="10"/>
-          <w:szCs w:val="10"/>
+          <w:sz w:val="18"/>
+          <w:szCs w:val="18"/>
           <w:shd w:val="clear" w:fill="FFFFFF"/>
           <w:lang w:val="en-US" w:eastAsia="zh-CN" w:bidi="ar"/>
         </w:rPr>
@@ -1669,28 +1597,28 @@
           <w:rFonts w:hint="default" w:ascii="Consolas" w:hAnsi="Consolas" w:eastAsia="Consolas" w:cs="Consolas"/>
           <w:b w:val="0"/>
           <w:bCs w:val="0"/>
-          <w:color w:val="267F99"/>
-          <w:kern w:val="0"/>
-          <w:sz w:val="10"/>
-          <w:szCs w:val="10"/>
-          <w:shd w:val="clear" w:fill="FFFFFF"/>
-          <w:lang w:val="en-US" w:eastAsia="zh-CN" w:bidi="ar"/>
-        </w:rPr>
-        <w:t>EMouseCursor</w:t>
-      </w:r>
-      <w:r>
-        <w:rPr>
-          <w:rFonts w:hint="default" w:ascii="Consolas" w:hAnsi="Consolas" w:eastAsia="Consolas" w:cs="Consolas"/>
-          <w:b w:val="0"/>
-          <w:bCs w:val="0"/>
-          <w:color w:val="3B3B3B"/>
-          <w:kern w:val="0"/>
-          <w:sz w:val="10"/>
-          <w:szCs w:val="10"/>
-          <w:shd w:val="clear" w:fill="FFFFFF"/>
-          <w:lang w:val="en-US" w:eastAsia="zh-CN" w:bidi="ar"/>
-        </w:rPr>
-        <w:t>::Default;</w:t>
+          <w:color w:val="0000FF"/>
+          <w:kern w:val="0"/>
+          <w:sz w:val="18"/>
+          <w:szCs w:val="18"/>
+          <w:shd w:val="clear" w:fill="FFFFFF"/>
+          <w:lang w:val="en-US" w:eastAsia="zh-CN" w:bidi="ar"/>
+        </w:rPr>
+        <w:t>true</w:t>
+      </w:r>
+      <w:r>
+        <w:rPr>
+          <w:rFonts w:hint="default" w:ascii="Consolas" w:hAnsi="Consolas" w:eastAsia="Consolas" w:cs="Consolas"/>
+          <w:b w:val="0"/>
+          <w:bCs w:val="0"/>
+          <w:color w:val="3B3B3B"/>
+          <w:kern w:val="0"/>
+          <w:sz w:val="18"/>
+          <w:szCs w:val="18"/>
+          <w:shd w:val="clear" w:fill="FFFFFF"/>
+          <w:lang w:val="en-US" w:eastAsia="zh-CN" w:bidi="ar"/>
+        </w:rPr>
+        <w:t>;</w:t>
       </w:r>
     </w:p>
     <w:p>
@@ -1707,65 +1635,79 @@
           <w:b w:val="0"/>
           <w:bCs w:val="0"/>
           <w:color w:val="3B3B3B"/>
-          <w:sz w:val="10"/>
-          <w:szCs w:val="10"/>
-        </w:rPr>
-      </w:pPr>
-      <w:r>
-        <w:rPr>
-          <w:rFonts w:hint="default" w:ascii="Consolas" w:hAnsi="Consolas" w:eastAsia="Consolas" w:cs="Consolas"/>
-          <w:b w:val="0"/>
-          <w:bCs w:val="0"/>
-          <w:color w:val="3B3B3B"/>
-          <w:kern w:val="0"/>
-          <w:sz w:val="10"/>
-          <w:szCs w:val="10"/>
-          <w:shd w:val="clear" w:fill="FFFFFF"/>
-          <w:lang w:val="en-US" w:eastAsia="zh-CN" w:bidi="ar"/>
-        </w:rPr>
-        <w:t xml:space="preserve">    FInputModeGameAndUI </w:t>
-      </w:r>
-      <w:r>
-        <w:rPr>
-          <w:rFonts w:hint="default" w:ascii="Consolas" w:hAnsi="Consolas" w:eastAsia="Consolas" w:cs="Consolas"/>
-          <w:b w:val="0"/>
-          <w:bCs w:val="0"/>
-          <w:color w:val="001080"/>
-          <w:kern w:val="0"/>
-          <w:sz w:val="10"/>
-          <w:szCs w:val="10"/>
-          <w:shd w:val="clear" w:fill="FFFFFF"/>
-          <w:lang w:val="en-US" w:eastAsia="zh-CN" w:bidi="ar"/>
-        </w:rPr>
-        <w:t>InputModeData</w:t>
-      </w:r>
-      <w:r>
-        <w:rPr>
-          <w:rFonts w:hint="default" w:ascii="Consolas" w:hAnsi="Consolas" w:eastAsia="Consolas" w:cs="Consolas"/>
-          <w:b w:val="0"/>
-          <w:bCs w:val="0"/>
-          <w:color w:val="3B3B3B"/>
-          <w:kern w:val="0"/>
-          <w:sz w:val="10"/>
-          <w:szCs w:val="10"/>
-          <w:shd w:val="clear" w:fill="FFFFFF"/>
-          <w:lang w:val="en-US" w:eastAsia="zh-CN" w:bidi="ar"/>
-        </w:rPr>
-        <w:t>;</w:t>
-      </w:r>
-      <w:r>
-        <w:rPr>
-          <w:rFonts w:hint="default" w:ascii="Consolas" w:hAnsi="Consolas" w:eastAsia="Consolas" w:cs="Consolas"/>
-          <w:b w:val="0"/>
-          <w:bCs w:val="0"/>
-          <w:color w:val="008000"/>
-          <w:kern w:val="0"/>
-          <w:sz w:val="10"/>
-          <w:szCs w:val="10"/>
-          <w:shd w:val="clear" w:fill="FFFFFF"/>
-          <w:lang w:val="en-US" w:eastAsia="zh-CN" w:bidi="ar"/>
-        </w:rPr>
-        <w:t xml:space="preserve"> //</w:t>
+          <w:sz w:val="18"/>
+          <w:szCs w:val="18"/>
+        </w:rPr>
+      </w:pPr>
+      <w:r>
+        <w:rPr>
+          <w:rFonts w:hint="default" w:ascii="Consolas" w:hAnsi="Consolas" w:eastAsia="Consolas" w:cs="Consolas"/>
+          <w:b w:val="0"/>
+          <w:bCs w:val="0"/>
+          <w:color w:val="3B3B3B"/>
+          <w:kern w:val="0"/>
+          <w:sz w:val="18"/>
+          <w:szCs w:val="18"/>
+          <w:shd w:val="clear" w:fill="FFFFFF"/>
+          <w:lang w:val="en-US" w:eastAsia="zh-CN" w:bidi="ar"/>
+        </w:rPr>
+        <w:t xml:space="preserve">    DefaultMouseCursor </w:t>
+      </w:r>
+      <w:r>
+        <w:rPr>
+          <w:rFonts w:hint="default" w:ascii="Consolas" w:hAnsi="Consolas" w:eastAsia="Consolas" w:cs="Consolas"/>
+          <w:b w:val="0"/>
+          <w:bCs w:val="0"/>
+          <w:color w:val="000000"/>
+          <w:kern w:val="0"/>
+          <w:sz w:val="18"/>
+          <w:szCs w:val="18"/>
+          <w:shd w:val="clear" w:fill="FFFFFF"/>
+          <w:lang w:val="en-US" w:eastAsia="zh-CN" w:bidi="ar"/>
+        </w:rPr>
+        <w:t>=</w:t>
+      </w:r>
+      <w:r>
+        <w:rPr>
+          <w:rFonts w:hint="default" w:ascii="Consolas" w:hAnsi="Consolas" w:eastAsia="Consolas" w:cs="Consolas"/>
+          <w:b w:val="0"/>
+          <w:bCs w:val="0"/>
+          <w:color w:val="3B3B3B"/>
+          <w:kern w:val="0"/>
+          <w:sz w:val="18"/>
+          <w:szCs w:val="18"/>
+          <w:shd w:val="clear" w:fill="FFFFFF"/>
+          <w:lang w:val="en-US" w:eastAsia="zh-CN" w:bidi="ar"/>
+        </w:rPr>
+        <w:t xml:space="preserve"> </w:t>
+      </w:r>
+      <w:r>
+        <w:rPr>
+          <w:rFonts w:hint="default" w:ascii="Consolas" w:hAnsi="Consolas" w:eastAsia="Consolas" w:cs="Consolas"/>
+          <w:b w:val="0"/>
+          <w:bCs w:val="0"/>
+          <w:color w:val="267F99"/>
+          <w:kern w:val="0"/>
+          <w:sz w:val="18"/>
+          <w:szCs w:val="18"/>
+          <w:shd w:val="clear" w:fill="FFFFFF"/>
+          <w:lang w:val="en-US" w:eastAsia="zh-CN" w:bidi="ar"/>
+        </w:rPr>
+        <w:t>EMouseCursor</w:t>
+      </w:r>
+      <w:r>
+        <w:rPr>
+          <w:rFonts w:hint="default" w:ascii="Consolas" w:hAnsi="Consolas" w:eastAsia="Consolas" w:cs="Consolas"/>
+          <w:b w:val="0"/>
+          <w:bCs w:val="0"/>
+          <w:color w:val="3B3B3B"/>
+          <w:kern w:val="0"/>
+          <w:sz w:val="18"/>
+          <w:szCs w:val="18"/>
+          <w:shd w:val="clear" w:fill="FFFFFF"/>
+          <w:lang w:val="en-US" w:eastAsia="zh-CN" w:bidi="ar"/>
+        </w:rPr>
+        <w:t>::Default;</w:t>
       </w:r>
     </w:p>
     <w:p>
@@ -1782,23 +1724,23 @@
           <w:b w:val="0"/>
           <w:bCs w:val="0"/>
           <w:color w:val="3B3B3B"/>
-          <w:sz w:val="10"/>
-          <w:szCs w:val="10"/>
-        </w:rPr>
-      </w:pPr>
-      <w:r>
-        <w:rPr>
-          <w:rFonts w:hint="default" w:ascii="Consolas" w:hAnsi="Consolas" w:eastAsia="Consolas" w:cs="Consolas"/>
-          <w:b w:val="0"/>
-          <w:bCs w:val="0"/>
-          <w:color w:val="3B3B3B"/>
-          <w:kern w:val="0"/>
-          <w:sz w:val="10"/>
-          <w:szCs w:val="10"/>
-          <w:shd w:val="clear" w:fill="FFFFFF"/>
-          <w:lang w:val="en-US" w:eastAsia="zh-CN" w:bidi="ar"/>
-        </w:rPr>
-        <w:t xml:space="preserve">    </w:t>
+          <w:sz w:val="18"/>
+          <w:szCs w:val="18"/>
+        </w:rPr>
+      </w:pPr>
+      <w:r>
+        <w:rPr>
+          <w:rFonts w:hint="default" w:ascii="Consolas" w:hAnsi="Consolas" w:eastAsia="Consolas" w:cs="Consolas"/>
+          <w:b w:val="0"/>
+          <w:bCs w:val="0"/>
+          <w:color w:val="3B3B3B"/>
+          <w:kern w:val="0"/>
+          <w:sz w:val="18"/>
+          <w:szCs w:val="18"/>
+          <w:shd w:val="clear" w:fill="FFFFFF"/>
+          <w:lang w:val="en-US" w:eastAsia="zh-CN" w:bidi="ar"/>
+        </w:rPr>
+        <w:t xml:space="preserve">    FInputModeGameAndUI </w:t>
       </w:r>
       <w:r>
         <w:rPr>
@@ -1807,8 +1749,8 @@
           <w:bCs w:val="0"/>
           <w:color w:val="001080"/>
           <w:kern w:val="0"/>
-          <w:sz w:val="10"/>
-          <w:szCs w:val="10"/>
+          <w:sz w:val="18"/>
+          <w:szCs w:val="18"/>
           <w:shd w:val="clear" w:fill="FFFFFF"/>
           <w:lang w:val="en-US" w:eastAsia="zh-CN" w:bidi="ar"/>
         </w:rPr>
@@ -1821,68 +1763,26 @@
           <w:bCs w:val="0"/>
           <w:color w:val="3B3B3B"/>
           <w:kern w:val="0"/>
-          <w:sz w:val="10"/>
-          <w:szCs w:val="10"/>
-          <w:shd w:val="clear" w:fill="FFFFFF"/>
-          <w:lang w:val="en-US" w:eastAsia="zh-CN" w:bidi="ar"/>
-        </w:rPr>
-        <w:t>.</w:t>
-      </w:r>
-      <w:r>
-        <w:rPr>
-          <w:rFonts w:hint="default" w:ascii="Consolas" w:hAnsi="Consolas" w:eastAsia="Consolas" w:cs="Consolas"/>
-          <w:b w:val="0"/>
-          <w:bCs w:val="0"/>
-          <w:color w:val="795E26"/>
-          <w:kern w:val="0"/>
-          <w:sz w:val="10"/>
-          <w:szCs w:val="10"/>
-          <w:shd w:val="clear" w:fill="FFFFFF"/>
-          <w:lang w:val="en-US" w:eastAsia="zh-CN" w:bidi="ar"/>
-        </w:rPr>
-        <w:t>SetLockMouseToViewportBehavior</w:t>
-      </w:r>
-      <w:r>
-        <w:rPr>
-          <w:rFonts w:hint="default" w:ascii="Consolas" w:hAnsi="Consolas" w:eastAsia="Consolas" w:cs="Consolas"/>
-          <w:b w:val="0"/>
-          <w:bCs w:val="0"/>
-          <w:color w:val="3B3B3B"/>
-          <w:kern w:val="0"/>
-          <w:sz w:val="10"/>
-          <w:szCs w:val="10"/>
-          <w:shd w:val="clear" w:fill="FFFFFF"/>
-          <w:lang w:val="en-US" w:eastAsia="zh-CN" w:bidi="ar"/>
-        </w:rPr>
-        <w:t>(</w:t>
-      </w:r>
-      <w:r>
-        <w:rPr>
-          <w:rFonts w:hint="default" w:ascii="Consolas" w:hAnsi="Consolas" w:eastAsia="Consolas" w:cs="Consolas"/>
-          <w:b w:val="0"/>
-          <w:bCs w:val="0"/>
-          <w:color w:val="267F99"/>
-          <w:kern w:val="0"/>
-          <w:sz w:val="10"/>
-          <w:szCs w:val="10"/>
-          <w:shd w:val="clear" w:fill="FFFFFF"/>
-          <w:lang w:val="en-US" w:eastAsia="zh-CN" w:bidi="ar"/>
-        </w:rPr>
-        <w:t>EMouseLockMode</w:t>
-      </w:r>
-      <w:r>
-        <w:rPr>
-          <w:rFonts w:hint="default" w:ascii="Consolas" w:hAnsi="Consolas" w:eastAsia="Consolas" w:cs="Consolas"/>
-          <w:b w:val="0"/>
-          <w:bCs w:val="0"/>
-          <w:color w:val="3B3B3B"/>
-          <w:kern w:val="0"/>
-          <w:sz w:val="10"/>
-          <w:szCs w:val="10"/>
-          <w:shd w:val="clear" w:fill="FFFFFF"/>
-          <w:lang w:val="en-US" w:eastAsia="zh-CN" w:bidi="ar"/>
-        </w:rPr>
-        <w:t>::DoNotLock);</w:t>
+          <w:sz w:val="18"/>
+          <w:szCs w:val="18"/>
+          <w:shd w:val="clear" w:fill="FFFFFF"/>
+          <w:lang w:val="en-US" w:eastAsia="zh-CN" w:bidi="ar"/>
+        </w:rPr>
+        <w:t>;</w:t>
+      </w:r>
+      <w:r>
+        <w:rPr>
+          <w:rFonts w:hint="default" w:ascii="Consolas" w:hAnsi="Consolas" w:eastAsia="Consolas" w:cs="Consolas"/>
+          <w:b w:val="0"/>
+          <w:bCs w:val="0"/>
+          <w:color w:val="008000"/>
+          <w:kern w:val="0"/>
+          <w:sz w:val="18"/>
+          <w:szCs w:val="18"/>
+          <w:shd w:val="clear" w:fill="FFFFFF"/>
+          <w:lang w:val="en-US" w:eastAsia="zh-CN" w:bidi="ar"/>
+        </w:rPr>
+        <w:t xml:space="preserve"> //</w:t>
       </w:r>
     </w:p>
     <w:p>
@@ -1899,19 +1799,19 @@
           <w:b w:val="0"/>
           <w:bCs w:val="0"/>
           <w:color w:val="3B3B3B"/>
-          <w:sz w:val="10"/>
-          <w:szCs w:val="10"/>
-        </w:rPr>
-      </w:pPr>
-      <w:r>
-        <w:rPr>
-          <w:rFonts w:hint="default" w:ascii="Consolas" w:hAnsi="Consolas" w:eastAsia="Consolas" w:cs="Consolas"/>
-          <w:b w:val="0"/>
-          <w:bCs w:val="0"/>
-          <w:color w:val="3B3B3B"/>
-          <w:kern w:val="0"/>
-          <w:sz w:val="10"/>
-          <w:szCs w:val="10"/>
+          <w:sz w:val="18"/>
+          <w:szCs w:val="18"/>
+        </w:rPr>
+      </w:pPr>
+      <w:r>
+        <w:rPr>
+          <w:rFonts w:hint="default" w:ascii="Consolas" w:hAnsi="Consolas" w:eastAsia="Consolas" w:cs="Consolas"/>
+          <w:b w:val="0"/>
+          <w:bCs w:val="0"/>
+          <w:color w:val="3B3B3B"/>
+          <w:kern w:val="0"/>
+          <w:sz w:val="18"/>
+          <w:szCs w:val="18"/>
           <w:shd w:val="clear" w:fill="FFFFFF"/>
           <w:lang w:val="en-US" w:eastAsia="zh-CN" w:bidi="ar"/>
         </w:rPr>
@@ -1924,8 +1824,8 @@
           <w:bCs w:val="0"/>
           <w:color w:val="001080"/>
           <w:kern w:val="0"/>
-          <w:sz w:val="10"/>
-          <w:szCs w:val="10"/>
+          <w:sz w:val="18"/>
+          <w:szCs w:val="18"/>
           <w:shd w:val="clear" w:fill="FFFFFF"/>
           <w:lang w:val="en-US" w:eastAsia="zh-CN" w:bidi="ar"/>
         </w:rPr>
@@ -1938,8 +1838,8 @@
           <w:bCs w:val="0"/>
           <w:color w:val="3B3B3B"/>
           <w:kern w:val="0"/>
-          <w:sz w:val="10"/>
-          <w:szCs w:val="10"/>
+          <w:sz w:val="18"/>
+          <w:szCs w:val="18"/>
           <w:shd w:val="clear" w:fill="FFFFFF"/>
           <w:lang w:val="en-US" w:eastAsia="zh-CN" w:bidi="ar"/>
         </w:rPr>
@@ -1952,22 +1852,22 @@
           <w:bCs w:val="0"/>
           <w:color w:val="795E26"/>
           <w:kern w:val="0"/>
-          <w:sz w:val="10"/>
-          <w:szCs w:val="10"/>
-          <w:shd w:val="clear" w:fill="FFFFFF"/>
-          <w:lang w:val="en-US" w:eastAsia="zh-CN" w:bidi="ar"/>
-        </w:rPr>
-        <w:t>SetHideCursorDuringCapture</w:t>
-      </w:r>
-      <w:r>
-        <w:rPr>
-          <w:rFonts w:hint="default" w:ascii="Consolas" w:hAnsi="Consolas" w:eastAsia="Consolas" w:cs="Consolas"/>
-          <w:b w:val="0"/>
-          <w:bCs w:val="0"/>
-          <w:color w:val="3B3B3B"/>
-          <w:kern w:val="0"/>
-          <w:sz w:val="10"/>
-          <w:szCs w:val="10"/>
+          <w:sz w:val="18"/>
+          <w:szCs w:val="18"/>
+          <w:shd w:val="clear" w:fill="FFFFFF"/>
+          <w:lang w:val="en-US" w:eastAsia="zh-CN" w:bidi="ar"/>
+        </w:rPr>
+        <w:t>SetLockMouseToViewportBehavior</w:t>
+      </w:r>
+      <w:r>
+        <w:rPr>
+          <w:rFonts w:hint="default" w:ascii="Consolas" w:hAnsi="Consolas" w:eastAsia="Consolas" w:cs="Consolas"/>
+          <w:b w:val="0"/>
+          <w:bCs w:val="0"/>
+          <w:color w:val="3B3B3B"/>
+          <w:kern w:val="0"/>
+          <w:sz w:val="18"/>
+          <w:szCs w:val="18"/>
           <w:shd w:val="clear" w:fill="FFFFFF"/>
           <w:lang w:val="en-US" w:eastAsia="zh-CN" w:bidi="ar"/>
         </w:rPr>
@@ -1978,28 +1878,28 @@
           <w:rFonts w:hint="default" w:ascii="Consolas" w:hAnsi="Consolas" w:eastAsia="Consolas" w:cs="Consolas"/>
           <w:b w:val="0"/>
           <w:bCs w:val="0"/>
-          <w:color w:val="0000FF"/>
-          <w:kern w:val="0"/>
-          <w:sz w:val="10"/>
-          <w:szCs w:val="10"/>
-          <w:shd w:val="clear" w:fill="FFFFFF"/>
-          <w:lang w:val="en-US" w:eastAsia="zh-CN" w:bidi="ar"/>
-        </w:rPr>
-        <w:t>false</w:t>
-      </w:r>
-      <w:r>
-        <w:rPr>
-          <w:rFonts w:hint="default" w:ascii="Consolas" w:hAnsi="Consolas" w:eastAsia="Consolas" w:cs="Consolas"/>
-          <w:b w:val="0"/>
-          <w:bCs w:val="0"/>
-          <w:color w:val="3B3B3B"/>
-          <w:kern w:val="0"/>
-          <w:sz w:val="10"/>
-          <w:szCs w:val="10"/>
-          <w:shd w:val="clear" w:fill="FFFFFF"/>
-          <w:lang w:val="en-US" w:eastAsia="zh-CN" w:bidi="ar"/>
-        </w:rPr>
-        <w:t>);</w:t>
+          <w:color w:val="267F99"/>
+          <w:kern w:val="0"/>
+          <w:sz w:val="18"/>
+          <w:szCs w:val="18"/>
+          <w:shd w:val="clear" w:fill="FFFFFF"/>
+          <w:lang w:val="en-US" w:eastAsia="zh-CN" w:bidi="ar"/>
+        </w:rPr>
+        <w:t>EMouseLockMode</w:t>
+      </w:r>
+      <w:r>
+        <w:rPr>
+          <w:rFonts w:hint="default" w:ascii="Consolas" w:hAnsi="Consolas" w:eastAsia="Consolas" w:cs="Consolas"/>
+          <w:b w:val="0"/>
+          <w:bCs w:val="0"/>
+          <w:color w:val="3B3B3B"/>
+          <w:kern w:val="0"/>
+          <w:sz w:val="18"/>
+          <w:szCs w:val="18"/>
+          <w:shd w:val="clear" w:fill="FFFFFF"/>
+          <w:lang w:val="en-US" w:eastAsia="zh-CN" w:bidi="ar"/>
+        </w:rPr>
+        <w:t>::DoNotLock);</w:t>
       </w:r>
     </w:p>
     <w:p>
@@ -2016,19 +1916,19 @@
           <w:b w:val="0"/>
           <w:bCs w:val="0"/>
           <w:color w:val="3B3B3B"/>
-          <w:sz w:val="10"/>
-          <w:szCs w:val="10"/>
-        </w:rPr>
-      </w:pPr>
-      <w:r>
-        <w:rPr>
-          <w:rFonts w:hint="default" w:ascii="Consolas" w:hAnsi="Consolas" w:eastAsia="Consolas" w:cs="Consolas"/>
-          <w:b w:val="0"/>
-          <w:bCs w:val="0"/>
-          <w:color w:val="3B3B3B"/>
-          <w:kern w:val="0"/>
-          <w:sz w:val="10"/>
-          <w:szCs w:val="10"/>
+          <w:sz w:val="18"/>
+          <w:szCs w:val="18"/>
+        </w:rPr>
+      </w:pPr>
+      <w:r>
+        <w:rPr>
+          <w:rFonts w:hint="default" w:ascii="Consolas" w:hAnsi="Consolas" w:eastAsia="Consolas" w:cs="Consolas"/>
+          <w:b w:val="0"/>
+          <w:bCs w:val="0"/>
+          <w:color w:val="3B3B3B"/>
+          <w:kern w:val="0"/>
+          <w:sz w:val="18"/>
+          <w:szCs w:val="18"/>
           <w:shd w:val="clear" w:fill="FFFFFF"/>
           <w:lang w:val="en-US" w:eastAsia="zh-CN" w:bidi="ar"/>
         </w:rPr>
@@ -2039,24 +1939,52 @@
           <w:rFonts w:hint="default" w:ascii="Consolas" w:hAnsi="Consolas" w:eastAsia="Consolas" w:cs="Consolas"/>
           <w:b w:val="0"/>
           <w:bCs w:val="0"/>
+          <w:color w:val="001080"/>
+          <w:kern w:val="0"/>
+          <w:sz w:val="18"/>
+          <w:szCs w:val="18"/>
+          <w:shd w:val="clear" w:fill="FFFFFF"/>
+          <w:lang w:val="en-US" w:eastAsia="zh-CN" w:bidi="ar"/>
+        </w:rPr>
+        <w:t>InputModeData</w:t>
+      </w:r>
+      <w:r>
+        <w:rPr>
+          <w:rFonts w:hint="default" w:ascii="Consolas" w:hAnsi="Consolas" w:eastAsia="Consolas" w:cs="Consolas"/>
+          <w:b w:val="0"/>
+          <w:bCs w:val="0"/>
+          <w:color w:val="3B3B3B"/>
+          <w:kern w:val="0"/>
+          <w:sz w:val="18"/>
+          <w:szCs w:val="18"/>
+          <w:shd w:val="clear" w:fill="FFFFFF"/>
+          <w:lang w:val="en-US" w:eastAsia="zh-CN" w:bidi="ar"/>
+        </w:rPr>
+        <w:t>.</w:t>
+      </w:r>
+      <w:r>
+        <w:rPr>
+          <w:rFonts w:hint="default" w:ascii="Consolas" w:hAnsi="Consolas" w:eastAsia="Consolas" w:cs="Consolas"/>
+          <w:b w:val="0"/>
+          <w:bCs w:val="0"/>
           <w:color w:val="795E26"/>
           <w:kern w:val="0"/>
-          <w:sz w:val="10"/>
-          <w:szCs w:val="10"/>
-          <w:shd w:val="clear" w:fill="FFFFFF"/>
-          <w:lang w:val="en-US" w:eastAsia="zh-CN" w:bidi="ar"/>
-        </w:rPr>
-        <w:t>SetInputMode</w:t>
-      </w:r>
-      <w:r>
-        <w:rPr>
-          <w:rFonts w:hint="default" w:ascii="Consolas" w:hAnsi="Consolas" w:eastAsia="Consolas" w:cs="Consolas"/>
-          <w:b w:val="0"/>
-          <w:bCs w:val="0"/>
-          <w:color w:val="3B3B3B"/>
-          <w:kern w:val="0"/>
-          <w:sz w:val="10"/>
-          <w:szCs w:val="10"/>
+          <w:sz w:val="18"/>
+          <w:szCs w:val="18"/>
+          <w:shd w:val="clear" w:fill="FFFFFF"/>
+          <w:lang w:val="en-US" w:eastAsia="zh-CN" w:bidi="ar"/>
+        </w:rPr>
+        <w:t>SetHideCursorDuringCapture</w:t>
+      </w:r>
+      <w:r>
+        <w:rPr>
+          <w:rFonts w:hint="default" w:ascii="Consolas" w:hAnsi="Consolas" w:eastAsia="Consolas" w:cs="Consolas"/>
+          <w:b w:val="0"/>
+          <w:bCs w:val="0"/>
+          <w:color w:val="3B3B3B"/>
+          <w:kern w:val="0"/>
+          <w:sz w:val="18"/>
+          <w:szCs w:val="18"/>
           <w:shd w:val="clear" w:fill="FFFFFF"/>
           <w:lang w:val="en-US" w:eastAsia="zh-CN" w:bidi="ar"/>
         </w:rPr>
@@ -2067,24 +1995,24 @@
           <w:rFonts w:hint="default" w:ascii="Consolas" w:hAnsi="Consolas" w:eastAsia="Consolas" w:cs="Consolas"/>
           <w:b w:val="0"/>
           <w:bCs w:val="0"/>
-          <w:color w:val="001080"/>
-          <w:kern w:val="0"/>
-          <w:sz w:val="10"/>
-          <w:szCs w:val="10"/>
-          <w:shd w:val="clear" w:fill="FFFFFF"/>
-          <w:lang w:val="en-US" w:eastAsia="zh-CN" w:bidi="ar"/>
-        </w:rPr>
-        <w:t>InputModeData</w:t>
-      </w:r>
-      <w:r>
-        <w:rPr>
-          <w:rFonts w:hint="default" w:ascii="Consolas" w:hAnsi="Consolas" w:eastAsia="Consolas" w:cs="Consolas"/>
-          <w:b w:val="0"/>
-          <w:bCs w:val="0"/>
-          <w:color w:val="3B3B3B"/>
-          <w:kern w:val="0"/>
-          <w:sz w:val="10"/>
-          <w:szCs w:val="10"/>
+          <w:color w:val="0000FF"/>
+          <w:kern w:val="0"/>
+          <w:sz w:val="18"/>
+          <w:szCs w:val="18"/>
+          <w:shd w:val="clear" w:fill="FFFFFF"/>
+          <w:lang w:val="en-US" w:eastAsia="zh-CN" w:bidi="ar"/>
+        </w:rPr>
+        <w:t>false</w:t>
+      </w:r>
+      <w:r>
+        <w:rPr>
+          <w:rFonts w:hint="default" w:ascii="Consolas" w:hAnsi="Consolas" w:eastAsia="Consolas" w:cs="Consolas"/>
+          <w:b w:val="0"/>
+          <w:bCs w:val="0"/>
+          <w:color w:val="3B3B3B"/>
+          <w:kern w:val="0"/>
+          <w:sz w:val="18"/>
+          <w:szCs w:val="18"/>
           <w:shd w:val="clear" w:fill="FFFFFF"/>
           <w:lang w:val="en-US" w:eastAsia="zh-CN" w:bidi="ar"/>
         </w:rPr>
@@ -2105,70 +2033,79 @@
           <w:b w:val="0"/>
           <w:bCs w:val="0"/>
           <w:color w:val="3B3B3B"/>
-          <w:sz w:val="10"/>
-          <w:szCs w:val="10"/>
-        </w:rPr>
-      </w:pPr>
-      <w:r>
-        <w:rPr>
-          <w:rFonts w:hint="default" w:ascii="Consolas" w:hAnsi="Consolas" w:eastAsia="Consolas" w:cs="Consolas"/>
-          <w:b w:val="0"/>
-          <w:bCs w:val="0"/>
-          <w:color w:val="3B3B3B"/>
-          <w:kern w:val="0"/>
-          <w:sz w:val="10"/>
-          <w:szCs w:val="10"/>
-          <w:shd w:val="clear" w:fill="FFFFFF"/>
-          <w:lang w:val="en-US" w:eastAsia="zh-CN" w:bidi="ar"/>
-        </w:rPr>
-        <w:t>}</w:t>
-      </w:r>
-    </w:p>
-    <w:p>
-      <w:pPr>
-        <w:rPr>
-          <w:rFonts w:hint="eastAsia"/>
-          <w:lang w:val="en-US" w:eastAsia="zh-CN"/>
-        </w:rPr>
-      </w:pPr>
-      <w:r>
-        <w:rPr>
-          <w:rFonts w:hint="eastAsia"/>
-          <w:lang w:val="en-US" w:eastAsia="zh-CN"/>
-        </w:rPr>
-        <w:t>这时就已经将输入映射上下文绑定到了玩家控制器</w:t>
-      </w:r>
-    </w:p>
-    <w:p>
-      <w:pPr>
-        <w:pStyle w:val="2"/>
-        <w:bidi w:val="0"/>
-        <w:rPr>
-          <w:rFonts w:hint="eastAsia"/>
-          <w:lang w:val="en-US" w:eastAsia="zh-CN"/>
-        </w:rPr>
-      </w:pPr>
-      <w:r>
-        <w:rPr>
-          <w:rFonts w:hint="eastAsia"/>
-          <w:lang w:val="en-US" w:eastAsia="zh-CN"/>
-        </w:rPr>
-        <w:t>移动委托</w:t>
-      </w:r>
-    </w:p>
-    <w:p>
-      <w:pPr>
-        <w:rPr>
-          <w:rFonts w:hint="eastAsia"/>
-          <w:lang w:val="en-US" w:eastAsia="zh-CN"/>
-        </w:rPr>
-      </w:pPr>
-      <w:r>
-        <w:rPr>
-          <w:rFonts w:hint="eastAsia"/>
-          <w:lang w:val="en-US" w:eastAsia="zh-CN"/>
-        </w:rPr>
-        <w:t>首先protected重载Setup Input Component函数</w:t>
+          <w:sz w:val="18"/>
+          <w:szCs w:val="18"/>
+        </w:rPr>
+      </w:pPr>
+      <w:r>
+        <w:rPr>
+          <w:rFonts w:hint="default" w:ascii="Consolas" w:hAnsi="Consolas" w:eastAsia="Consolas" w:cs="Consolas"/>
+          <w:b w:val="0"/>
+          <w:bCs w:val="0"/>
+          <w:color w:val="3B3B3B"/>
+          <w:kern w:val="0"/>
+          <w:sz w:val="18"/>
+          <w:szCs w:val="18"/>
+          <w:shd w:val="clear" w:fill="FFFFFF"/>
+          <w:lang w:val="en-US" w:eastAsia="zh-CN" w:bidi="ar"/>
+        </w:rPr>
+        <w:t xml:space="preserve">    </w:t>
+      </w:r>
+      <w:r>
+        <w:rPr>
+          <w:rFonts w:hint="default" w:ascii="Consolas" w:hAnsi="Consolas" w:eastAsia="Consolas" w:cs="Consolas"/>
+          <w:b w:val="0"/>
+          <w:bCs w:val="0"/>
+          <w:color w:val="795E26"/>
+          <w:kern w:val="0"/>
+          <w:sz w:val="18"/>
+          <w:szCs w:val="18"/>
+          <w:shd w:val="clear" w:fill="FFFFFF"/>
+          <w:lang w:val="en-US" w:eastAsia="zh-CN" w:bidi="ar"/>
+        </w:rPr>
+        <w:t>SetInputMode</w:t>
+      </w:r>
+      <w:r>
+        <w:rPr>
+          <w:rFonts w:hint="default" w:ascii="Consolas" w:hAnsi="Consolas" w:eastAsia="Consolas" w:cs="Consolas"/>
+          <w:b w:val="0"/>
+          <w:bCs w:val="0"/>
+          <w:color w:val="3B3B3B"/>
+          <w:kern w:val="0"/>
+          <w:sz w:val="18"/>
+          <w:szCs w:val="18"/>
+          <w:shd w:val="clear" w:fill="FFFFFF"/>
+          <w:lang w:val="en-US" w:eastAsia="zh-CN" w:bidi="ar"/>
+        </w:rPr>
+        <w:t>(</w:t>
+      </w:r>
+      <w:r>
+        <w:rPr>
+          <w:rFonts w:hint="default" w:ascii="Consolas" w:hAnsi="Consolas" w:eastAsia="Consolas" w:cs="Consolas"/>
+          <w:b w:val="0"/>
+          <w:bCs w:val="0"/>
+          <w:color w:val="001080"/>
+          <w:kern w:val="0"/>
+          <w:sz w:val="18"/>
+          <w:szCs w:val="18"/>
+          <w:shd w:val="clear" w:fill="FFFFFF"/>
+          <w:lang w:val="en-US" w:eastAsia="zh-CN" w:bidi="ar"/>
+        </w:rPr>
+        <w:t>InputModeData</w:t>
+      </w:r>
+      <w:r>
+        <w:rPr>
+          <w:rFonts w:hint="default" w:ascii="Consolas" w:hAnsi="Consolas" w:eastAsia="Consolas" w:cs="Consolas"/>
+          <w:b w:val="0"/>
+          <w:bCs w:val="0"/>
+          <w:color w:val="3B3B3B"/>
+          <w:kern w:val="0"/>
+          <w:sz w:val="18"/>
+          <w:szCs w:val="18"/>
+          <w:shd w:val="clear" w:fill="FFFFFF"/>
+          <w:lang w:val="en-US" w:eastAsia="zh-CN" w:bidi="ar"/>
+        </w:rPr>
+        <w:t>);</w:t>
       </w:r>
     </w:p>
     <w:p>
@@ -2181,70 +2118,74 @@
         <w:spacing w:line="143" w:lineRule="atLeast"/>
         <w:jc w:val="left"/>
         <w:rPr>
-          <w:rFonts w:ascii="Consolas" w:hAnsi="Consolas" w:eastAsia="Consolas" w:cs="Consolas"/>
-          <w:b w:val="0"/>
-          <w:bCs w:val="0"/>
-          <w:color w:val="3B3B3B"/>
-          <w:sz w:val="18"/>
-          <w:szCs w:val="18"/>
-        </w:rPr>
-      </w:pPr>
-      <w:bookmarkStart w:id="0" w:name="_GoBack"/>
-      <w:r>
-        <w:rPr>
-          <w:rFonts w:hint="default" w:ascii="Consolas" w:hAnsi="Consolas" w:eastAsia="Consolas" w:cs="Consolas"/>
-          <w:b w:val="0"/>
-          <w:bCs w:val="0"/>
-          <w:color w:val="0000FF"/>
-          <w:kern w:val="0"/>
-          <w:sz w:val="18"/>
-          <w:szCs w:val="18"/>
-          <w:shd w:val="clear" w:fill="FFFFFF"/>
-          <w:lang w:val="en-US" w:eastAsia="zh-CN" w:bidi="ar"/>
-        </w:rPr>
-        <w:t>void</w:t>
-      </w:r>
-      <w:r>
-        <w:rPr>
-          <w:rFonts w:hint="default" w:ascii="Consolas" w:hAnsi="Consolas" w:eastAsia="Consolas" w:cs="Consolas"/>
-          <w:b w:val="0"/>
-          <w:bCs w:val="0"/>
-          <w:color w:val="3B3B3B"/>
-          <w:kern w:val="0"/>
-          <w:sz w:val="18"/>
-          <w:szCs w:val="18"/>
-          <w:shd w:val="clear" w:fill="FFFFFF"/>
-          <w:lang w:val="en-US" w:eastAsia="zh-CN" w:bidi="ar"/>
-        </w:rPr>
-        <w:t xml:space="preserve"> </w:t>
-      </w:r>
-      <w:r>
-        <w:rPr>
-          <w:rFonts w:hint="default" w:ascii="Consolas" w:hAnsi="Consolas" w:eastAsia="Consolas" w:cs="Consolas"/>
-          <w:b w:val="0"/>
-          <w:bCs w:val="0"/>
-          <w:color w:val="795E26"/>
-          <w:kern w:val="0"/>
-          <w:sz w:val="18"/>
-          <w:szCs w:val="18"/>
-          <w:shd w:val="clear" w:fill="FFFFFF"/>
-          <w:lang w:val="en-US" w:eastAsia="zh-CN" w:bidi="ar"/>
-        </w:rPr>
-        <w:t>AAuraPlayerController::SetupInputComponent</w:t>
-      </w:r>
-      <w:r>
-        <w:rPr>
-          <w:rFonts w:hint="default" w:ascii="Consolas" w:hAnsi="Consolas" w:eastAsia="Consolas" w:cs="Consolas"/>
-          <w:b w:val="0"/>
-          <w:bCs w:val="0"/>
-          <w:color w:val="3B3B3B"/>
-          <w:kern w:val="0"/>
-          <w:sz w:val="18"/>
-          <w:szCs w:val="18"/>
-          <w:shd w:val="clear" w:fill="FFFFFF"/>
-          <w:lang w:val="en-US" w:eastAsia="zh-CN" w:bidi="ar"/>
-        </w:rPr>
-        <w:t>()</w:t>
+          <w:rFonts w:hint="default" w:ascii="Consolas" w:hAnsi="Consolas" w:eastAsia="Consolas" w:cs="Consolas"/>
+          <w:b w:val="0"/>
+          <w:bCs w:val="0"/>
+          <w:color w:val="3B3B3B"/>
+          <w:sz w:val="18"/>
+          <w:szCs w:val="18"/>
+        </w:rPr>
+      </w:pPr>
+      <w:r>
+        <w:rPr>
+          <w:rFonts w:hint="default" w:ascii="Consolas" w:hAnsi="Consolas" w:eastAsia="Consolas" w:cs="Consolas"/>
+          <w:b w:val="0"/>
+          <w:bCs w:val="0"/>
+          <w:color w:val="3B3B3B"/>
+          <w:kern w:val="0"/>
+          <w:sz w:val="18"/>
+          <w:szCs w:val="18"/>
+          <w:shd w:val="clear" w:fill="FFFFFF"/>
+          <w:lang w:val="en-US" w:eastAsia="zh-CN" w:bidi="ar"/>
+        </w:rPr>
+        <w:t>}</w:t>
+      </w:r>
+    </w:p>
+    <w:p>
+      <w:pPr>
+        <w:rPr>
+          <w:rFonts w:hint="eastAsia"/>
+          <w:lang w:val="en-US" w:eastAsia="zh-CN"/>
+        </w:rPr>
+      </w:pPr>
+      <w:r>
+        <w:rPr>
+          <w:rFonts w:hint="eastAsia"/>
+          <w:lang w:val="en-US" w:eastAsia="zh-CN"/>
+        </w:rPr>
+        <w:t>这时就已经将输入映射上下文绑定到了玩家控制器</w:t>
+      </w:r>
+    </w:p>
+    <w:p>
+      <w:pPr>
+        <w:pStyle w:val="2"/>
+        <w:bidi w:val="0"/>
+        <w:rPr>
+          <w:rFonts w:hint="eastAsia"/>
+          <w:lang w:val="en-US" w:eastAsia="zh-CN"/>
+        </w:rPr>
+      </w:pPr>
+      <w:r>
+        <w:rPr>
+          <w:rFonts w:hint="eastAsia"/>
+          <w:lang w:val="en-US" w:eastAsia="zh-CN"/>
+        </w:rPr>
+        <w:t>移动委托</w:t>
+      </w:r>
+    </w:p>
+    <w:p>
+      <w:pPr>
+        <w:rPr>
+          <w:rFonts w:hint="eastAsia"/>
+          <w:lang w:val="en-US" w:eastAsia="zh-CN"/>
+        </w:rPr>
+      </w:pPr>
+      <w:r>
+        <w:rPr>
+          <w:rFonts w:hint="eastAsia"/>
+          <w:lang w:val="en-US" w:eastAsia="zh-CN"/>
+        </w:rPr>
+        <w:t>首先protected重载Setup Input Component函数</w:t>
       </w:r>
     </w:p>
     <w:p>
@@ -2257,27 +2198,69 @@
         <w:spacing w:line="143" w:lineRule="atLeast"/>
         <w:jc w:val="left"/>
         <w:rPr>
-          <w:rFonts w:hint="default" w:ascii="Consolas" w:hAnsi="Consolas" w:eastAsia="Consolas" w:cs="Consolas"/>
-          <w:b w:val="0"/>
-          <w:bCs w:val="0"/>
-          <w:color w:val="3B3B3B"/>
-          <w:sz w:val="18"/>
-          <w:szCs w:val="18"/>
-        </w:rPr>
-      </w:pPr>
-      <w:r>
-        <w:rPr>
-          <w:rFonts w:hint="default" w:ascii="Consolas" w:hAnsi="Consolas" w:eastAsia="Consolas" w:cs="Consolas"/>
-          <w:b w:val="0"/>
-          <w:bCs w:val="0"/>
-          <w:color w:val="3B3B3B"/>
-          <w:kern w:val="0"/>
-          <w:sz w:val="18"/>
-          <w:szCs w:val="18"/>
-          <w:shd w:val="clear" w:fill="FFFFFF"/>
-          <w:lang w:val="en-US" w:eastAsia="zh-CN" w:bidi="ar"/>
-        </w:rPr>
-        <w:t>{</w:t>
+          <w:rFonts w:ascii="Consolas" w:hAnsi="Consolas" w:eastAsia="Consolas" w:cs="Consolas"/>
+          <w:b w:val="0"/>
+          <w:bCs w:val="0"/>
+          <w:color w:val="3B3B3B"/>
+          <w:sz w:val="18"/>
+          <w:szCs w:val="18"/>
+        </w:rPr>
+      </w:pPr>
+      <w:r>
+        <w:rPr>
+          <w:rFonts w:hint="default" w:ascii="Consolas" w:hAnsi="Consolas" w:eastAsia="Consolas" w:cs="Consolas"/>
+          <w:b w:val="0"/>
+          <w:bCs w:val="0"/>
+          <w:color w:val="0000FF"/>
+          <w:kern w:val="0"/>
+          <w:sz w:val="18"/>
+          <w:szCs w:val="18"/>
+          <w:shd w:val="clear" w:fill="FFFFFF"/>
+          <w:lang w:val="en-US" w:eastAsia="zh-CN" w:bidi="ar"/>
+        </w:rPr>
+        <w:t>void</w:t>
+      </w:r>
+      <w:r>
+        <w:rPr>
+          <w:rFonts w:hint="default" w:ascii="Consolas" w:hAnsi="Consolas" w:eastAsia="Consolas" w:cs="Consolas"/>
+          <w:b w:val="0"/>
+          <w:bCs w:val="0"/>
+          <w:color w:val="3B3B3B"/>
+          <w:kern w:val="0"/>
+          <w:sz w:val="18"/>
+          <w:szCs w:val="18"/>
+          <w:shd w:val="clear" w:fill="FFFFFF"/>
+          <w:lang w:val="en-US" w:eastAsia="zh-CN" w:bidi="ar"/>
+        </w:rPr>
+        <w:t xml:space="preserve"> </w:t>
+      </w:r>
+      <w:r>
+        <w:rPr>
+          <w:rFonts w:hint="default" w:ascii="Consolas" w:hAnsi="Consolas" w:eastAsia="Consolas" w:cs="Consolas"/>
+          <w:b w:val="0"/>
+          <w:bCs w:val="0"/>
+          <w:color w:val="795E26"/>
+          <w:kern w:val="0"/>
+          <w:sz w:val="18"/>
+          <w:szCs w:val="18"/>
+          <w:shd w:val="clear" w:fill="FFFFFF"/>
+          <w:lang w:val="en-US" w:eastAsia="zh-CN" w:bidi="ar"/>
+        </w:rPr>
+        <w:t>AAuraPlayerController::SetupInputComponent</w:t>
+      </w:r>
+      <w:r>
+        <w:rPr>
+          <w:rFonts w:hint="default" w:ascii="Consolas" w:hAnsi="Consolas" w:eastAsia="Consolas" w:cs="Consolas"/>
+          <w:b w:val="0"/>
+          <w:bCs w:val="0"/>
+          <w:color w:val="3B3B3B"/>
+          <w:kern w:val="0"/>
+          <w:sz w:val="18"/>
+          <w:szCs w:val="18"/>
+          <w:shd w:val="clear" w:fill="FFFFFF"/>
+          <w:lang w:val="en-US" w:eastAsia="zh-CN" w:bidi="ar"/>
+        </w:rPr>
+        <w:t>()</w:t>
       </w:r>
     </w:p>
     <w:p>
@@ -2310,63 +2293,7 @@
           <w:shd w:val="clear" w:fill="FFFFFF"/>
           <w:lang w:val="en-US" w:eastAsia="zh-CN" w:bidi="ar"/>
         </w:rPr>
-        <w:t xml:space="preserve">    </w:t>
-      </w:r>
-      <w:r>
-        <w:rPr>
-          <w:rFonts w:hint="default" w:ascii="Consolas" w:hAnsi="Consolas" w:eastAsia="Consolas" w:cs="Consolas"/>
-          <w:b w:val="0"/>
-          <w:bCs w:val="0"/>
-          <w:color w:val="267F99"/>
-          <w:kern w:val="0"/>
-          <w:sz w:val="18"/>
-          <w:szCs w:val="18"/>
-          <w:shd w:val="clear" w:fill="FFFFFF"/>
-          <w:lang w:val="en-US" w:eastAsia="zh-CN" w:bidi="ar"/>
-        </w:rPr>
-        <w:t>Super</w:t>
-      </w:r>
-      <w:r>
-        <w:rPr>
-          <w:rFonts w:hint="default" w:ascii="Consolas" w:hAnsi="Consolas" w:eastAsia="Consolas" w:cs="Consolas"/>
-          <w:b w:val="0"/>
-          <w:bCs w:val="0"/>
-          <w:color w:val="3B3B3B"/>
-          <w:kern w:val="0"/>
-          <w:sz w:val="18"/>
-          <w:szCs w:val="18"/>
-          <w:shd w:val="clear" w:fill="FFFFFF"/>
-          <w:lang w:val="en-US" w:eastAsia="zh-CN" w:bidi="ar"/>
-        </w:rPr>
-        <w:t>::</w:t>
-      </w:r>
-      <w:r>
-        <w:rPr>
-          <w:rFonts w:hint="default" w:ascii="Consolas" w:hAnsi="Consolas" w:eastAsia="Consolas" w:cs="Consolas"/>
-          <w:b w:val="0"/>
-          <w:bCs w:val="0"/>
-          <w:color w:val="795E26"/>
-          <w:kern w:val="0"/>
-          <w:sz w:val="18"/>
-          <w:szCs w:val="18"/>
-          <w:shd w:val="clear" w:fill="FFFFFF"/>
-          <w:lang w:val="en-US" w:eastAsia="zh-CN" w:bidi="ar"/>
-        </w:rPr>
-        <w:t>SetupInputComponent</w:t>
-      </w:r>
-      <w:r>
-        <w:rPr>
-          <w:rFonts w:hint="default" w:ascii="Consolas" w:hAnsi="Consolas" w:eastAsia="Consolas" w:cs="Consolas"/>
-          <w:b w:val="0"/>
-          <w:bCs w:val="0"/>
-          <w:color w:val="3B3B3B"/>
-          <w:kern w:val="0"/>
-          <w:sz w:val="18"/>
-          <w:szCs w:val="18"/>
-          <w:shd w:val="clear" w:fill="FFFFFF"/>
-          <w:lang w:val="en-US" w:eastAsia="zh-CN" w:bidi="ar"/>
-        </w:rPr>
-        <w:t>();</w:t>
+        <w:t>{</w:t>
       </w:r>
     </w:p>
     <w:p>
@@ -2399,21 +2326,63 @@
           <w:shd w:val="clear" w:fill="FFFFFF"/>
           <w:lang w:val="en-US" w:eastAsia="zh-CN" w:bidi="ar"/>
         </w:rPr>
-        <w:t>    InputComponent;</w:t>
-      </w:r>
-      <w:r>
-        <w:rPr>
-          <w:rFonts w:hint="default" w:ascii="Consolas" w:hAnsi="Consolas" w:eastAsia="Consolas" w:cs="Consolas"/>
-          <w:b w:val="0"/>
-          <w:bCs w:val="0"/>
-          <w:color w:val="008000"/>
-          <w:kern w:val="0"/>
-          <w:sz w:val="18"/>
-          <w:szCs w:val="18"/>
-          <w:shd w:val="clear" w:fill="FFFFFF"/>
-          <w:lang w:val="en-US" w:eastAsia="zh-CN" w:bidi="ar"/>
-        </w:rPr>
-        <w:t>// 父类自带的一个变量</w:t>
+        <w:t xml:space="preserve">    </w:t>
+      </w:r>
+      <w:r>
+        <w:rPr>
+          <w:rFonts w:hint="default" w:ascii="Consolas" w:hAnsi="Consolas" w:eastAsia="Consolas" w:cs="Consolas"/>
+          <w:b w:val="0"/>
+          <w:bCs w:val="0"/>
+          <w:color w:val="267F99"/>
+          <w:kern w:val="0"/>
+          <w:sz w:val="18"/>
+          <w:szCs w:val="18"/>
+          <w:shd w:val="clear" w:fill="FFFFFF"/>
+          <w:lang w:val="en-US" w:eastAsia="zh-CN" w:bidi="ar"/>
+        </w:rPr>
+        <w:t>Super</w:t>
+      </w:r>
+      <w:r>
+        <w:rPr>
+          <w:rFonts w:hint="default" w:ascii="Consolas" w:hAnsi="Consolas" w:eastAsia="Consolas" w:cs="Consolas"/>
+          <w:b w:val="0"/>
+          <w:bCs w:val="0"/>
+          <w:color w:val="3B3B3B"/>
+          <w:kern w:val="0"/>
+          <w:sz w:val="18"/>
+          <w:szCs w:val="18"/>
+          <w:shd w:val="clear" w:fill="FFFFFF"/>
+          <w:lang w:val="en-US" w:eastAsia="zh-CN" w:bidi="ar"/>
+        </w:rPr>
+        <w:t>::</w:t>
+      </w:r>
+      <w:r>
+        <w:rPr>
+          <w:rFonts w:hint="default" w:ascii="Consolas" w:hAnsi="Consolas" w:eastAsia="Consolas" w:cs="Consolas"/>
+          <w:b w:val="0"/>
+          <w:bCs w:val="0"/>
+          <w:color w:val="795E26"/>
+          <w:kern w:val="0"/>
+          <w:sz w:val="18"/>
+          <w:szCs w:val="18"/>
+          <w:shd w:val="clear" w:fill="FFFFFF"/>
+          <w:lang w:val="en-US" w:eastAsia="zh-CN" w:bidi="ar"/>
+        </w:rPr>
+        <w:t>SetupInputComponent</w:t>
+      </w:r>
+      <w:r>
+        <w:rPr>
+          <w:rFonts w:hint="default" w:ascii="Consolas" w:hAnsi="Consolas" w:eastAsia="Consolas" w:cs="Consolas"/>
+          <w:b w:val="0"/>
+          <w:bCs w:val="0"/>
+          <w:color w:val="3B3B3B"/>
+          <w:kern w:val="0"/>
+          <w:sz w:val="18"/>
+          <w:szCs w:val="18"/>
+          <w:shd w:val="clear" w:fill="FFFFFF"/>
+          <w:lang w:val="en-US" w:eastAsia="zh-CN" w:bidi="ar"/>
+        </w:rPr>
+        <w:t>();</w:t>
       </w:r>
     </w:p>
     <w:p>
@@ -2446,35 +2415,21 @@
           <w:shd w:val="clear" w:fill="FFFFFF"/>
           <w:lang w:val="en-US" w:eastAsia="zh-CN" w:bidi="ar"/>
         </w:rPr>
-        <w:t xml:space="preserve">    </w:t>
-      </w:r>
-      <w:r>
-        <w:rPr>
-          <w:rFonts w:hint="default" w:ascii="Consolas" w:hAnsi="Consolas" w:eastAsia="Consolas" w:cs="Consolas"/>
-          <w:b w:val="0"/>
-          <w:bCs w:val="0"/>
-          <w:color w:val="795E26"/>
-          <w:kern w:val="0"/>
-          <w:sz w:val="18"/>
-          <w:szCs w:val="18"/>
-          <w:shd w:val="clear" w:fill="FFFFFF"/>
-          <w:lang w:val="en-US" w:eastAsia="zh-CN" w:bidi="ar"/>
-        </w:rPr>
-        <w:t>check</w:t>
-      </w:r>
-      <w:r>
-        <w:rPr>
-          <w:rFonts w:hint="default" w:ascii="Consolas" w:hAnsi="Consolas" w:eastAsia="Consolas" w:cs="Consolas"/>
-          <w:b w:val="0"/>
-          <w:bCs w:val="0"/>
-          <w:color w:val="3B3B3B"/>
-          <w:kern w:val="0"/>
-          <w:sz w:val="18"/>
-          <w:szCs w:val="18"/>
-          <w:shd w:val="clear" w:fill="FFFFFF"/>
-          <w:lang w:val="en-US" w:eastAsia="zh-CN" w:bidi="ar"/>
-        </w:rPr>
-        <w:t>(InputComponent);</w:t>
+        <w:t>    InputComponent;</w:t>
+      </w:r>
+      <w:r>
+        <w:rPr>
+          <w:rFonts w:hint="default" w:ascii="Consolas" w:hAnsi="Consolas" w:eastAsia="Consolas" w:cs="Consolas"/>
+          <w:b w:val="0"/>
+          <w:bCs w:val="0"/>
+          <w:color w:val="008000"/>
+          <w:kern w:val="0"/>
+          <w:sz w:val="18"/>
+          <w:szCs w:val="18"/>
+          <w:shd w:val="clear" w:fill="FFFFFF"/>
+          <w:lang w:val="en-US" w:eastAsia="zh-CN" w:bidi="ar"/>
+        </w:rPr>
+        <w:t>// 父类自带的一个变量</w:t>
       </w:r>
     </w:p>
     <w:p>
@@ -2500,14 +2455,42 @@
           <w:rFonts w:hint="default" w:ascii="Consolas" w:hAnsi="Consolas" w:eastAsia="Consolas" w:cs="Consolas"/>
           <w:b w:val="0"/>
           <w:bCs w:val="0"/>
-          <w:color w:val="008000"/>
-          <w:kern w:val="0"/>
-          <w:sz w:val="18"/>
-          <w:szCs w:val="18"/>
-          <w:shd w:val="clear" w:fill="FFFFFF"/>
-          <w:lang w:val="en-US" w:eastAsia="zh-CN" w:bidi="ar"/>
-        </w:rPr>
-        <w:t>    // #include "EnhancedInputComponent.h"，用于解决Cast中类不完整的问题</w:t>
+          <w:color w:val="3B3B3B"/>
+          <w:kern w:val="0"/>
+          <w:sz w:val="18"/>
+          <w:szCs w:val="18"/>
+          <w:shd w:val="clear" w:fill="FFFFFF"/>
+          <w:lang w:val="en-US" w:eastAsia="zh-CN" w:bidi="ar"/>
+        </w:rPr>
+        <w:t xml:space="preserve">    </w:t>
+      </w:r>
+      <w:r>
+        <w:rPr>
+          <w:rFonts w:hint="default" w:ascii="Consolas" w:hAnsi="Consolas" w:eastAsia="Consolas" w:cs="Consolas"/>
+          <w:b w:val="0"/>
+          <w:bCs w:val="0"/>
+          <w:color w:val="795E26"/>
+          <w:kern w:val="0"/>
+          <w:sz w:val="18"/>
+          <w:szCs w:val="18"/>
+          <w:shd w:val="clear" w:fill="FFFFFF"/>
+          <w:lang w:val="en-US" w:eastAsia="zh-CN" w:bidi="ar"/>
+        </w:rPr>
+        <w:t>check</w:t>
+      </w:r>
+      <w:r>
+        <w:rPr>
+          <w:rFonts w:hint="default" w:ascii="Consolas" w:hAnsi="Consolas" w:eastAsia="Consolas" w:cs="Consolas"/>
+          <w:b w:val="0"/>
+          <w:bCs w:val="0"/>
+          <w:color w:val="3B3B3B"/>
+          <w:kern w:val="0"/>
+          <w:sz w:val="18"/>
+          <w:szCs w:val="18"/>
+          <w:shd w:val="clear" w:fill="FFFFFF"/>
+          <w:lang w:val="en-US" w:eastAsia="zh-CN" w:bidi="ar"/>
+        </w:rPr>
+        <w:t>(InputComponent);</w:t>
       </w:r>
     </w:p>
     <w:p>
@@ -2533,126 +2516,14 @@
           <w:rFonts w:hint="default" w:ascii="Consolas" w:hAnsi="Consolas" w:eastAsia="Consolas" w:cs="Consolas"/>
           <w:b w:val="0"/>
           <w:bCs w:val="0"/>
-          <w:color w:val="3B3B3B"/>
-          <w:kern w:val="0"/>
-          <w:sz w:val="18"/>
-          <w:szCs w:val="18"/>
-          <w:shd w:val="clear" w:fill="FFFFFF"/>
-          <w:lang w:val="en-US" w:eastAsia="zh-CN" w:bidi="ar"/>
-        </w:rPr>
-        <w:t>    UEnhancedInputComponent</w:t>
-      </w:r>
-      <w:r>
-        <w:rPr>
-          <w:rFonts w:hint="default" w:ascii="Consolas" w:hAnsi="Consolas" w:eastAsia="Consolas" w:cs="Consolas"/>
-          <w:b w:val="0"/>
-          <w:bCs w:val="0"/>
-          <w:color w:val="000000"/>
-          <w:kern w:val="0"/>
-          <w:sz w:val="18"/>
-          <w:szCs w:val="18"/>
-          <w:shd w:val="clear" w:fill="FFFFFF"/>
-          <w:lang w:val="en-US" w:eastAsia="zh-CN" w:bidi="ar"/>
-        </w:rPr>
-        <w:t>*</w:t>
-      </w:r>
-      <w:r>
-        <w:rPr>
-          <w:rFonts w:hint="default" w:ascii="Consolas" w:hAnsi="Consolas" w:eastAsia="Consolas" w:cs="Consolas"/>
-          <w:b w:val="0"/>
-          <w:bCs w:val="0"/>
-          <w:color w:val="3B3B3B"/>
-          <w:kern w:val="0"/>
-          <w:sz w:val="18"/>
-          <w:szCs w:val="18"/>
-          <w:shd w:val="clear" w:fill="FFFFFF"/>
-          <w:lang w:val="en-US" w:eastAsia="zh-CN" w:bidi="ar"/>
-        </w:rPr>
-        <w:t xml:space="preserve"> EnhancedInputComponent </w:t>
-      </w:r>
-      <w:r>
-        <w:rPr>
-          <w:rFonts w:hint="default" w:ascii="Consolas" w:hAnsi="Consolas" w:eastAsia="Consolas" w:cs="Consolas"/>
-          <w:b w:val="0"/>
-          <w:bCs w:val="0"/>
-          <w:color w:val="000000"/>
-          <w:kern w:val="0"/>
-          <w:sz w:val="18"/>
-          <w:szCs w:val="18"/>
-          <w:shd w:val="clear" w:fill="FFFFFF"/>
-          <w:lang w:val="en-US" w:eastAsia="zh-CN" w:bidi="ar"/>
-        </w:rPr>
-        <w:t>=</w:t>
-      </w:r>
-      <w:r>
-        <w:rPr>
-          <w:rFonts w:hint="default" w:ascii="Consolas" w:hAnsi="Consolas" w:eastAsia="Consolas" w:cs="Consolas"/>
-          <w:b w:val="0"/>
-          <w:bCs w:val="0"/>
-          <w:color w:val="3B3B3B"/>
-          <w:kern w:val="0"/>
-          <w:sz w:val="18"/>
-          <w:szCs w:val="18"/>
-          <w:shd w:val="clear" w:fill="FFFFFF"/>
-          <w:lang w:val="en-US" w:eastAsia="zh-CN" w:bidi="ar"/>
-        </w:rPr>
-        <w:t xml:space="preserve"> </w:t>
-      </w:r>
-      <w:r>
-        <w:rPr>
-          <w:rFonts w:hint="default" w:ascii="Consolas" w:hAnsi="Consolas" w:eastAsia="Consolas" w:cs="Consolas"/>
-          <w:b w:val="0"/>
-          <w:bCs w:val="0"/>
-          <w:color w:val="795E26"/>
-          <w:kern w:val="0"/>
-          <w:sz w:val="18"/>
-          <w:szCs w:val="18"/>
-          <w:shd w:val="clear" w:fill="FFFFFF"/>
-          <w:lang w:val="en-US" w:eastAsia="zh-CN" w:bidi="ar"/>
-        </w:rPr>
-        <w:t>Cast</w:t>
-      </w:r>
-      <w:r>
-        <w:rPr>
-          <w:rFonts w:hint="default" w:ascii="Consolas" w:hAnsi="Consolas" w:eastAsia="Consolas" w:cs="Consolas"/>
-          <w:b w:val="0"/>
-          <w:bCs w:val="0"/>
-          <w:color w:val="3B3B3B"/>
-          <w:kern w:val="0"/>
-          <w:sz w:val="18"/>
-          <w:szCs w:val="18"/>
-          <w:shd w:val="clear" w:fill="FFFFFF"/>
-          <w:lang w:val="en-US" w:eastAsia="zh-CN" w:bidi="ar"/>
-        </w:rPr>
-        <w:t>&lt;</w:t>
-      </w:r>
-      <w:r>
-        <w:rPr>
-          <w:rFonts w:hint="default" w:ascii="Consolas" w:hAnsi="Consolas" w:eastAsia="Consolas" w:cs="Consolas"/>
-          <w:b w:val="0"/>
-          <w:bCs w:val="0"/>
-          <w:color w:val="267F99"/>
-          <w:kern w:val="0"/>
-          <w:sz w:val="18"/>
-          <w:szCs w:val="18"/>
-          <w:shd w:val="clear" w:fill="FFFFFF"/>
-          <w:lang w:val="en-US" w:eastAsia="zh-CN" w:bidi="ar"/>
-        </w:rPr>
-        <w:t>UEnhancedInputComponent</w:t>
-      </w:r>
-      <w:r>
-        <w:rPr>
-          <w:rFonts w:hint="default" w:ascii="Consolas" w:hAnsi="Consolas" w:eastAsia="Consolas" w:cs="Consolas"/>
-          <w:b w:val="0"/>
-          <w:bCs w:val="0"/>
-          <w:color w:val="3B3B3B"/>
-          <w:kern w:val="0"/>
-          <w:sz w:val="18"/>
-          <w:szCs w:val="18"/>
-          <w:shd w:val="clear" w:fill="FFFFFF"/>
-          <w:lang w:val="en-US" w:eastAsia="zh-CN" w:bidi="ar"/>
-        </w:rPr>
-        <w:t>&gt;(InputComponent);</w:t>
+          <w:color w:val="008000"/>
+          <w:kern w:val="0"/>
+          <w:sz w:val="18"/>
+          <w:szCs w:val="18"/>
+          <w:shd w:val="clear" w:fill="FFFFFF"/>
+          <w:lang w:val="en-US" w:eastAsia="zh-CN" w:bidi="ar"/>
+        </w:rPr>
+        <w:t>    // #include "EnhancedInputComponent.h"，用于解决Cast中类不完整的问题</w:t>
       </w:r>
     </w:p>
     <w:p>
@@ -2678,14 +2549,126 @@
           <w:rFonts w:hint="default" w:ascii="Consolas" w:hAnsi="Consolas" w:eastAsia="Consolas" w:cs="Consolas"/>
           <w:b w:val="0"/>
           <w:bCs w:val="0"/>
-          <w:color w:val="008000"/>
-          <w:kern w:val="0"/>
-          <w:sz w:val="18"/>
-          <w:szCs w:val="18"/>
-          <w:shd w:val="clear" w:fill="FFFFFF"/>
-          <w:lang w:val="en-US" w:eastAsia="zh-CN" w:bidi="ar"/>
-        </w:rPr>
-        <w:t>    // Cast可以换成CastCheck，既有强制类型转换，也有指针为空检查。下一行可以替换上两行语句</w:t>
+          <w:color w:val="3B3B3B"/>
+          <w:kern w:val="0"/>
+          <w:sz w:val="18"/>
+          <w:szCs w:val="18"/>
+          <w:shd w:val="clear" w:fill="FFFFFF"/>
+          <w:lang w:val="en-US" w:eastAsia="zh-CN" w:bidi="ar"/>
+        </w:rPr>
+        <w:t>    UEnhancedInputComponent</w:t>
+      </w:r>
+      <w:r>
+        <w:rPr>
+          <w:rFonts w:hint="default" w:ascii="Consolas" w:hAnsi="Consolas" w:eastAsia="Consolas" w:cs="Consolas"/>
+          <w:b w:val="0"/>
+          <w:bCs w:val="0"/>
+          <w:color w:val="000000"/>
+          <w:kern w:val="0"/>
+          <w:sz w:val="18"/>
+          <w:szCs w:val="18"/>
+          <w:shd w:val="clear" w:fill="FFFFFF"/>
+          <w:lang w:val="en-US" w:eastAsia="zh-CN" w:bidi="ar"/>
+        </w:rPr>
+        <w:t>*</w:t>
+      </w:r>
+      <w:r>
+        <w:rPr>
+          <w:rFonts w:hint="default" w:ascii="Consolas" w:hAnsi="Consolas" w:eastAsia="Consolas" w:cs="Consolas"/>
+          <w:b w:val="0"/>
+          <w:bCs w:val="0"/>
+          <w:color w:val="3B3B3B"/>
+          <w:kern w:val="0"/>
+          <w:sz w:val="18"/>
+          <w:szCs w:val="18"/>
+          <w:shd w:val="clear" w:fill="FFFFFF"/>
+          <w:lang w:val="en-US" w:eastAsia="zh-CN" w:bidi="ar"/>
+        </w:rPr>
+        <w:t xml:space="preserve"> EnhancedInputComponent </w:t>
+      </w:r>
+      <w:r>
+        <w:rPr>
+          <w:rFonts w:hint="default" w:ascii="Consolas" w:hAnsi="Consolas" w:eastAsia="Consolas" w:cs="Consolas"/>
+          <w:b w:val="0"/>
+          <w:bCs w:val="0"/>
+          <w:color w:val="000000"/>
+          <w:kern w:val="0"/>
+          <w:sz w:val="18"/>
+          <w:szCs w:val="18"/>
+          <w:shd w:val="clear" w:fill="FFFFFF"/>
+          <w:lang w:val="en-US" w:eastAsia="zh-CN" w:bidi="ar"/>
+        </w:rPr>
+        <w:t>=</w:t>
+      </w:r>
+      <w:r>
+        <w:rPr>
+          <w:rFonts w:hint="default" w:ascii="Consolas" w:hAnsi="Consolas" w:eastAsia="Consolas" w:cs="Consolas"/>
+          <w:b w:val="0"/>
+          <w:bCs w:val="0"/>
+          <w:color w:val="3B3B3B"/>
+          <w:kern w:val="0"/>
+          <w:sz w:val="18"/>
+          <w:szCs w:val="18"/>
+          <w:shd w:val="clear" w:fill="FFFFFF"/>
+          <w:lang w:val="en-US" w:eastAsia="zh-CN" w:bidi="ar"/>
+        </w:rPr>
+        <w:t xml:space="preserve"> </w:t>
+      </w:r>
+      <w:r>
+        <w:rPr>
+          <w:rFonts w:hint="default" w:ascii="Consolas" w:hAnsi="Consolas" w:eastAsia="Consolas" w:cs="Consolas"/>
+          <w:b w:val="0"/>
+          <w:bCs w:val="0"/>
+          <w:color w:val="795E26"/>
+          <w:kern w:val="0"/>
+          <w:sz w:val="18"/>
+          <w:szCs w:val="18"/>
+          <w:shd w:val="clear" w:fill="FFFFFF"/>
+          <w:lang w:val="en-US" w:eastAsia="zh-CN" w:bidi="ar"/>
+        </w:rPr>
+        <w:t>Cast</w:t>
+      </w:r>
+      <w:r>
+        <w:rPr>
+          <w:rFonts w:hint="default" w:ascii="Consolas" w:hAnsi="Consolas" w:eastAsia="Consolas" w:cs="Consolas"/>
+          <w:b w:val="0"/>
+          <w:bCs w:val="0"/>
+          <w:color w:val="3B3B3B"/>
+          <w:kern w:val="0"/>
+          <w:sz w:val="18"/>
+          <w:szCs w:val="18"/>
+          <w:shd w:val="clear" w:fill="FFFFFF"/>
+          <w:lang w:val="en-US" w:eastAsia="zh-CN" w:bidi="ar"/>
+        </w:rPr>
+        <w:t>&lt;</w:t>
+      </w:r>
+      <w:r>
+        <w:rPr>
+          <w:rFonts w:hint="default" w:ascii="Consolas" w:hAnsi="Consolas" w:eastAsia="Consolas" w:cs="Consolas"/>
+          <w:b w:val="0"/>
+          <w:bCs w:val="0"/>
+          <w:color w:val="267F99"/>
+          <w:kern w:val="0"/>
+          <w:sz w:val="18"/>
+          <w:szCs w:val="18"/>
+          <w:shd w:val="clear" w:fill="FFFFFF"/>
+          <w:lang w:val="en-US" w:eastAsia="zh-CN" w:bidi="ar"/>
+        </w:rPr>
+        <w:t>UEnhancedInputComponent</w:t>
+      </w:r>
+      <w:r>
+        <w:rPr>
+          <w:rFonts w:hint="default" w:ascii="Consolas" w:hAnsi="Consolas" w:eastAsia="Consolas" w:cs="Consolas"/>
+          <w:b w:val="0"/>
+          <w:bCs w:val="0"/>
+          <w:color w:val="3B3B3B"/>
+          <w:kern w:val="0"/>
+          <w:sz w:val="18"/>
+          <w:szCs w:val="18"/>
+          <w:shd w:val="clear" w:fill="FFFFFF"/>
+          <w:lang w:val="en-US" w:eastAsia="zh-CN" w:bidi="ar"/>
+        </w:rPr>
+        <w:t>&gt;(InputComponent);</w:t>
       </w:r>
     </w:p>
     <w:p>
@@ -2718,7 +2701,7 @@
           <w:shd w:val="clear" w:fill="FFFFFF"/>
           <w:lang w:val="en-US" w:eastAsia="zh-CN" w:bidi="ar"/>
         </w:rPr>
-        <w:t>    // UEnhancedInputComponent* EnhancedInputComponent2 = CastChecked&lt;UEnhancedInputComponent&gt;(InputComponent);</w:t>
+        <w:t>    // Cast可以换成CastCheck，既有强制类型转换，也有指针为空检查。下一行可以替换上两行语句</w:t>
       </w:r>
     </w:p>
     <w:p>
@@ -2744,74 +2727,14 @@
           <w:rFonts w:hint="default" w:ascii="Consolas" w:hAnsi="Consolas" w:eastAsia="Consolas" w:cs="Consolas"/>
           <w:b w:val="0"/>
           <w:bCs w:val="0"/>
-          <w:color w:val="3B3B3B"/>
-          <w:kern w:val="0"/>
-          <w:sz w:val="18"/>
-          <w:szCs w:val="18"/>
-          <w:shd w:val="clear" w:fill="FFFFFF"/>
-          <w:lang w:val="en-US" w:eastAsia="zh-CN" w:bidi="ar"/>
-        </w:rPr>
-        <w:t>}</w:t>
-      </w:r>
-    </w:p>
-    <w:bookmarkEnd w:id="0"/>
-    <w:p>
-      <w:pPr>
-        <w:rPr>
-          <w:rFonts w:hint="eastAsia"/>
-          <w:lang w:val="en-US" w:eastAsia="zh-CN"/>
-        </w:rPr>
-      </w:pPr>
-      <w:r>
-        <w:rPr>
-          <w:rFonts w:hint="eastAsia"/>
-          <w:lang w:val="en-US" w:eastAsia="zh-CN"/>
-        </w:rPr>
-        <w:t>为了InputAction，我们也需要在类中定义几个private变量</w:t>
-      </w:r>
-    </w:p>
-    <w:p>
-      <w:pPr>
-        <w:pStyle w:val="3"/>
-        <w:keepNext w:val="0"/>
-        <w:keepLines w:val="0"/>
-        <w:widowControl/>
-        <w:suppressLineNumbers w:val="0"/>
-        <w:rPr>
-          <w:rFonts w:ascii="monospace" w:hAnsi="monospace" w:eastAsia="monospace" w:cs="monospace"/>
-          <w:sz w:val="19"/>
-          <w:szCs w:val="19"/>
-        </w:rPr>
-      </w:pPr>
-      <w:r>
-        <w:rPr>
-          <w:rFonts w:hint="default" w:ascii="monospace" w:hAnsi="monospace" w:eastAsia="monospace" w:cs="monospace"/>
-          <w:color w:val="6C95EB"/>
-          <w:sz w:val="19"/>
-          <w:szCs w:val="19"/>
-          <w:shd w:val="clear" w:fill="262626"/>
-        </w:rPr>
-        <w:t xml:space="preserve">class </w:t>
-      </w:r>
-      <w:r>
-        <w:rPr>
-          <w:rFonts w:hint="default" w:ascii="monospace" w:hAnsi="monospace" w:eastAsia="monospace" w:cs="monospace"/>
-          <w:color w:val="C191FF"/>
-          <w:sz w:val="19"/>
-          <w:szCs w:val="19"/>
-          <w:shd w:val="clear" w:fill="262626"/>
-        </w:rPr>
-        <w:t>UInputAction</w:t>
-      </w:r>
-      <w:r>
-        <w:rPr>
-          <w:rFonts w:hint="default" w:ascii="monospace" w:hAnsi="monospace" w:eastAsia="monospace" w:cs="monospace"/>
-          <w:color w:val="BDBDBD"/>
-          <w:sz w:val="19"/>
-          <w:szCs w:val="19"/>
-          <w:shd w:val="clear" w:fill="262626"/>
-        </w:rPr>
-        <w:t>;</w:t>
+          <w:color w:val="008000"/>
+          <w:kern w:val="0"/>
+          <w:sz w:val="18"/>
+          <w:szCs w:val="18"/>
+          <w:shd w:val="clear" w:fill="FFFFFF"/>
+          <w:lang w:val="en-US" w:eastAsia="zh-CN" w:bidi="ar"/>
+        </w:rPr>
+        <w:t>    // UEnhancedInputComponent* EnhancedInputComponent2 = CastChecked&lt;UEnhancedInputComponent&gt;(InputComponent);</w:t>
       </w:r>
     </w:p>
     <w:p>
@@ -2824,83 +2747,86 @@
         <w:spacing w:line="143" w:lineRule="atLeast"/>
         <w:jc w:val="left"/>
         <w:rPr>
-          <w:rFonts w:ascii="Consolas" w:hAnsi="Consolas" w:eastAsia="Consolas" w:cs="Consolas"/>
-          <w:b w:val="0"/>
-          <w:bCs w:val="0"/>
-          <w:color w:val="3B3B3B"/>
-          <w:sz w:val="18"/>
-          <w:szCs w:val="18"/>
-        </w:rPr>
-      </w:pPr>
-      <w:r>
-        <w:rPr>
-          <w:rFonts w:hint="default" w:ascii="Consolas" w:hAnsi="Consolas" w:eastAsia="Consolas" w:cs="Consolas"/>
-          <w:b w:val="0"/>
-          <w:bCs w:val="0"/>
-          <w:color w:val="001080"/>
-          <w:kern w:val="0"/>
-          <w:sz w:val="18"/>
-          <w:szCs w:val="18"/>
-          <w:shd w:val="clear" w:fill="FFFFFF"/>
-          <w:lang w:val="en-US" w:eastAsia="zh-CN" w:bidi="ar"/>
-        </w:rPr>
-        <w:t>UPROPERTY</w:t>
-      </w:r>
-      <w:r>
-        <w:rPr>
-          <w:rFonts w:hint="default" w:ascii="Consolas" w:hAnsi="Consolas" w:eastAsia="Consolas" w:cs="Consolas"/>
-          <w:b w:val="0"/>
-          <w:bCs w:val="0"/>
-          <w:color w:val="3B3B3B"/>
-          <w:kern w:val="0"/>
-          <w:sz w:val="18"/>
-          <w:szCs w:val="18"/>
-          <w:shd w:val="clear" w:fill="FFFFFF"/>
-          <w:lang w:val="en-US" w:eastAsia="zh-CN" w:bidi="ar"/>
-        </w:rPr>
-        <w:t>(EditAnywhere,Category</w:t>
-      </w:r>
-      <w:r>
-        <w:rPr>
-          <w:rFonts w:hint="default" w:ascii="Consolas" w:hAnsi="Consolas" w:eastAsia="Consolas" w:cs="Consolas"/>
-          <w:b w:val="0"/>
-          <w:bCs w:val="0"/>
-          <w:color w:val="000000"/>
-          <w:kern w:val="0"/>
-          <w:sz w:val="18"/>
-          <w:szCs w:val="18"/>
-          <w:shd w:val="clear" w:fill="FFFFFF"/>
-          <w:lang w:val="en-US" w:eastAsia="zh-CN" w:bidi="ar"/>
-        </w:rPr>
-        <w:t>=</w:t>
-      </w:r>
-      <w:r>
-        <w:rPr>
-          <w:rFonts w:hint="default" w:ascii="Consolas" w:hAnsi="Consolas" w:eastAsia="Consolas" w:cs="Consolas"/>
-          <w:b w:val="0"/>
-          <w:bCs w:val="0"/>
-          <w:color w:val="A31515"/>
-          <w:kern w:val="0"/>
-          <w:sz w:val="18"/>
-          <w:szCs w:val="18"/>
-          <w:shd w:val="clear" w:fill="FFFFFF"/>
-          <w:lang w:val="en-US" w:eastAsia="zh-CN" w:bidi="ar"/>
-        </w:rPr>
-        <w:t>"Input"</w:t>
-      </w:r>
-      <w:r>
-        <w:rPr>
-          <w:rFonts w:hint="default" w:ascii="Consolas" w:hAnsi="Consolas" w:eastAsia="Consolas" w:cs="Consolas"/>
-          <w:b w:val="0"/>
-          <w:bCs w:val="0"/>
-          <w:color w:val="3B3B3B"/>
-          <w:kern w:val="0"/>
-          <w:sz w:val="18"/>
-          <w:szCs w:val="18"/>
-          <w:shd w:val="clear" w:fill="FFFFFF"/>
-          <w:lang w:val="en-US" w:eastAsia="zh-CN" w:bidi="ar"/>
-        </w:rPr>
-        <w:t>)</w:t>
+          <w:rFonts w:hint="default" w:ascii="Consolas" w:hAnsi="Consolas" w:eastAsia="Consolas" w:cs="Consolas"/>
+          <w:b w:val="0"/>
+          <w:bCs w:val="0"/>
+          <w:color w:val="3B3B3B"/>
+          <w:sz w:val="18"/>
+          <w:szCs w:val="18"/>
+        </w:rPr>
+      </w:pPr>
+      <w:r>
+        <w:rPr>
+          <w:rFonts w:hint="default" w:ascii="Consolas" w:hAnsi="Consolas" w:eastAsia="Consolas" w:cs="Consolas"/>
+          <w:b w:val="0"/>
+          <w:bCs w:val="0"/>
+          <w:color w:val="3B3B3B"/>
+          <w:kern w:val="0"/>
+          <w:sz w:val="18"/>
+          <w:szCs w:val="18"/>
+          <w:shd w:val="clear" w:fill="FFFFFF"/>
+          <w:lang w:val="en-US" w:eastAsia="zh-CN" w:bidi="ar"/>
+        </w:rPr>
+        <w:t>}</w:t>
+      </w:r>
+    </w:p>
+    <w:p>
+      <w:pPr>
+        <w:rPr>
+          <w:rFonts w:hint="eastAsia"/>
+          <w:lang w:val="en-US" w:eastAsia="zh-CN"/>
+        </w:rPr>
+      </w:pPr>
+      <w:r>
+        <w:rPr>
+          <w:rFonts w:hint="eastAsia"/>
+          <w:lang w:val="en-US" w:eastAsia="zh-CN"/>
+        </w:rPr>
+        <w:t>为了InputAction，我们也需要在类中定义几个private变量</w:t>
+      </w:r>
+    </w:p>
+    <w:p>
+      <w:pPr>
+        <w:pStyle w:val="3"/>
+        <w:keepNext w:val="0"/>
+        <w:keepLines w:val="0"/>
+        <w:widowControl/>
+        <w:suppressLineNumbers w:val="0"/>
+        <w:rPr>
+          <w:rFonts w:ascii="monospace" w:hAnsi="monospace" w:eastAsia="monospace" w:cs="monospace"/>
+          <w:sz w:val="19"/>
+          <w:szCs w:val="19"/>
+        </w:rPr>
+      </w:pPr>
+      <w:r>
+        <w:rPr>
+          <w:rFonts w:hint="default" w:ascii="monospace" w:hAnsi="monospace" w:eastAsia="monospace" w:cs="monospace"/>
+          <w:color w:val="6C95EB"/>
+          <w:sz w:val="19"/>
+          <w:szCs w:val="19"/>
+          <w:shd w:val="clear" w:fill="262626"/>
+        </w:rPr>
+        <w:t xml:space="preserve">class </w:t>
+      </w:r>
+      <w:r>
+        <w:rPr>
+          <w:rFonts w:hint="default" w:ascii="monospace" w:hAnsi="monospace" w:eastAsia="monospace" w:cs="monospace"/>
+          <w:color w:val="C191FF"/>
+          <w:sz w:val="19"/>
+          <w:szCs w:val="19"/>
+          <w:shd w:val="clear" w:fill="262626"/>
+        </w:rPr>
+        <w:t>UInputAction</w:t>
+      </w:r>
+      <w:r>
+        <w:rPr>
+          <w:rFonts w:hint="default" w:ascii="monospace" w:hAnsi="monospace" w:eastAsia="monospace" w:cs="monospace"/>
+          <w:color w:val="BDBDBD"/>
+          <w:sz w:val="19"/>
+          <w:szCs w:val="19"/>
+          <w:shd w:val="clear" w:fill="262626"/>
+        </w:rPr>
+        <w:t>;</w:t>
       </w:r>
     </w:p>
     <w:p>
@@ -2913,6 +2839,95 @@
         <w:spacing w:line="143" w:lineRule="atLeast"/>
         <w:jc w:val="left"/>
         <w:rPr>
+          <w:rFonts w:ascii="Consolas" w:hAnsi="Consolas" w:eastAsia="Consolas" w:cs="Consolas"/>
+          <w:b w:val="0"/>
+          <w:bCs w:val="0"/>
+          <w:color w:val="3B3B3B"/>
+          <w:sz w:val="18"/>
+          <w:szCs w:val="18"/>
+        </w:rPr>
+      </w:pPr>
+      <w:r>
+        <w:rPr>
+          <w:rFonts w:hint="default" w:ascii="Consolas" w:hAnsi="Consolas" w:eastAsia="Consolas" w:cs="Consolas"/>
+          <w:b w:val="0"/>
+          <w:bCs w:val="0"/>
+          <w:color w:val="001080"/>
+          <w:kern w:val="0"/>
+          <w:sz w:val="18"/>
+          <w:szCs w:val="18"/>
+          <w:shd w:val="clear" w:fill="FFFFFF"/>
+          <w:lang w:val="en-US" w:eastAsia="zh-CN" w:bidi="ar"/>
+        </w:rPr>
+        <w:t>UPROPERTY</w:t>
+      </w:r>
+      <w:r>
+        <w:rPr>
+          <w:rFonts w:hint="default" w:ascii="Consolas" w:hAnsi="Consolas" w:eastAsia="Consolas" w:cs="Consolas"/>
+          <w:b w:val="0"/>
+          <w:bCs w:val="0"/>
+          <w:color w:val="3B3B3B"/>
+          <w:kern w:val="0"/>
+          <w:sz w:val="18"/>
+          <w:szCs w:val="18"/>
+          <w:shd w:val="clear" w:fill="FFFFFF"/>
+          <w:lang w:val="en-US" w:eastAsia="zh-CN" w:bidi="ar"/>
+        </w:rPr>
+        <w:t>(EditAnywhere,Category</w:t>
+      </w:r>
+      <w:r>
+        <w:rPr>
+          <w:rFonts w:hint="default" w:ascii="Consolas" w:hAnsi="Consolas" w:eastAsia="Consolas" w:cs="Consolas"/>
+          <w:b w:val="0"/>
+          <w:bCs w:val="0"/>
+          <w:color w:val="000000"/>
+          <w:kern w:val="0"/>
+          <w:sz w:val="18"/>
+          <w:szCs w:val="18"/>
+          <w:shd w:val="clear" w:fill="FFFFFF"/>
+          <w:lang w:val="en-US" w:eastAsia="zh-CN" w:bidi="ar"/>
+        </w:rPr>
+        <w:t>=</w:t>
+      </w:r>
+      <w:r>
+        <w:rPr>
+          <w:rFonts w:hint="default" w:ascii="Consolas" w:hAnsi="Consolas" w:eastAsia="Consolas" w:cs="Consolas"/>
+          <w:b w:val="0"/>
+          <w:bCs w:val="0"/>
+          <w:color w:val="A31515"/>
+          <w:kern w:val="0"/>
+          <w:sz w:val="18"/>
+          <w:szCs w:val="18"/>
+          <w:shd w:val="clear" w:fill="FFFFFF"/>
+          <w:lang w:val="en-US" w:eastAsia="zh-CN" w:bidi="ar"/>
+        </w:rPr>
+        <w:t>"Input"</w:t>
+      </w:r>
+      <w:r>
+        <w:rPr>
+          <w:rFonts w:hint="default" w:ascii="Consolas" w:hAnsi="Consolas" w:eastAsia="Consolas" w:cs="Consolas"/>
+          <w:b w:val="0"/>
+          <w:bCs w:val="0"/>
+          <w:color w:val="3B3B3B"/>
+          <w:kern w:val="0"/>
+          <w:sz w:val="18"/>
+          <w:szCs w:val="18"/>
+          <w:shd w:val="clear" w:fill="FFFFFF"/>
+          <w:lang w:val="en-US" w:eastAsia="zh-CN" w:bidi="ar"/>
+        </w:rPr>
+        <w:t>)</w:t>
+      </w:r>
+    </w:p>
+    <w:p>
+      <w:pPr>
+        <w:keepNext w:val="0"/>
+        <w:keepLines w:val="0"/>
+        <w:widowControl/>
+        <w:suppressLineNumbers w:val="0"/>
+        <w:shd w:val="clear" w:fill="FFFFFF"/>
+        <w:spacing w:line="143" w:lineRule="atLeast"/>
+        <w:jc w:val="left"/>
+        <w:rPr>
           <w:rFonts w:hint="default" w:ascii="Consolas" w:hAnsi="Consolas" w:eastAsia="Consolas" w:cs="Consolas"/>
           <w:b w:val="0"/>
           <w:bCs w:val="0"/>
@@ -3204,7 +3219,7 @@
           <w:rFonts w:hint="eastAsia"/>
           <w:lang w:val="en-US" w:eastAsia="zh-CN"/>
         </w:rPr>
-        <w:t>首先绑定，在BeginPlay中加上一行</w:t>
+        <w:t>首先绑定，在SetupInputComponent函数中加上一行</w:t>
       </w:r>
     </w:p>
     <w:p>
@@ -5503,7 +5518,7 @@
     <w:lsdException w:unhideWhenUsed="0" w:uiPriority="0" w:semiHidden="0" w:name="HTML Code"/>
     <w:lsdException w:unhideWhenUsed="0" w:uiPriority="0" w:semiHidden="0" w:name="HTML Definition"/>
     <w:lsdException w:unhideWhenUsed="0" w:uiPriority="0" w:semiHidden="0" w:name="HTML Keyboard"/>
-    <w:lsdException w:unhideWhenUsed="0" w:uiPriority="0" w:semiHidden="0" w:name="HTML Preformatted"/>
+    <w:lsdException w:qFormat="1" w:unhideWhenUsed="0" w:uiPriority="0" w:semiHidden="0" w:name="HTML Preformatted"/>
     <w:lsdException w:unhideWhenUsed="0" w:uiPriority="0" w:semiHidden="0" w:name="HTML Sample"/>
     <w:lsdException w:unhideWhenUsed="0" w:uiPriority="0" w:semiHidden="0" w:name="HTML Typewriter"/>
     <w:lsdException w:unhideWhenUsed="0" w:uiPriority="0" w:semiHidden="0" w:name="HTML Variable"/>
@@ -5711,6 +5726,7 @@
   <w:style w:type="paragraph" w:styleId="3">
     <w:name w:val="HTML Preformatted"/>
     <w:basedOn w:val="1"/>
+    <w:qFormat/>
     <w:uiPriority w:val="0"/>
     <w:pPr>
       <w:tabs>
